--- a/交付成果/第4轮朗读优化版/朗读优化8周版/读书会11_十二缘起——生命流转的秘密_8周资料包（朗读优化版）/Word版/第5周_第八至十支——爱、取、有_学员版.docx
+++ b/交付成果/第4轮朗读优化版/朗读优化8周版/读书会11_十二缘起——生命流转的秘密_8周资料包（朗读优化版）/Word版/第5周_第八至十支——爱、取、有_学员版.docx
@@ -4,2714 +4,2459 @@
   <w:body>
     <w:p>
       <w:pPr>
-        <w:spacing w:before="160" w:after="80"/>
+        <w:jc w:val="right"/>
       </w:pPr>
       <w:r>
         <w:rPr>
-          <w:rFonts w:ascii="Microsoft YaHei" w:hAnsi="Microsoft YaHei" w:eastAsia="Microsoft YaHei"/>
-          <w:b/>
-          <w:color w:val="1E5631"/>
-          <w:sz w:val="34"/>
-        </w:rPr>
-        <w:t>第5周：第八至十支——爱、取、有（学员版）</w:t>
+          <w:color w:val="888888"/>
+          <w:sz w:val="16"/>
+        </w:rPr>
+        <w:t>📅 最近更新：2026-09-26 15:41　|　学员版（第三版修订）；第4轮朗读优化（2026-09-26）：音频转写来源的共读原文已口语化改写</w:t>
       </w:r>
     </w:p>
     <w:p>
       <w:pPr>
-        <w:spacing w:before="40" w:after="80"/>
-        <w:ind w:left="283"/>
-        <w:shd w:val="clear" w:color="auto" w:fill="EDF6EF"/>
-        <w:pBdr>
-          <w:left w:val="single" w:sz="20" w:space="6" w:color="1E5631"/>
-        </w:pBdr>
+        <w:jc w:val="center"/>
       </w:pPr>
       <w:r>
         <w:rPr>
-          <w:sz w:val="20"/>
-        </w:rPr>
-        <w:t>上一周，我们看见了「六入—触—受」如何依缘而起。这一周，生命之流继续推进到第八至十支——爱、取、有。原文告诉我们：当可爱的受生起，爱就在这里生起、建立；爱一次又一次数数生起，就变得既强且固，成为「取」；取推动我们造业，就积成「业有」，并推向未来的「生有」。今晚我们不急于责备自己「怎么又贪了」，只做一件事：在一次真实的舒服或不舒服里，看清楚受怎样引出爱、爱怎样硬化成取。看清机制，就是修行的起点。</w:t>
+          <w:b/>
+          <w:color w:val="1E4620"/>
+          <w:sz w:val="36"/>
+        </w:rPr>
+        <w:t>第5周：第八至十支——爱、取、有</w:t>
       </w:r>
     </w:p>
     <w:p>
       <w:pPr>
-        <w:spacing w:before="160" w:after="80"/>
+        <w:ind w:left="170"/>
+        <w:pBdr>
+          <w:left w:val="single" w:sz="18" w:space="4" w:color="1E4620"/>
+        </w:pBdr>
+        <w:shd w:val="clear" w:fill="F2F5FA"/>
       </w:pPr>
       <w:r>
         <w:rPr>
-          <w:rFonts w:ascii="Microsoft YaHei" w:hAnsi="Microsoft YaHei" w:eastAsia="Microsoft YaHei"/>
+          <w:b w:val="0"/>
+        </w:rPr>
+        <w:t>上一周，我们看见了「六入—触—受」如何依缘而起。这一周，生命之流继续推进到第八至十支——爱、取、有。原文告诉我们：当可爱的受生起，爱就在这里生起、建立；爱一次又一次数数生起，就变得既强且固，成为「取」；取推动我们造业，就积成「业有」，并推向未来的「生有」。今晚我们不急于责备自己「怎么又贪了」，只做一件事：在一次真实的舒服或不舒服里，看清楚受怎样引出爱、爱怎样硬化成取。看清机制，就是修行的起点。</w:t>
+      </w:r>
+    </w:p>
+    <w:p>
+      <w:r>
+        <w:rPr>
           <w:b/>
-          <w:color w:val="1E5631"/>
-          <w:sz w:val="28"/>
+          <w:color w:val="1E4620"/>
+          <w:sz w:val="26"/>
         </w:rPr>
         <w:t>📋 本周信息卡</w:t>
       </w:r>
     </w:p>
     <w:p>
       <w:pPr>
-        <w:ind w:left="340"/>
+        <w:pStyle w:val="ListBullet"/>
       </w:pPr>
       <w:r>
         <w:rPr>
-          <w:color w:val="1E5631"/>
-          <w:sz w:val="21"/>
-        </w:rPr>
-        <w:t xml:space="preserve">• </w:t>
-      </w:r>
-      <w:r>
-        <w:rPr>
           <w:b/>
-          <w:sz w:val="21"/>
         </w:rPr>
         <w:t>本周时长</w:t>
       </w:r>
       <w:r>
         <w:rPr>
-          <w:sz w:val="21"/>
+          <w:b w:val="0"/>
         </w:rPr>
         <w:t>：120 分钟（静心 10／共读 25／分享 20／讨论 35／练习 15／收尾 15）</w:t>
       </w:r>
     </w:p>
     <w:p>
       <w:pPr>
-        <w:ind w:left="340"/>
+        <w:pStyle w:val="ListBullet"/>
       </w:pPr>
       <w:r>
         <w:rPr>
-          <w:color w:val="1E5631"/>
-          <w:sz w:val="21"/>
-        </w:rPr>
-        <w:t xml:space="preserve">• </w:t>
-      </w:r>
-      <w:r>
-        <w:rPr>
           <w:b/>
-          <w:sz w:val="21"/>
         </w:rPr>
         <w:t>核心问题</w:t>
       </w:r>
       <w:r>
         <w:rPr>
-          <w:sz w:val="21"/>
+          <w:b w:val="0"/>
         </w:rPr>
         <w:t>：受为什么会引出爱？爱怎样变成取？「有」到底是什么——为什么它既是造业（业有）又是果报（生有）？我们能在哪一环下手？</w:t>
       </w:r>
     </w:p>
     <w:p>
       <w:pPr>
-        <w:ind w:left="340"/>
+        <w:pStyle w:val="ListBullet"/>
       </w:pPr>
       <w:r>
         <w:rPr>
-          <w:color w:val="1E5631"/>
-          <w:sz w:val="21"/>
-        </w:rPr>
-        <w:t xml:space="preserve">• </w:t>
-      </w:r>
-      <w:r>
-        <w:rPr>
           <w:b/>
-          <w:sz w:val="21"/>
         </w:rPr>
         <w:t>共读原文提要</w:t>
       </w:r>
       <w:r>
         <w:rPr>
-          <w:sz w:val="21"/>
+          <w:b w:val="0"/>
         </w:rPr>
         <w:t>：①《第77讲·受缘爱&amp;爱缘取1》三十二种果报受、爱的一百零八种、受与爱以自然亲依止缘为关系、修行下手处「果报如此，速行可变」、四取（欲取／见取／戒禁取／我语取）的含义与三种次序；②《第78讲·爱缘取2》爱缘取的缘力作用、六十二邪见与二十种有身见、以六处为根源、缘起冰山理论与八步梳理法；③《摄缘.pdf》讲义「有」支（业有＝令有、生有＝存在）的词义与九类分别。</w:t>
       </w:r>
     </w:p>
     <w:p>
       <w:pPr>
-        <w:ind w:left="340"/>
+        <w:pStyle w:val="ListBullet"/>
       </w:pPr>
       <w:r>
         <w:rPr>
-          <w:color w:val="1E5631"/>
-          <w:sz w:val="21"/>
-        </w:rPr>
-        <w:t xml:space="preserve">• </w:t>
-      </w:r>
-      <w:r>
-        <w:rPr>
           <w:b/>
-          <w:sz w:val="21"/>
         </w:rPr>
         <w:t>本周作业</w:t>
       </w:r>
       <w:r>
         <w:rPr>
-          <w:sz w:val="21"/>
+          <w:b w:val="0"/>
         </w:rPr>
         <w:t>：每天选一次「特别想要」或「特别不要」的时刻；记录：什么受（乐／苦／捨）→ 爱是哪一类（欲爱／有爱／无有爱）→ 有没有变成取（抓住不放）→ 后来造了什么身语意业。只记录，不评判；看清一次，就是一次收获。</w:t>
+      </w:r>
+    </w:p>
+    <w:p>
+      <w:r>
+        <w:rPr>
+          <w:b/>
+          <w:color w:val="1E4620"/>
+          <w:sz w:val="26"/>
+        </w:rPr>
+        <w:t>🧘 静心开场（10 min）</w:t>
       </w:r>
     </w:p>
     <w:p>
       <w:pPr>
-        <w:spacing w:before="160" w:after="80"/>
+        <w:ind w:left="170"/>
+        <w:pBdr>
+          <w:left w:val="single" w:sz="18" w:space="4" w:color="1E4620"/>
+        </w:pBdr>
+        <w:shd w:val="clear" w:fill="F2F5FA"/>
       </w:pPr>
       <w:r>
         <w:rPr>
-          <w:rFonts w:ascii="Microsoft YaHei" w:hAnsi="Microsoft YaHei" w:eastAsia="Microsoft YaHei"/>
+          <w:b w:val="0"/>
+        </w:rPr>
+        <w:t xml:space="preserve">💬 </w:t>
+      </w:r>
+      <w:r>
+        <w:rPr>
           <w:b/>
-          <w:color w:val="1E5631"/>
-          <w:sz w:val="28"/>
-        </w:rPr>
-        <w:t>🧘 静心开场（10 min）</w:t>
+        </w:rPr>
+        <w:t>破冰｜3–5分钟</w:t>
+      </w:r>
+      <w:r>
+        <w:rPr>
+          <w:b w:val="0"/>
+        </w:rPr>
+        <w:t>：此刻你心里有没有一样「还想要」的东西？不用是什么大事，一杯水、一句认可都算。轻轻说它一句，然后放一放。</w:t>
       </w:r>
     </w:p>
     <w:p>
       <w:pPr>
-        <w:spacing w:before="40" w:after="80"/>
-        <w:ind w:left="283"/>
-        <w:shd w:val="clear" w:color="auto" w:fill="EDF6EF"/>
+        <w:ind w:left="170"/>
         <w:pBdr>
-          <w:left w:val="single" w:sz="20" w:space="6" w:color="1E5631"/>
+          <w:left w:val="single" w:sz="18" w:space="4" w:color="1E4620"/>
         </w:pBdr>
+        <w:shd w:val="clear" w:fill="F2F5FA"/>
       </w:pPr>
       <w:r>
         <w:rPr>
-          <w:sz w:val="20"/>
-        </w:rPr>
-        <w:t xml:space="preserve">💬 </w:t>
+          <w:b w:val="0"/>
+        </w:rPr>
+        <w:t xml:space="preserve">🛡️ </w:t>
       </w:r>
       <w:r>
         <w:rPr>
           <w:b/>
-          <w:sz w:val="20"/>
-        </w:rPr>
-        <w:t>破冰｜3–5分钟</w:t>
-      </w:r>
-      <w:r>
-        <w:rPr>
-          <w:sz w:val="20"/>
-        </w:rPr>
-        <w:t>：此刻你心里有没有一样「还想要」的东西？不用是什么大事，一杯水、一句认可都算。轻轻说它一句，然后放一放。</w:t>
+        </w:rPr>
+        <w:t>心理安全三约定</w:t>
+      </w:r>
+      <w:r>
+        <w:rPr>
+          <w:b w:val="0"/>
+        </w:rPr>
+        <w:t xml:space="preserve">（每次开场在心里过一遍）：① </w:t>
+      </w:r>
+      <w:r>
+        <w:rPr>
+          <w:b/>
+        </w:rPr>
+        <w:t>保密</w:t>
+      </w:r>
+      <w:r>
+        <w:rPr>
+          <w:b w:val="0"/>
+        </w:rPr>
+        <w:t xml:space="preserve">——这里说的话不出这间屋子；② </w:t>
+      </w:r>
+      <w:r>
+        <w:rPr>
+          <w:b/>
+        </w:rPr>
+        <w:t>不评判</w:t>
+      </w:r>
+      <w:r>
+        <w:rPr>
+          <w:b w:val="0"/>
+        </w:rPr>
+        <w:t xml:space="preserve">——不评价任何人的分享，也不急着评价自己；③ </w:t>
+      </w:r>
+      <w:r>
+        <w:rPr>
+          <w:b/>
+        </w:rPr>
+        <w:t>可随时暂停</w:t>
+      </w:r>
+      <w:r>
+        <w:rPr>
+          <w:b w:val="0"/>
+        </w:rPr>
+        <w:t>——任何时候觉得不舒服，都可以停下来休息、喝水或离开，不需要解释。</w:t>
+      </w:r>
+    </w:p>
+    <w:p>
+      <w:r>
+        <w:rPr>
+          <w:b/>
+        </w:rPr>
+        <w:t>请跟随引导静心</w:t>
+      </w:r>
+      <w:r>
+        <w:rPr>
+          <w:b w:val="0"/>
+        </w:rPr>
+        <w:t>：</w:t>
+      </w:r>
+    </w:p>
+    <w:p>
+      <w:r>
+        <w:rPr>
+          <w:b w:val="0"/>
+        </w:rPr>
+        <w:t>请大家轻轻坐好，背脊自然挺直，双手安放在腿上，眼睛微闭，或轻轻下垂。先做三次深长的呼吸，慢慢把一天的忙碌放下。</w:t>
+      </w:r>
+    </w:p>
+    <w:p>
+      <w:r>
+        <w:rPr>
+          <w:b w:val="0"/>
+        </w:rPr>
+        <w:t>现在，把注意力带回到呼吸。吸气，知道自己在吸气；呼气，知道自己在呼气。不去控制它，不去调整它，只是陪着它。</w:t>
+      </w:r>
+    </w:p>
+    <w:p>
+      <w:r>
+        <w:rPr>
+          <w:b w:val="0"/>
+        </w:rPr>
+        <w:t>静下来之后，我们来做一件很平常的观察。请你回想今天——从早上到现在，有没有一个时刻，你感到「很舒服」「很想要」？也许是一杯茶、一句称赞、一段音乐、一间凉快的房间。不用细想事情，只是回想那个「舒服」的感觉本身。</w:t>
+      </w:r>
+    </w:p>
+    <w:p>
+      <w:r>
+        <w:rPr>
+          <w:b w:val="0"/>
+        </w:rPr>
+        <w:t>那个舒服，就是「受」。当舒服出现的时候，留意一下：心里是不是马上有一个微微的倾向——想要它多一点、想再来一次、想知道从哪里可以得到它？那个「想要」，就是「爱」。它很轻，轻到几乎和舒服同时发生，所以平时我们根本看不见。</w:t>
+      </w:r>
+    </w:p>
+    <w:p>
+      <w:r>
+        <w:rPr>
+          <w:b w:val="0"/>
+        </w:rPr>
+        <w:t>再看深一点：如果这个想要一再重复、越想越美、越想越舍不得放，它慢慢就变成「抓住不放」，那就是「取」。</w:t>
+      </w:r>
+    </w:p>
+    <w:p>
+      <w:r>
+        <w:rPr>
+          <w:b w:val="0"/>
+        </w:rPr>
+        <w:t>今晚我们不急着改变它，只是第一次，安安静静地看着这条线：受 → 爱 → 取。看清它，就够了。</w:t>
+      </w:r>
+    </w:p>
+    <w:p>
+      <w:r>
+        <w:rPr>
+          <w:b w:val="0"/>
+        </w:rPr>
+        <w:t>好，现在把注意力放回呼吸，安安静静地坐一会儿……（静默约 3 分钟）……</w:t>
+      </w:r>
+    </w:p>
+    <w:p>
+      <w:r>
+        <w:rPr>
+          <w:b w:val="0"/>
+        </w:rPr>
+        <w:t>现在慢慢把注意力带回身体，感觉坐姿、感觉双手，准备好时，轻轻睁开眼睛，回到我们这个教室。</w:t>
+      </w:r>
+    </w:p>
+    <w:p>
+      <w:r>
+        <w:rPr>
+          <w:b/>
+          <w:color w:val="1E4620"/>
+          <w:sz w:val="26"/>
+        </w:rPr>
+        <w:t>📖 共读原文（25 min）</w:t>
       </w:r>
     </w:p>
     <w:p>
       <w:pPr>
-        <w:spacing w:before="40" w:after="80"/>
-        <w:ind w:left="283"/>
-        <w:shd w:val="clear" w:color="auto" w:fill="EDF6EF"/>
+        <w:ind w:left="170"/>
         <w:pBdr>
-          <w:left w:val="single" w:sz="20" w:space="6" w:color="1E5631"/>
+          <w:left w:val="single" w:sz="18" w:space="4" w:color="1E4620"/>
         </w:pBdr>
+        <w:shd w:val="clear" w:fill="F2F5FA"/>
       </w:pPr>
       <w:r>
         <w:rPr>
-          <w:sz w:val="20"/>
-        </w:rPr>
-        <w:t xml:space="preserve">🛡️ </w:t>
-      </w:r>
-      <w:r>
-        <w:rPr>
           <w:b/>
-          <w:sz w:val="20"/>
-        </w:rPr>
-        <w:t>心理安全三约定</w:t>
-      </w:r>
-      <w:r>
-        <w:rPr>
-          <w:sz w:val="20"/>
-        </w:rPr>
-        <w:t xml:space="preserve">（每次开场在心里过一遍）：① </w:t>
-      </w:r>
-      <w:r>
-        <w:rPr>
-          <w:b/>
-          <w:sz w:val="20"/>
-        </w:rPr>
-        <w:t>保密</w:t>
-      </w:r>
-      <w:r>
-        <w:rPr>
-          <w:sz w:val="20"/>
-        </w:rPr>
-        <w:t xml:space="preserve">——这里说的话不出这间屋子；② </w:t>
-      </w:r>
-      <w:r>
-        <w:rPr>
-          <w:b/>
-          <w:sz w:val="20"/>
-        </w:rPr>
-        <w:t>不评判</w:t>
-      </w:r>
-      <w:r>
-        <w:rPr>
-          <w:sz w:val="20"/>
-        </w:rPr>
-        <w:t xml:space="preserve">——不评价任何人的分享，也不急着评价自己；③ </w:t>
-      </w:r>
-      <w:r>
-        <w:rPr>
-          <w:b/>
-          <w:sz w:val="20"/>
-        </w:rPr>
-        <w:t>可随时暂停</w:t>
-      </w:r>
-      <w:r>
-        <w:rPr>
-          <w:sz w:val="20"/>
-        </w:rPr>
-        <w:t>——任何时候觉得不舒服，都可以停下来休息、喝水或离开，不需要解释。</w:t>
+        </w:rPr>
+        <w:t>【本周朗读段 · 开始】</w:t>
+      </w:r>
+      <w:r>
+        <w:rPr>
+          <w:b w:val="0"/>
+        </w:rPr>
+        <w:t>（本段约 3726 字，供中等稍慢朗读，约 21 分钟；其余为默读／选读／延伸内容）</w:t>
       </w:r>
     </w:p>
     <w:p>
       <w:r>
         <w:rPr>
-          <w:b/>
-          <w:sz w:val="21"/>
-        </w:rPr>
-        <w:t>请跟随引导静心</w:t>
-      </w:r>
-      <w:r>
-        <w:rPr>
-          <w:sz w:val="21"/>
-        </w:rPr>
-        <w:t>：</w:t>
+          <w:b w:val="0"/>
+        </w:rPr>
+        <w:t>我们今天共读三段原文。第一段是主材料，讲受的类别、爱的一百零八种、受与爱的缘（自然亲依止缘），以及四取的含义与次序；第二段是主材料二，讲爱缘取的缘力作用、六十二邪见与二十种有身见，以及以六处为根源、缘起冰山理论；第三段是讲义，交代「有」支的词义与分类——原来「有」一面是造业（业有），一面是果报（生有）。请带着一个问题去听：当我说「我想要」的时候，那个「想要」，是从哪里开始的？</w:t>
       </w:r>
     </w:p>
     <w:p>
       <w:r>
         <w:rPr>
-          <w:sz w:val="21"/>
-        </w:rPr>
-        <w:t>请大家轻轻坐好，背脊自然挺直，双手安放在腿上，眼睛微闭，或轻轻下垂。先做三次深长的呼吸，慢慢把一天的忙碌放下。</w:t>
+          <w:b/>
+          <w:color w:val="1E4620"/>
+          <w:sz w:val="23"/>
+        </w:rPr>
+        <w:t>原文材料1：《第77讲-摄缘-十二缘起与二十四缘-离路心的缘-受缘爱&amp;爱缘取1-古源尊者-20240331.docx》★</w:t>
       </w:r>
     </w:p>
     <w:p>
       <w:r>
         <w:rPr>
-          <w:sz w:val="21"/>
-        </w:rPr>
-        <w:t>现在，把注意力带回到呼吸。吸气，知道自己在吸气；呼气，知道自己在呼气。不去控制它，不去调整它，只是陪着它。</w:t>
+          <w:b w:val="0"/>
+        </w:rPr>
+        <w:t>第77讲-摄缘-十二缘起与二十四缘-离路心的缘-受缘爱&amp;爱缘取1</w:t>
       </w:r>
     </w:p>
     <w:p>
       <w:r>
         <w:rPr>
-          <w:sz w:val="21"/>
-        </w:rPr>
-        <w:t>静下来之后，我们来做一件很平常的观察。请你回想今天——从早上到现在，有没有一个时刻，你感到「很舒服」「很想要」？也许是一杯茶、一句称赞、一段音乐、一间凉快的房间。不用细想事情，只是回想那个「舒服」的感觉本身。</w:t>
+          <w:b w:val="0"/>
+        </w:rPr>
+        <w:t>各位尊者，各位贤友，各位善友，万善吉祥。</w:t>
       </w:r>
     </w:p>
     <w:p>
       <w:r>
         <w:rPr>
-          <w:sz w:val="21"/>
-        </w:rPr>
-        <w:t>那个舒服，就是「受」。当舒服出现的时候，留意一下：心里是不是马上有一个微微的倾向——想要它多一点、想再来一次、想知道从哪里可以得到它？那个「想要」，就是「爱」。它很轻，轻到几乎和舒服同时发生，所以平时我们根本看不见。</w:t>
+          <w:b w:val="0"/>
+        </w:rPr>
+        <w:t>好，晚上呢，我们今天来学习新的两个缘：受缘爱和爱缘取。</w:t>
       </w:r>
     </w:p>
     <w:p>
       <w:r>
         <w:rPr>
-          <w:sz w:val="21"/>
-        </w:rPr>
-        <w:t>再看深一点：如果这个想要一再重复、越想越美、越想越舍不得放，它慢慢就变成「抓住不放」，那就是「取」。</w:t>
+          <w:b w:val="0"/>
+        </w:rPr>
+        <w:t>一、受的类别复习</w:t>
       </w:r>
     </w:p>
     <w:p>
       <w:r>
         <w:rPr>
-          <w:sz w:val="21"/>
-        </w:rPr>
-        <w:t>今晚我们不急着改变它，只是第一次，安安静静地看着这条线：受 → 爱 → 取。看清它，就够了。</w:t>
+          <w:b w:val="0"/>
+        </w:rPr>
+        <w:t>我们先来复习一下受的类别。在上一节课里面讲到，展开来讲有八十九种受，因为总共有八十九种心，受是遍一切心的心所，每一个心都有受，所以八十九种心就有八十九种受。这个受的来源，如果依门来讲，它就是眼触生受、耳触生受、鼻触生受、舌触生受、身触生受和意触生受。</w:t>
       </w:r>
     </w:p>
     <w:p>
       <w:r>
         <w:rPr>
-          <w:sz w:val="21"/>
-        </w:rPr>
-        <w:t>好，现在把注意力放回呼吸，安安静静地坐一会儿……（静默约 3 分钟）……</w:t>
-      </w:r>
-    </w:p>
-    <w:p>
-      <w:r>
-        <w:rPr>
-          <w:sz w:val="21"/>
-        </w:rPr>
-        <w:t>现在慢慢把注意力带回身体，感觉坐姿、感觉双手，准备好时，轻轻睁开眼睛，回到我们这个教室。</w:t>
+          <w:b w:val="0"/>
+        </w:rPr>
+        <w:t>在我们十二缘起支里面的触缘受，主要是指三十二种果报受，就是与三十二种果报心相应的受。这个三十二种受，我们看到就是：</w:t>
       </w:r>
     </w:p>
     <w:p>
       <w:pPr>
-        <w:spacing w:before="160" w:after="80"/>
+        <w:pStyle w:val="ListBullet"/>
       </w:pPr>
       <w:r>
         <w:rPr>
-          <w:rFonts w:ascii="Microsoft YaHei" w:hAnsi="Microsoft YaHei" w:eastAsia="Microsoft YaHei"/>
-          <w:b/>
-          <w:color w:val="1E5631"/>
-          <w:sz w:val="28"/>
-        </w:rPr>
-        <w:t>📖 共读原文（25 min）</w:t>
+          <w:b w:val="0"/>
+        </w:rPr>
+        <w:t>苦受：一种，与身识相应的，就是身识苦俱的受。</w:t>
       </w:r>
     </w:p>
     <w:p>
       <w:pPr>
-        <w:spacing w:before="40" w:after="80"/>
-        <w:ind w:left="283"/>
-        <w:shd w:val="clear" w:color="auto" w:fill="EDF6EF"/>
-        <w:pBdr>
-          <w:left w:val="single" w:sz="20" w:space="6" w:color="1E5631"/>
-        </w:pBdr>
+        <w:pStyle w:val="ListBullet"/>
       </w:pPr>
       <w:r>
         <w:rPr>
-          <w:b/>
-          <w:sz w:val="20"/>
-        </w:rPr>
-        <w:t>【本周朗读段 · 开始】</w:t>
-      </w:r>
-      <w:r>
-        <w:rPr>
-          <w:sz w:val="20"/>
-        </w:rPr>
-        <w:t>（本段约 3726 字，供中等稍慢朗读，约 21 分钟；其余为默读／选读／延伸内容）</w:t>
-      </w:r>
-    </w:p>
-    <w:p>
-      <w:r>
-        <w:rPr>
-          <w:sz w:val="21"/>
-        </w:rPr>
-        <w:t>我们今天共读三段原文。第一段是主材料，讲受的类别、爱的一百零八种、受与爱的缘（自然亲依止缘），以及四取的含义与次序；第二段是主材料二，讲爱缘取的缘力作用、六十二邪见与二十种有身见，以及以六处为根源、缘起冰山理论；第三段是讲义，交代「有」支的词义与分类——原来「有」一面是造业（业有），一面是果报（生有）。请带着一个问题去听：当我说「我想要」的时候，那个「想要」，是从哪里开始的？</w:t>
+          <w:b w:val="0"/>
+        </w:rPr>
+        <w:t>乐受：有九种，就是四种欲界大果报和四种色界果报，再加上一种欲界推度心的受。</w:t>
       </w:r>
     </w:p>
     <w:p>
       <w:pPr>
-        <w:spacing w:before="120" w:after="80"/>
+        <w:pStyle w:val="ListBullet"/>
       </w:pPr>
       <w:r>
         <w:rPr>
-          <w:rFonts w:ascii="Microsoft YaHei" w:hAnsi="Microsoft YaHei" w:eastAsia="Microsoft YaHei"/>
-          <w:b/>
-          <w:color w:val="1E5631"/>
-          <w:sz w:val="25"/>
-        </w:rPr>
-        <w:t>原文材料1：《第77讲-摄缘-十二缘起与二十四缘-离路心的缘-受缘爱&amp;爱缘取1-古源尊者-20240331.docx》★</w:t>
+          <w:b w:val="0"/>
+        </w:rPr>
+        <w:t>舍受：有二十一种，就是眼识、耳识、鼻识、舌识、身识这八种（扣掉一种苦俱的身识、一种乐俱的身识），加上两种领受心的受，两种推度心的受（推度心有一种乐俱已包含在乐受里面），然后四种欲界大果报心里的受和一种五禅果报心里的受——就是我们讲经教法里的四禅，四禅是没有乐的，它只有舍和遍净性——再加四种无色界的果报受，无色界心是禅那心，所以它的受也是舍受。</w:t>
       </w:r>
     </w:p>
     <w:p>
       <w:r>
         <w:rPr>
-          <w:sz w:val="21"/>
-        </w:rPr>
-        <w:t>第77讲-摄缘-十二缘起与二十四缘-离路心的缘-受缘爱&amp;爱缘取1</w:t>
+          <w:b w:val="0"/>
+        </w:rPr>
+        <w:t>二、受缘爱</w:t>
       </w:r>
     </w:p>
     <w:p>
       <w:r>
         <w:rPr>
-          <w:sz w:val="21"/>
-        </w:rPr>
-        <w:t>各位尊者，各位贤友，各位善友，万善吉祥。</w:t>
+          <w:b w:val="0"/>
+        </w:rPr>
+        <w:t>（一）爱的一百零八种分类</w:t>
       </w:r>
     </w:p>
     <w:p>
       <w:r>
         <w:rPr>
-          <w:sz w:val="21"/>
-        </w:rPr>
-        <w:t>好，晚上呢，我们今天来学习新的两个缘：受缘爱和爱缘取。</w:t>
-      </w:r>
-    </w:p>
-    <w:p>
-      <w:r>
-        <w:rPr>
-          <w:sz w:val="21"/>
-        </w:rPr>
-        <w:t>一、受的类别复习</w:t>
-      </w:r>
-    </w:p>
-    <w:p>
-      <w:r>
-        <w:rPr>
-          <w:sz w:val="21"/>
-        </w:rPr>
-        <w:t>我们先来复习一下受的类别。在上一节课里面讲到，展开来讲有八十九种受，因为总共有八十九种心，受是遍一切心的心所，每一个心都有受，所以八十九种心就有八十九种受。这个受的来源，如果依门来讲，它就是眼触生受、耳触生受、鼻触生受、舌触生受、身触生受和意触生受。</w:t>
-      </w:r>
-    </w:p>
-    <w:p>
-      <w:r>
-        <w:rPr>
-          <w:sz w:val="21"/>
-        </w:rPr>
-        <w:t>在我们十二缘起支里面的触缘受，主要是指三十二种果报受，就是与三十二种果报心相应的受。这个三十二种受，我们看到就是：</w:t>
+          <w:b w:val="0"/>
+        </w:rPr>
+        <w:t>《清净道论》讲："在'受为缘故，有爱'一句中，于此，以色爱等类八种阐明六爱，以转起模式而知其中每种有三种。"即是在这个"受为缘故有爱"的文句中，犹如儿子通过父亲那里得名"富翁子""婆罗门子"。《分别论》中，通过从所缘那里得名"色爱""声爱""香爱""味爱""触爱""法爱"而显明六爱。而通过转起的模式，可知那些爱中的每一种爱又有"欲爱""有爱""无有爱"三种。即：</w:t>
       </w:r>
     </w:p>
     <w:p>
       <w:pPr>
-        <w:ind w:left="340"/>
+        <w:pStyle w:val="ListBullet"/>
       </w:pPr>
       <w:r>
         <w:rPr>
-          <w:color w:val="1E5631"/>
-          <w:sz w:val="21"/>
-        </w:rPr>
-        <w:t xml:space="preserve">• </w:t>
-      </w:r>
-      <w:r>
-        <w:rPr>
-          <w:sz w:val="21"/>
-        </w:rPr>
-        <w:t>苦受：一种，与身识相应的，就是身识苦俱的受。</w:t>
+          <w:b w:val="0"/>
+        </w:rPr>
+        <w:t>当色爱通过对到达视野范围的色所缘享受欲乐并欢悦而转起时，名为欲爱。</w:t>
       </w:r>
     </w:p>
     <w:p>
       <w:pPr>
-        <w:ind w:left="340"/>
+        <w:pStyle w:val="ListBullet"/>
       </w:pPr>
       <w:r>
         <w:rPr>
-          <w:color w:val="1E5631"/>
-          <w:sz w:val="21"/>
-        </w:rPr>
-        <w:t xml:space="preserve">• </w:t>
-      </w:r>
-      <w:r>
-        <w:rPr>
-          <w:sz w:val="21"/>
-        </w:rPr>
-        <w:t>乐受：有九种，就是四种欲界大果报和四种色界果报，再加上一种欲界推度心的受。</w:t>
+          <w:b w:val="0"/>
+        </w:rPr>
+        <w:t>当色爱与认为该所缘稳固、恒常而转起的常见一起转起时，名为有爱。伴随着常见的爱染，确实被称为有爱。</w:t>
       </w:r>
     </w:p>
     <w:p>
       <w:pPr>
-        <w:ind w:left="340"/>
+        <w:pStyle w:val="ListBullet"/>
       </w:pPr>
       <w:r>
         <w:rPr>
-          <w:color w:val="1E5631"/>
-          <w:sz w:val="21"/>
-        </w:rPr>
-        <w:t xml:space="preserve">• </w:t>
-      </w:r>
-      <w:r>
-        <w:rPr>
-          <w:sz w:val="21"/>
-        </w:rPr>
-        <w:t>舍受：有二十一种，就是眼识、耳识、鼻识、舌识、身识这八种（扣掉一种苦俱的身识、一种乐俱的身识），加上两种领受心的受，两种推度心的受（推度心有一种乐俱已包含在乐受里面），然后四种欲界大果报心里的受和一种五禅果报心里的受——就是我们讲经教法里的四禅，四禅是没有乐的，它只有舍和遍净性——再加四种无色界的果报受，无色界心是禅那心，所以它的受也是舍受。</w:t>
+          <w:b w:val="0"/>
+        </w:rPr>
+        <w:t>而当色爱与认为该所缘断灭、毁灭的断见一起转起时，就名为无有爱。伴随着断见的爱染，确实应该被称为无有爱。</w:t>
       </w:r>
     </w:p>
     <w:p>
       <w:r>
         <w:rPr>
-          <w:sz w:val="21"/>
-        </w:rPr>
-        <w:t>二、受缘爱</w:t>
+          <w:b w:val="0"/>
+        </w:rPr>
+        <w:t>于声爱等处也是这种方法，如此而有这十八种爱，三六一十八。它们于内色等有十八种，于外色等有十八种，如此共三十六种。以如是过去三十六种、未来三十六种、现在三十六种，而有一百零八种爱。当知，假如再概括那一百零八种爱，以色等所缘则有六种，而与欲爱等则只有三种。三种、六种、十八种、三十六种和一百零八种，它们之间的这种关联关系，我们要懂得去分别它。</w:t>
       </w:r>
     </w:p>
     <w:p>
       <w:r>
         <w:rPr>
-          <w:sz w:val="21"/>
-        </w:rPr>
-        <w:t>（一）爱的一百零八种分类</w:t>
+          <w:b w:val="0"/>
+        </w:rPr>
+        <w:t>具体怎么分别来看呢？</w:t>
       </w:r>
     </w:p>
     <w:p>
       <w:r>
         <w:rPr>
-          <w:sz w:val="21"/>
-        </w:rPr>
-        <w:t>《清净道论》讲："在'受为缘故，有爱'一句中，于此，以色爱等类八种阐明六爱，以转起模式而知其中每种有三种。"即是在这个"受为缘故有爱"的文句中，犹如儿子通过父亲那里得名"富翁子""婆罗门子"。《分别论》中，通过从所缘那里得名"色爱""声爱""香爱""味爱""触爱""法爱"而显明六爱。而通过转起的模式，可知那些爱中的每一种爱又有"欲爱""有爱""无有爱"三种。即：</w:t>
+          <w:b w:val="0"/>
+        </w:rPr>
+        <w:t>当色爱通过对到达视野范围的色所缘享受欲乐并欢悦而转起时，名为欲爱。这是指由于乐于欲乐，对物质的这种色法的贪爱，由于欲乐执着颜色所缘，色爱生起，此时它就被称为欲爱。</w:t>
+      </w:r>
+    </w:p>
+    <w:p>
+      <w:r>
+        <w:rPr>
+          <w:b w:val="0"/>
+        </w:rPr>
+        <w:t>当色爱与认为该所缘稳固、恒常而转起的常见一起转起时，名为有爱。伴随着常见的爱，确实被称为有爱。这是指当随着颜色所缘是常、它永恒存在的这个常见升起时，它就是有爱。随常见生起的贪欲，也确实应该称为有爱。</w:t>
+      </w:r>
+    </w:p>
+    <w:p>
+      <w:r>
+        <w:rPr>
+          <w:b w:val="0"/>
+        </w:rPr>
+        <w:t>当取色所缘、声所缘的任何一个为我时，比如说我们以取我们这个身体为我的时候，认为我是常的这样的常见，这个"有"就是有。与该"有"同时升起的爱，就称为有爱。</w:t>
+      </w:r>
+    </w:p>
+    <w:p>
+      <w:r>
+        <w:rPr>
+          <w:b w:val="0"/>
+        </w:rPr>
+        <w:t>当色爱与认为该所缘断灭、毁灭的断见一起转起时，名为无有爱。伴随着断见的爱染，确实称为无有爱。这是指当他随着死去，该色所缘也就坏灭与终结的断见生起时，就是无有爱。随断见生起的贪欲也应该称为无有爱。</w:t>
+      </w:r>
+    </w:p>
+    <w:p>
+      <w:r>
+        <w:rPr>
+          <w:b w:val="0"/>
+        </w:rPr>
+        <w:t>当取六所缘的任何一个为我，认为我是无常的，死后即结束的断见就是无有。与这个无有同时升起的爱，就称为无有爱。</w:t>
+      </w:r>
+    </w:p>
+    <w:p>
+      <w:r>
+        <w:rPr>
+          <w:b w:val="0"/>
+        </w:rPr>
+        <w:t>对于声爱、香爱、味爱、触爱、法爱等也是这样来理解。</w:t>
+      </w:r>
+    </w:p>
+    <w:p>
+      <w:r>
+        <w:rPr>
+          <w:b w:val="0"/>
+        </w:rPr>
+        <w:t>这样，它们于内色等有十八种：内色就是我们内在的身体，有色、声、香、味、触、法，对这个内在的身体的色、声、香、味、触、法，又有欲爱、有爱、无有爱三种，三六一十八，内在的五蕴之身有十八种爱。外爱就是外在的色、声、香、味、触、法，它也有十八种，与有爱、无有爱和欲爱合起来，这样合起来就有三十六种。对于过去的内色外色有三十六种，未来的内色外色有三十六种，现在的内色外色有三十六种，合起来就是一百零八种。</w:t>
+      </w:r>
+    </w:p>
+    <w:p>
+      <w:r>
+        <w:rPr>
+          <w:b w:val="0"/>
+        </w:rPr>
+        <w:t>从色爱我们按照六种所缘——色、声、香、味、触、法六种爱来看，它分别有欲爱、有爱、无有爱。对于内色（我们内在的所缘），它有三种；对于外色的所缘也有三种。过去、现在、未来内外色的所缘，过去有六种，现在有六种，未来有六种，三六一十八就十八种。声爱、香爱、味爱、触爱、法爱也是一样。也就是说色、声、香、味、触、法这六种爱，涉及内、在外、在过去、现在、未来，每一种各有十八，六乘十八，合起来就是一百零八。</w:t>
+      </w:r>
+    </w:p>
+    <w:p>
+      <w:r>
+        <w:rPr>
+          <w:b w:val="0"/>
+        </w:rPr>
+        <w:t>具体到跟心相关的：</w:t>
       </w:r>
     </w:p>
     <w:p>
       <w:pPr>
-        <w:ind w:left="340"/>
+        <w:pStyle w:val="ListBullet"/>
       </w:pPr>
       <w:r>
         <w:rPr>
-          <w:color w:val="1E5631"/>
-          <w:sz w:val="21"/>
-        </w:rPr>
-        <w:t xml:space="preserve">• </w:t>
-      </w:r>
-      <w:r>
-        <w:rPr>
-          <w:sz w:val="21"/>
-        </w:rPr>
-        <w:t>当色爱通过对到达视野范围的色所缘享受欲乐并欢悦而转起时，名为欲爱。</w:t>
+          <w:b w:val="0"/>
+        </w:rPr>
+        <w:t>欲爱：涉及的是所有的八种贪根心。</w:t>
       </w:r>
     </w:p>
     <w:p>
       <w:pPr>
-        <w:ind w:left="340"/>
+        <w:pStyle w:val="ListBullet"/>
       </w:pPr>
       <w:r>
         <w:rPr>
-          <w:color w:val="1E5631"/>
-          <w:sz w:val="21"/>
-        </w:rPr>
-        <w:t xml:space="preserve">• </w:t>
-      </w:r>
-      <w:r>
-        <w:rPr>
-          <w:sz w:val="21"/>
-        </w:rPr>
-        <w:t>当色爱与认为该所缘稳固、恒常而转起的常见一起转起时，名为有爱。伴随着常见的爱染，确实被称为有爱。</w:t>
+          <w:b w:val="0"/>
+        </w:rPr>
+        <w:t>有爱和无有爱：是与见相关的，所以它一定是与邪见相应的。有爱是四种邪见相应的心，无有爱也是四种邪见相应的贪根心。</w:t>
+      </w:r>
+    </w:p>
+    <w:p>
+      <w:r>
+        <w:rPr>
+          <w:b w:val="0"/>
+        </w:rPr>
+        <w:t>（二）受与爱的缘的关系——自然亲依止缘</w:t>
+      </w:r>
+    </w:p>
+    <w:p>
+      <w:r>
+        <w:rPr>
+          <w:b w:val="0"/>
+        </w:rPr>
+        <w:t>《清净道论》说："再者，由于这些有情喜爱通过色等所缘而生起的受，并透过对受的热爱，而对能提供色等所缘的画家、音乐家、调香师、厨师、织工以及配置不死药的医生做大恭敬，也犹如宠溺儿子，并透过对儿子的宠爱而对儿子的保姆也做大恭敬那样。因此当知皆因受为缘而有一切的爱。因为于此唯有一果报乐受，是故此受对爱只以亲依止为缘。或者因为苦者寻求乐，乐者更求乐，由于寂静性，故说舍为乐，是故三种受皆对爱为缘。大仙因此说'缘受而有爱'。纵然彼有受为缘，无随眠故不生起，是故彼不存在于梵行，以利婆罗门。"这是对所缘"受为缘故有爱"依据的详论。</w:t>
+      </w:r>
+    </w:p>
+    <w:p>
+      <w:r>
+        <w:rPr>
+          <w:b w:val="0"/>
+        </w:rPr>
+        <w:t>受与爱之间的缘的关系，主要体现为自然亲依止缘。</w:t>
+      </w:r>
+    </w:p>
+    <w:p>
+      <w:r>
+        <w:rPr>
+          <w:b w:val="0"/>
+        </w:rPr>
+        <w:t>《清净道论》讲，透过对受的热爱，能够对提供色等所缘的其他相关，包括像画家、音乐家，或者是对照顾孩子的保姆，都会升起这种爱。所以说，因受为缘会有一切的爱，也就是说所有的爱都是跟这个受相关的，都是由受引发的。所以佛陀在《大念处经》里面讲过："在世间，远处生受是可爱可喜的，爱欲就在这里升起与建立。"触爱、彼爱、舍爱、生爱、意爱，在这个是可爱可喜的爱欲就在这里升起和建立。</w:t>
+      </w:r>
+    </w:p>
+    <w:p>
+      <w:r>
+        <w:rPr>
+          <w:b w:val="0"/>
+        </w:rPr>
+        <w:t>建立这个过程，就会从这个属数的爱，一次又一次地爱，一直到变成取，就变得很坚固的爱。这个爱的建立过程，它会爱屋及乌，比如爱孩子就连带爱孩子的保姆，爱一张画就连带爱画画的画师。这就是爱的建立过程，它不仅仅从那个单一的受，就扩展到很广泛，所以我们讲就是构建我们自己的认知世界。其中就是说，凡是对我好的，那也都是好的，不好的感受那都是不好的。我们会为此建立一个保护机制，一个认知框架，这个过程就是"在这里建立"。</w:t>
+      </w:r>
+    </w:p>
+    <w:p>
+      <w:r>
+        <w:rPr>
+          <w:b w:val="0"/>
+        </w:rPr>
+        <w:t>爱欲就在这里建立，这个欲会决定我们后面的取和有，也就是会决定我们的行为。</w:t>
+      </w:r>
+    </w:p>
+    <w:p>
+      <w:r>
+        <w:rPr>
+          <w:b w:val="0"/>
+        </w:rPr>
+        <w:t>经典经文里面讲"因为于此唯有一果报乐受"，这是指什么？果报乐受是指欲界推度心。在果报心里面，在十二缘起支里面，主要是讲果报受。果报受在六门心路过程里面，我们就是五识、领受、推度、彼所缘。一门就有两个彼所缘。</w:t>
+      </w:r>
+    </w:p>
+    <w:p>
+      <w:r>
+        <w:rPr>
+          <w:b w:val="0"/>
+        </w:rPr>
+        <w:t>爱是发生在速行里面的。受要对这个爱有支助的作用，就只有在前面的果报心，即领受、推度、确定。最明显的是，如果是很明显的这种感受能够推动我们的爱，那么在这三个果报心里面，眼识的受只会是舍受，领受的受只会是舍受，只有推度心里面有一个欲界的受。所以经文里面讲到"唯以亲依止为缘"，这就讲在同一个五门心路过程里面，这个欲界推度心里面的五触生受、这个乐受，以自然亲依止缘的原理，支助后面升起的速行里面的贪速行及有爱相应的速行升起，是以自然亲依止缘的原理。</w:t>
+      </w:r>
+    </w:p>
+    <w:p>
+      <w:r>
+        <w:rPr>
+          <w:b w:val="0"/>
+        </w:rPr>
+        <w:t>这我们前面讲过了，触缘受是由眼触缘后面的一切受。比如眼识里的触导致眼识生受，这个眼触生受，虽然是在眼识里面产生的，但这个触缘这个所有的五门心路过程的心，以及随着后面升起来的取同样目标的一门心路过程的心，所有的心里面的受，是缘一切受。同样的，这些受也缘后面跟随着这个心路升起的、取同样的目标的受缘爱，一切的爱也是跟这个前面的果报受相关。所以说随后的任意一个一门心路过程的这种贪根心，它也是缘推度心的欲界推度心的乐受，作为缘而升起这个贪心、这个贪爱。</w:t>
+      </w:r>
+    </w:p>
+    <w:p>
+      <w:r>
+        <w:rPr>
+          <w:b w:val="0"/>
+        </w:rPr>
+        <w:t>后面这句话说："或者因为苦者寻求乐，乐者更求乐，由于寂静性，故说舍为乐，是故三种受皆对爱为缘。"也就是说，不管你是哪一种——五识、领受、推度，所有的三十二种果报受，它都会对这个贪根心里面、随后升起的这个爱，以亲依止缘为缘。这种亲依止缘是强有力的亲依止缘。</w:t>
+      </w:r>
+    </w:p>
+    <w:p>
+      <w:r>
+        <w:rPr>
+          <w:b w:val="0"/>
+        </w:rPr>
+        <w:t>实际上，在修行过程中，修缘起第一法的时候，不仅仅是要去观察这个果报心的受对后面速行升起来的爱之间的因缘关系，同时我们也要看五门转向心、确定心以及速行心里面相应的受，对这个速行升起来的爱之间的因缘关系。在这个因缘关系里面，速行里面的受不含在这里。转向心和确定心里的受，对后面升起来的速行——包括取同样目标的一门心路过程的所有速行的爱、这个贪根心，它也是以自然亲依止为缘。但是这种自然亲依止缘，是比较弱的，相对于这个果报受是比较弱的。但是速行里面的受跟速行里面的爱，它是俱生缘的关系。</w:t>
       </w:r>
     </w:p>
     <w:p>
       <w:pPr>
-        <w:ind w:left="340"/>
+        <w:ind w:left="170"/>
+        <w:pBdr>
+          <w:left w:val="single" w:sz="18" w:space="4" w:color="1E4620"/>
+        </w:pBdr>
+        <w:shd w:val="clear" w:fill="F2F5FA"/>
       </w:pPr>
       <w:r>
         <w:rPr>
-          <w:color w:val="1E5631"/>
-          <w:sz w:val="21"/>
-        </w:rPr>
-        <w:t xml:space="preserve">• </w:t>
-      </w:r>
-      <w:r>
-        <w:rPr>
-          <w:sz w:val="21"/>
-        </w:rPr>
-        <w:t>而当色爱与认为该所缘断灭、毁灭的断见一起转起时，就名为无有爱。伴随着断见的爱染，确实应该被称为无有爱。</w:t>
+          <w:b/>
+        </w:rPr>
+        <w:t>【本周朗读段 · 结束】</w:t>
+      </w:r>
+      <w:r>
+        <w:rPr>
+          <w:b w:val="0"/>
+        </w:rPr>
+        <w:t>（以下为默读／选读／延伸内容，时间富余时再读）</w:t>
       </w:r>
     </w:p>
     <w:p>
       <w:r>
         <w:rPr>
-          <w:sz w:val="21"/>
-        </w:rPr>
-        <w:t>于声爱等处也是这种方法，如此而有这十八种爱，三六一十八。它们于内色等有十八种，于外色等有十八种，如此共三十六种。以如是过去三十六种、未来三十六种、现在三十六种，而有一百零八种爱。当知，假如再概括那一百零八种爱，以色等所缘则有六种，而与欲爱等则只有三种。三种、六种、十八种、三十六种和一百零八种，它们之间的这种关联关系，我们要懂得去分别它。</w:t>
+          <w:b w:val="0"/>
+        </w:rPr>
+        <w:t>在有情造业的时候，我们总是怀着对果报有极大的渴求。所以注释里面提到，只有与五识、领受、推度和彼所缘相应的果报受，特别以亲依止缘的力支助贪根心的爱。与转向、确定、速行相应的时候，只是一般的亲依止支助爱。应注意，属于因的受和属于果的爱，可以在同一条心路过程升起，也可以间隔许多条心路过程。它可以在一条心路过程里面升起，也可以在很前面的很多心里的受对后面的爱为支助。</w:t>
       </w:r>
     </w:p>
     <w:p>
       <w:r>
         <w:rPr>
-          <w:sz w:val="21"/>
-        </w:rPr>
-        <w:t>具体怎么分别来看呢？</w:t>
+          <w:b w:val="0"/>
+        </w:rPr>
+        <w:t>举个例子讲，我们心路升起一个眼门心路过程，对色所缘产生色爱，由于眼触生受，这个时候对这个色法产生了爱。这个眼触生受，这个受对后面升起来的一门心路过程，乃至于很多条一门心路过程后面的爱，它都是以亲依止缘为缘。也就是说，它可以在同一条心路里面升起，也可以间隔很多条心路。因此，取眼门以与继续取那色所缘为目标的一门心路过程里的每一个心识刹那的受，为属于因的眼触生受，亦即是色爱之因。对属于色爱之因的耳触、声触等也应该如此理解。由于主要是取果报受为因，所以属于因的受和属于果的爱，多数并不在同一个心识刹那中升起，多数是间隔一个或多个心识刹那，或多个心路过程。</w:t>
       </w:r>
     </w:p>
     <w:p>
       <w:r>
         <w:rPr>
-          <w:sz w:val="21"/>
-        </w:rPr>
-        <w:t>当色爱通过对到达视野范围的色所缘享受欲乐并欢悦而转起时，名为欲爱。这是指由于乐于欲乐，对物质的这种色法的贪爱，由于欲乐执着颜色所缘，色爱生起，此时它就被称为欲爱。</w:t>
+          <w:b w:val="0"/>
+        </w:rPr>
+        <w:t>这里面其实涉及到十二缘起支的轮转论。学缘起我们都知道有三世两重因果。第一重因果是行缘识，过去生跟现在世，过去生上一生临死前成熟的那个业，导致这一生的结生识生起，这是行缘识，这是一重因果。第二重因果就发生在受缘爱，这是在这一生里面的一个很重要的因果关系。什么因果关系呢？简单来讲，受是果报，名色、六入、触、受都是果报。在十二缘起支里面，这一组"名色、六入、触、受"属于果报轮转，最后就是受。爱、取后面我们接着讲，爱和取其实是对果报的态度，"有"是对果报采取的行动、造业，只要造业就推动三有的轮转。所以受缘爱是涉及到轮转——果报轮转和业轮转的很重要一个环节，就是第二重因果。其实爱取的后面还有无明，受缘爱这个受为什么会缘这种爱呢？后面是有无明的。也就是爱取后面是无明，是对果报的态度。所以爱取是对果报的态度，也是造业的动机。</w:t>
       </w:r>
     </w:p>
     <w:p>
       <w:r>
         <w:rPr>
-          <w:sz w:val="21"/>
-        </w:rPr>
-        <w:t>当色爱与认为该所缘稳固、恒常而转起的常见一起转起时，名为有爱。伴随着常见的爱，确实被称为有爱。这是指当随着颜色所缘是常、它永恒存在的这个常见升起时，它就是有爱。随常见生起的贪欲，也确实应该称为有爱。</w:t>
+          <w:b w:val="0"/>
+        </w:rPr>
+        <w:t>因此在这里面，我们在辨识的时候，受是因，爱是果。比如，由于眼触生受生起色爱，眼触生受是因，色爱是果。</w:t>
       </w:r>
     </w:p>
     <w:p>
       <w:r>
         <w:rPr>
-          <w:sz w:val="21"/>
-        </w:rPr>
-        <w:t>当取色所缘、声所缘的任何一个为我时，比如说我们以取我们这个身体为我的时候，认为我是常的这样的常见，这个"有"就是有。与该"有"同时升起的爱，就称为有爱。</w:t>
+          <w:b w:val="0"/>
+        </w:rPr>
+        <w:t>如果查心路要怎么看呢？眼触生受在眼识里面发生，是眼识身受。接着色爱生起。眼触生受除了眼识生受，包括领受的眼触生受和推度的眼触生受，都是要被观察的。这些果报受生起，色爱生起，要观察到五门心路的七个速行心里面的这个爱——色爱就是贪根心，以及随之而起的意门心路过程。随着这个意门心路过程，还是取这个色所缘为目标的所有的一门心路过程，可能几千万条，那里面的速行心里面的贪，都是属于这个眼触生受而导致的色爱。所以眼触生受是因，后面的所有的色爱是果。所有的这些心路的色爱都要被观察到。耳触、鼻触、舌触、身触、意触（意触导致法爱升起）都是这样。</w:t>
       </w:r>
     </w:p>
     <w:p>
       <w:r>
         <w:rPr>
-          <w:sz w:val="21"/>
-        </w:rPr>
-        <w:t>当色爱与认为该所缘断灭、毁灭的断见一起转起时，名为无有爱。伴随着断见的爱染，确实称为无有爱。这是指当他随着死去，该色所缘也就坏灭与终结的断见生起时，就是无有爱。随断见生起的贪欲也应该称为无有爱。</w:t>
+          <w:b w:val="0"/>
+        </w:rPr>
+        <w:t>法爱是指可爱之法所缘，就是色法以外的其他的心、心所以及各种概念，都属于法爱。这个一般是在意门心路过程里面升起的。</w:t>
       </w:r>
     </w:p>
     <w:p>
       <w:r>
         <w:rPr>
-          <w:sz w:val="21"/>
-        </w:rPr>
-        <w:t>当取六所缘的任何一个为我，认为我是无常的，死后即结束的断见就是无有。与这个无有同时升起的爱，就称为无有爱。</w:t>
+          <w:b w:val="0"/>
+        </w:rPr>
+        <w:t>（三）修行的下手处：果报如此，速行可变</w:t>
       </w:r>
     </w:p>
     <w:p>
       <w:r>
         <w:rPr>
-          <w:sz w:val="21"/>
-        </w:rPr>
-        <w:t>对于声爱、香爱、味爱、触爱、法爱等也是这样来理解。</w:t>
+          <w:b w:val="0"/>
+        </w:rPr>
+        <w:t>回到我们这张大家都已经很熟悉的图：果报如此，速行可变。这是修行的很重要的一个下手处，就是从受下手。受是果报，面对这个果报，我们到底采取什么行动？你是可以改变的。前面我们一直讲"你想伤害有多深"，就是这个意思。你碰到一个人骂你一顿，你可以笑一笑，也可以冲过去扇他一耳光，那都是同样的受。前提是，它其实都是同样的触。理论上，他如果不是打你的话，他也都是一样的受。但是这个时候你采取什么样的行动，那就是速行，也就是造业。面对这样的受，你是如理作意，后面速行升起来就是善心，那就不是这种爱相应的心。如果是非如理作意，那这个修行就一定是不善法生起。</w:t>
       </w:r>
     </w:p>
     <w:p>
       <w:r>
         <w:rPr>
-          <w:sz w:val="21"/>
-        </w:rPr>
-        <w:t>这样，它们于内色等有十八种：内色就是我们内在的身体，有色、声、香、味、触、法，对这个内在的身体的色、声、香、味、触、法，又有欲爱、有爱、无有爱三种，三六一十八，内在的五蕴之身有十八种爱。外爱就是外在的色、声、香、味、触、法，它也有十八种，与有爱、无有爱和欲爱合起来，这样合起来就有三十六种。对于过去的内色外色有三十六种，未来的内色外色有三十六种，现在的内色外色有三十六种，合起来就是一百零八种。</w:t>
+          <w:b w:val="0"/>
+        </w:rPr>
+        <w:t>所以受缘爱是我们修行的很重要的一个点。同时很多人又讲"我道理都懂，但是就是做不到"，也就是说我应该如理作意，但是就是作意不出来。原因就是这个受我们认识不够深，我们到底要不要这个受？为什么我们会舍不掉这个爱呢？就是我们还是舍不掉这个受。它有有污染的受和无污染的受。当我们舍不掉，显然就是一个有污染的受，你没有办法生起善法，因为一切善法的受都是无污染的受。</w:t>
       </w:r>
     </w:p>
     <w:p>
       <w:r>
         <w:rPr>
-          <w:sz w:val="21"/>
-        </w:rPr>
-        <w:t>从色爱我们按照六种所缘——色、声、香、味、触、法六种爱来看，它分别有欲爱、有爱、无有爱。对于内色（我们内在的所缘），它有三种；对于外色的所缘也有三种。过去、现在、未来内外色的所缘，过去有六种，现在有六种，未来有六种，三六一十八就十八种。声爱、香爱、味爱、触爱、法爱也是一样。也就是说色、声、香、味、触、法这六种爱，涉及内、在外、在过去、现在、未来，每一种各有十八，六乘十八，合起来就是一百零八。</w:t>
+          <w:b w:val="0"/>
+        </w:rPr>
+        <w:t>为什么会有这个有污染的受呢？就是这个受后面的这个触。为什么会有要去做这个触呢？因为这个触的背后是有爱和邪见的。他是带着这个爱和邪见去寻找这个触，然后又在产生这个感受，然后又在产生爱，然后又加强这个邪见。</w:t>
       </w:r>
     </w:p>
     <w:p>
       <w:r>
         <w:rPr>
-          <w:sz w:val="21"/>
-        </w:rPr>
-        <w:t>具体到跟心相关的：</w:t>
+          <w:b w:val="0"/>
+        </w:rPr>
+        <w:t>所以我们经常讲修"舍"，刚开始直接用"舍"，很多人说不行，搞不定，无法接受果报。第一步要接受果报都无法接受，为什么呢？就觉得我没办法相信这个事情，没办法接受这个事实。所以我们在修"舍"的时候，第一阶段说要做一下前行，做什么呢？就是用邪见去安慰邪见，基本上是这样子：你看你小时候那个可爱的小孩，那个小的小孩，他其实是如何如何，就先安慰一下，就是用邪见去安慰他一下，他的邪见才会接受。我们的心里面，其实我们自带邪见，自带爱。我们生命里面如果没有爱、没有邪见，就觉得这个生命就没办法过了。所以你无法放弃这个受，当然就不能说道理懂了，让我速行变一下——变不了，很难，因为你是带着爱和邪见而去寻找这个触，寻求这种感受，寻求这种有污染的受。</w:t>
+      </w:r>
+    </w:p>
+    <w:p>
+      <w:r>
+        <w:rPr>
+          <w:b w:val="0"/>
+        </w:rPr>
+        <w:t>前提就是我们经常讲，一切生命的一切生命活动只有一个目的，就是寻找快乐。快乐是什么呢？快乐是受。所以所有的众生都寻求受，什么受呢？快乐的受。快乐的受有有污染的受和无污染的受。有污染的受和无污染的受，我们也曾经跟大家讲过，佛法是把众生的快乐分成四个层次，大家还记得吗？哪四个层次？</w:t>
       </w:r>
     </w:p>
     <w:p>
       <w:pPr>
-        <w:ind w:left="340"/>
+        <w:pStyle w:val="ListNumber"/>
       </w:pPr>
       <w:r>
         <w:rPr>
-          <w:color w:val="1E5631"/>
-          <w:sz w:val="21"/>
-        </w:rPr>
-        <w:t xml:space="preserve">• </w:t>
-      </w:r>
-      <w:r>
-        <w:rPr>
-          <w:sz w:val="21"/>
-        </w:rPr>
-        <w:t>欲爱：涉及的是所有的八种贪根心。</w:t>
+          <w:b w:val="0"/>
+        </w:rPr>
+        <w:t>感官的受，欲乐：就是欲，通过感官能感受到的快乐。透过感官能感受到的快乐是干什么用的？是为了生存和物种的繁衍用的。所以我们对于日常遇到的这个感受，马上看到这个感受是干什么用的：是为了生存用的，还是物种繁衍用的？必须把它分出来。只要是这个感官的快乐，它就一定很容易导向这个有污染的受。除了我们已经证了阿拉汉（阿罗汉）了，才完全地去除这个欲，或者至少你是三果了，欲贪才会消除，不然你一定是导向这种有污染的受。即使是有污染的受，我们看清楚了以后，可以不爱，因为没有爱，我们就不会执取。有好吃的我们可以吃，但不会想说每天回味想吃。</w:t>
+      </w:r>
+    </w:p>
+    <w:p>
+      <w:r>
+        <w:rPr>
+          <w:b w:val="0"/>
+        </w:rPr>
+        <w:t>第二个层次的快乐，是基于善法的快乐，世间善法的快乐，或者讲十种善法的快乐，或者说助人为乐。这种乐就是属于善法的乐，是无污染的乐，是可以依止的乐，依止的感受。</w:t>
+      </w:r>
+    </w:p>
+    <w:p>
+      <w:r>
+        <w:rPr>
+          <w:b w:val="0"/>
+        </w:rPr>
+        <w:t>第三个层次，是说有遍知的、基于心的净化的快乐，净化心的行为，比如说正念正知、四念处、初禅、二禅、三禅、四禅这种快乐，是基于心的进化的快乐。</w:t>
+      </w:r>
+    </w:p>
+    <w:p>
+      <w:r>
+        <w:rPr>
+          <w:b w:val="0"/>
+        </w:rPr>
+        <w:t>第四个层次，是超越生命的快乐，涅槃的快乐。</w:t>
+      </w:r>
+    </w:p>
+    <w:p>
+      <w:r>
+        <w:rPr>
+          <w:b w:val="0"/>
+        </w:rPr>
+        <w:t>佛教徒的终极目标是追求超越生命，不以生命的方式存在，因为只要有生命存在，它就会有苦。所以，我们一定要搞清楚，当一种感受出现的时候，这种感受是有污染的还是没污染的，是可以依止的还是不可依止的。如果不能够在这个受上搞清楚，然后在这个触上有选择，那你要想导向这个爱上有把握，就很困难。速行基本上就顺着你的爱与邪见往前走了。</w:t>
+      </w:r>
+    </w:p>
+    <w:p>
+      <w:r>
+        <w:rPr>
+          <w:b w:val="0"/>
+        </w:rPr>
+        <w:t>三、爱缘取</w:t>
+      </w:r>
+    </w:p>
+    <w:p>
+      <w:r>
+        <w:rPr>
+          <w:b w:val="0"/>
+        </w:rPr>
+        <w:t>在爱缘取——"爱为缘故，有取"一句中，对比四种取以含义分别，即以法、详、略依次而显明，这是对此偈颂的解释。</w:t>
+      </w:r>
+    </w:p>
+    <w:p>
+      <w:r>
+        <w:rPr>
+          <w:b w:val="0"/>
+        </w:rPr>
+        <w:t>（一）四种取的含义</w:t>
+      </w:r>
+    </w:p>
+    <w:p>
+      <w:r>
+        <w:rPr>
+          <w:b w:val="0"/>
+        </w:rPr>
+        <w:t>首先于此有：欲取、见取、戒禁取、我语取这四种取。</w:t>
       </w:r>
     </w:p>
     <w:p>
       <w:pPr>
-        <w:ind w:left="340"/>
+        <w:pStyle w:val="ListNumber"/>
       </w:pPr>
       <w:r>
         <w:rPr>
-          <w:color w:val="1E5631"/>
-          <w:sz w:val="21"/>
-        </w:rPr>
-        <w:t xml:space="preserve">• </w:t>
-      </w:r>
-      <w:r>
-        <w:rPr>
-          <w:sz w:val="21"/>
-        </w:rPr>
-        <w:t>有爱和无有爱：是与见相关的，所以它一定是与邪见相应的。有爱是四种邪见相应的心，无有爱也是四种邪见相应的贪根心。</w:t>
+          <w:b w:val="0"/>
+        </w:rPr>
+        <w:t>欲取</w:t>
       </w:r>
     </w:p>
     <w:p>
       <w:r>
         <w:rPr>
-          <w:sz w:val="21"/>
-        </w:rPr>
-        <w:t>（二）受与爱的缘的关系——自然亲依止缘</w:t>
+          <w:b w:val="0"/>
+        </w:rPr>
+        <w:t>欲取是执取称为"物"的欲，即感官对象的欲，称为欲取。因其本质既是欲又是取，故称为欲取。也就是可爱五欲目标，就是我们刚才讲的感官快乐的欲爱。在受前生欲爱以亲依止缘力支助下，后再再升起欲爱，变得既强且固。这既强且固的欲爱就是欲取。就是有污染的受生起来，你觉得好受，然后就产生爱，然后越想越爱，爱屋及乌，一层一层地思维这个爱所带来的美好，升起来以后你建立了，建立之后就变成欲取了，就变成既强且固。这种既强且固的欲爱就是欲取。</w:t>
       </w:r>
     </w:p>
     <w:p>
       <w:r>
         <w:rPr>
-          <w:sz w:val="21"/>
-        </w:rPr>
-        <w:t>《清净道论》说："再者，由于这些有情喜爱通过色等所缘而生起的受，并透过对受的热爱，而对能提供色等所缘的画家、音乐家、调香师、厨师、织工以及配置不死药的医生做大恭敬，也犹如宠溺儿子，并透过对儿子的宠爱而对儿子的保姆也做大恭敬那样。因此当知皆因受为缘而有一切的爱。因为于此唯有一果报乐受，是故此受对爱只以亲依止为缘。或者因为苦者寻求乐，乐者更求乐，由于寂静性，故说舍为乐，是故三种受皆对爱为缘。大仙因此说'缘受而有爱'。纵然彼有受为缘，无随眠故不生起，是故彼不存在于梵行，以利婆罗门。"这是对所缘"受为缘故有爱"依据的详论。</w:t>
+          <w:b w:val="0"/>
+        </w:rPr>
+        <w:t>这里"取"就被称为牢牢抓取。于此"upādāna"一词中，前缀词"upa"就像"upayāsa"和"upakkaṭṭha"里面的"upa"一样，有牢固的意思。</w:t>
       </w:r>
     </w:p>
     <w:p>
       <w:r>
         <w:rPr>
-          <w:sz w:val="21"/>
-        </w:rPr>
-        <w:t>受与爱之间的缘的关系，主要体现为自然亲依止缘。</w:t>
-      </w:r>
-    </w:p>
-    <w:p>
-      <w:r>
-        <w:rPr>
-          <w:sz w:val="21"/>
-        </w:rPr>
-        <w:t>《清净道论》讲，透过对受的热爱，能够对提供色等所缘的其他相关，包括像画家、音乐家，或者是对照顾孩子的保姆，都会升起这种爱。所以说，因受为缘会有一切的爱，也就是说所有的爱都是跟这个受相关的，都是由受引发的。所以佛陀在《大念处经》里面讲过："在世间，远处生受是可爱可喜的，爱欲就在这里升起与建立。"触爱、彼爱、舍爱、生爱、意爱，在这个是可爱可喜的爱欲就在这里升起和建立。</w:t>
-      </w:r>
-    </w:p>
-    <w:p>
-      <w:r>
-        <w:rPr>
-          <w:sz w:val="21"/>
-        </w:rPr>
-        <w:t>建立这个过程，就会从这个属数的爱，一次又一次地爱，一直到变成取，就变得很坚固的爱。这个爱的建立过程，它会爱屋及乌，比如爱孩子就连带爱孩子的保姆，爱一张画就连带爱画画的画师。这就是爱的建立过程，它不仅仅从那个单一的受，就扩展到很广泛，所以我们讲就是构建我们自己的认知世界。其中就是说，凡是对我好的，那也都是好的，不好的感受那都是不好的。我们会为此建立一个保护机制，一个认知框架，这个过程就是"在这里建立"。</w:t>
-      </w:r>
-    </w:p>
-    <w:p>
-      <w:r>
-        <w:rPr>
-          <w:sz w:val="21"/>
-        </w:rPr>
-        <w:t>爱欲就在这里建立，这个欲会决定我们后面的取和有，也就是会决定我们的行为。</w:t>
-      </w:r>
-    </w:p>
-    <w:p>
-      <w:r>
-        <w:rPr>
-          <w:sz w:val="21"/>
-        </w:rPr>
-        <w:t>经典经文里面讲"因为于此唯有一果报乐受"，这是指什么？果报乐受是指欲界推度心。在果报心里面，在十二缘起支里面，主要是讲果报受。果报受在六门心路过程里面，我们就是五识、领受、推度、彼所缘。一门就有两个彼所缘。</w:t>
-      </w:r>
-    </w:p>
-    <w:p>
-      <w:r>
-        <w:rPr>
-          <w:sz w:val="21"/>
-        </w:rPr>
-        <w:t>爱是发生在速行里面的。受要对这个爱有支助的作用，就只有在前面的果报心，即领受、推度、确定。最明显的是，如果是很明显的这种感受能够推动我们的爱，那么在这三个果报心里面，眼识的受只会是舍受，领受的受只会是舍受，只有推度心里面有一个欲界的受。所以经文里面讲到"唯以亲依止为缘"，这就讲在同一个五门心路过程里面，这个欲界推度心里面的五触生受、这个乐受，以自然亲依止缘的原理，支助后面升起的速行里面的贪速行及有爱相应的速行升起，是以自然亲依止缘的原理。</w:t>
-      </w:r>
-    </w:p>
-    <w:p>
-      <w:r>
-        <w:rPr>
-          <w:sz w:val="21"/>
-        </w:rPr>
-        <w:t>这我们前面讲过了，触缘受是由眼触缘后面的一切受。比如眼识里的触导致眼识生受，这个眼触生受，虽然是在眼识里面产生的，但这个触缘这个所有的五门心路过程的心，以及随着后面升起来的取同样目标的一门心路过程的心，所有的心里面的受，是缘一切受。同样的，这些受也缘后面跟随着这个心路升起的、取同样的目标的受缘爱，一切的爱也是跟这个前面的果报受相关。所以说随后的任意一个一门心路过程的这种贪根心，它也是缘推度心的欲界推度心的乐受，作为缘而升起这个贪心、这个贪爱。</w:t>
-      </w:r>
-    </w:p>
-    <w:p>
-      <w:r>
-        <w:rPr>
-          <w:sz w:val="21"/>
-        </w:rPr>
-        <w:t>后面这句话说："或者因为苦者寻求乐，乐者更求乐，由于寂静性，故说舍为乐，是故三种受皆对爱为缘。"也就是说，不管你是哪一种——五识、领受、推度，所有的三十二种果报受，它都会对这个贪根心里面、随后升起的这个爱，以亲依止缘为缘。这种亲依止缘是强有力的亲依止缘。</w:t>
-      </w:r>
-    </w:p>
-    <w:p>
-      <w:r>
-        <w:rPr>
-          <w:sz w:val="21"/>
-        </w:rPr>
-        <w:t>实际上，在修行过程中，修缘起第一法的时候，不仅仅是要去观察这个果报心的受对后面速行升起来的爱之间的因缘关系，同时我们也要看五门转向心、确定心以及速行心里面相应的受，对这个速行升起来的爱之间的因缘关系。在这个因缘关系里面，速行里面的受不含在这里。转向心和确定心里的受，对后面升起来的速行——包括取同样目标的一门心路过程的所有速行的爱、这个贪根心，它也是以自然亲依止为缘。但是这种自然亲依止缘，是比较弱的，相对于这个果报受是比较弱的。但是速行里面的受跟速行里面的爱，它是俱生缘的关系。</w:t>
+          <w:b w:val="0"/>
+        </w:rPr>
+        <w:t>执取的特相就是执取，作用就是不放开，抓住不放开。现起为强烈的爱和见。它的近因是爱。怎么来理解呢？比如说我也知道刷小视频不好，但是就是忍不住。那个忍不住就是不放开。现起什么？强烈的爱，太好玩了。刚开始还觉得有点惭愧，后来想反正放松一下也不要紧了，我都这么忙了。最后面的"见"，所以它有强烈的爱和见，你就会忍不住。</w:t>
       </w:r>
     </w:p>
     <w:p>
       <w:pPr>
-        <w:spacing w:before="40" w:after="80"/>
-        <w:ind w:left="283"/>
-        <w:shd w:val="clear" w:color="auto" w:fill="EDF6EF"/>
-        <w:pBdr>
-          <w:left w:val="single" w:sz="20" w:space="6" w:color="1E5631"/>
-        </w:pBdr>
+        <w:pStyle w:val="ListNumber"/>
       </w:pPr>
       <w:r>
         <w:rPr>
-          <w:b/>
-          <w:sz w:val="20"/>
-        </w:rPr>
-        <w:t>【本周朗读段 · 结束】</w:t>
-      </w:r>
-      <w:r>
-        <w:rPr>
-          <w:sz w:val="20"/>
-        </w:rPr>
-        <w:t>（以下为默读／选读／延伸内容，时间富余时再读）</w:t>
+          <w:b w:val="0"/>
+        </w:rPr>
+        <w:t>见取</w:t>
       </w:r>
     </w:p>
     <w:p>
       <w:r>
         <w:rPr>
-          <w:sz w:val="21"/>
-        </w:rPr>
-        <w:t>在有情造业的时候，我们总是怀着对果报有极大的渴求。所以注释里面提到，只有与五识、领受、推度和彼所缘相应的果报受，特别以亲依止缘的力支助贪根心的爱。与转向、确定、速行相应的时候，只是一般的亲依止支助爱。应注意，属于因的受和属于果的爱，可以在同一条心路过程升起，也可以间隔许多条心路过程。它可以在一条心路过程里面升起，也可以在很前面的很多心里的受对后面的爱为支助。</w:t>
-      </w:r>
-    </w:p>
-    <w:p>
-      <w:r>
-        <w:rPr>
-          <w:sz w:val="21"/>
-        </w:rPr>
-        <w:t>举个例子讲，我们心路升起一个眼门心路过程，对色所缘产生色爱，由于眼触生受，这个时候对这个色法产生了爱。这个眼触生受，这个受对后面升起来的一门心路过程，乃至于很多条一门心路过程后面的爱，它都是以亲依止缘为缘。也就是说，它可以在同一条心路里面升起，也可以间隔很多条心路。因此，取眼门以与继续取那色所缘为目标的一门心路过程里的每一个心识刹那的受，为属于因的眼触生受，亦即是色爱之因。对属于色爱之因的耳触、声触等也应该如此理解。由于主要是取果报受为因，所以属于因的受和属于果的爱，多数并不在同一个心识刹那中升起，多数是间隔一个或多个心识刹那，或多个心路过程。</w:t>
-      </w:r>
-    </w:p>
-    <w:p>
-      <w:r>
-        <w:rPr>
-          <w:sz w:val="21"/>
-        </w:rPr>
-        <w:t>这里面其实涉及到十二缘起支的轮转论。学缘起我们都知道有三世两重因果。第一重因果是行缘识，过去生跟现在世，过去生上一生临死前成熟的那个业，导致这一生的结生识生起，这是行缘识，这是一重因果。第二重因果就发生在受缘爱，这是在这一生里面的一个很重要的因果关系。什么因果关系呢？简单来讲，受是果报，名色、六入、触、受都是果报。在十二缘起支里面，这一组"名色、六入、触、受"属于果报轮转，最后就是受。爱、取后面我们接着讲，爱和取其实是对果报的态度，"有"是对果报采取的行动、造业，只要造业就推动三有的轮转。所以受缘爱是涉及到轮转——果报轮转和业轮转的很重要一个环节，就是第二重因果。其实爱取的后面还有无明，受缘爱这个受为什么会缘这种爱呢？后面是有无明的。也就是爱取后面是无明，是对果报的态度。所以爱取是对果报的态度，也是造业的动机。</w:t>
-      </w:r>
-    </w:p>
-    <w:p>
-      <w:r>
-        <w:rPr>
-          <w:sz w:val="21"/>
-        </w:rPr>
-        <w:t>因此在这里面，我们在辨识的时候，受是因，爱是果。比如，由于眼触生受生起色爱，眼触生受是因，色爱是果。</w:t>
-      </w:r>
-    </w:p>
-    <w:p>
-      <w:r>
-        <w:rPr>
-          <w:sz w:val="21"/>
-        </w:rPr>
-        <w:t>如果查心路要怎么看呢？眼触生受在眼识里面发生，是眼识身受。接着色爱生起。眼触生受除了眼识生受，包括领受的眼触生受和推度的眼触生受，都是要被观察的。这些果报受生起，色爱生起，要观察到五门心路的七个速行心里面的这个爱——色爱就是贪根心，以及随之而起的意门心路过程。随着这个意门心路过程，还是取这个色所缘为目标的所有的一门心路过程，可能几千万条，那里面的速行心里面的贪，都是属于这个眼触生受而导致的色爱。所以眼触生受是因，后面的所有的色爱是果。所有的这些心路的色爱都要被观察到。耳触、鼻触、舌触、身触、意触（意触导致法爱升起）都是这样。</w:t>
-      </w:r>
-    </w:p>
-    <w:p>
-      <w:r>
-        <w:rPr>
-          <w:sz w:val="21"/>
-        </w:rPr>
-        <w:t>法爱是指可爱之法所缘，就是色法以外的其他的心、心所以及各种概念，都属于法爱。这个一般是在意门心路过程里面升起的。</w:t>
-      </w:r>
-    </w:p>
-    <w:p>
-      <w:r>
-        <w:rPr>
-          <w:sz w:val="21"/>
-        </w:rPr>
-        <w:t>（三）修行的下手处：果报如此，速行可变</w:t>
-      </w:r>
-    </w:p>
-    <w:p>
-      <w:r>
-        <w:rPr>
-          <w:sz w:val="21"/>
-        </w:rPr>
-        <w:t>回到我们这张大家都已经很熟悉的图：果报如此，速行可变。这是修行的很重要的一个下手处，就是从受下手。受是果报，面对这个果报，我们到底采取什么行动？你是可以改变的。前面我们一直讲"你想伤害有多深"，就是这个意思。你碰到一个人骂你一顿，你可以笑一笑，也可以冲过去扇他一耳光，那都是同样的受。前提是，它其实都是同样的触。理论上，他如果不是打你的话，他也都是一样的受。但是这个时候你采取什么样的行动，那就是速行，也就是造业。面对这样的受，你是如理作意，后面速行升起来就是善心，那就不是这种爱相应的心。如果是非如理作意，那这个修行就一定是不善法生起。</w:t>
-      </w:r>
-    </w:p>
-    <w:p>
-      <w:r>
-        <w:rPr>
-          <w:sz w:val="21"/>
-        </w:rPr>
-        <w:t>所以受缘爱是我们修行的很重要的一个点。同时很多人又讲"我道理都懂，但是就是做不到"，也就是说我应该如理作意，但是就是作意不出来。原因就是这个受我们认识不够深，我们到底要不要这个受？为什么我们会舍不掉这个爱呢？就是我们还是舍不掉这个受。它有有污染的受和无污染的受。当我们舍不掉，显然就是一个有污染的受，你没有办法生起善法，因为一切善法的受都是无污染的受。</w:t>
-      </w:r>
-    </w:p>
-    <w:p>
-      <w:r>
-        <w:rPr>
-          <w:sz w:val="21"/>
-        </w:rPr>
-        <w:t>为什么会有这个有污染的受呢？就是这个受后面的这个触。为什么会有要去做这个触呢？因为这个触的背后是有爱和邪见的。他是带着这个爱和邪见去寻找这个触，然后又在产生这个感受，然后又在产生爱，然后又加强这个邪见。</w:t>
-      </w:r>
-    </w:p>
-    <w:p>
-      <w:r>
-        <w:rPr>
-          <w:sz w:val="21"/>
-        </w:rPr>
-        <w:t>所以我们经常讲修"舍"，刚开始直接用"舍"，很多人说不行，搞不定，无法接受果报。第一步要接受果报都无法接受，为什么呢？就觉得我没办法相信这个事情，没办法接受这个事实。所以我们在修"舍"的时候，第一阶段说要做一下前行，做什么呢？就是用邪见去安慰邪见，基本上是这样子：你看你小时候那个可爱的小孩，那个小的小孩，他其实是如何如何，就先安慰一下，就是用邪见去安慰他一下，他的邪见才会接受。我们的心里面，其实我们自带邪见，自带爱。我们生命里面如果没有爱、没有邪见，就觉得这个生命就没办法过了。所以你无法放弃这个受，当然就不能说道理懂了，让我速行变一下——变不了，很难，因为你是带着爱和邪见而去寻找这个触，寻求这种感受，寻求这种有污染的受。</w:t>
-      </w:r>
-    </w:p>
-    <w:p>
-      <w:r>
-        <w:rPr>
-          <w:sz w:val="21"/>
-        </w:rPr>
-        <w:t>前提就是我们经常讲，一切生命的一切生命活动只有一个目的，就是寻找快乐。快乐是什么呢？快乐是受。所以所有的众生都寻求受，什么受呢？快乐的受。快乐的受有有污染的受和无污染的受。有污染的受和无污染的受，我们也曾经跟大家讲过，佛法是把众生的快乐分成四个层次，大家还记得吗？哪四个层次？</w:t>
+          <w:b w:val="0"/>
+        </w:rPr>
+        <w:t>见取是其本质既是邪见又是执取。上面是既是爱又是执取，这个是既是邪见又是执取，所以称为见取。或者说，能执持邪见，故为见取。在我与世间是常，之后后生的邪见以恒长的状态来取前生的邪见而自取，以及根深蒂固地执着排斥业力及果报的邪见，像虚无见、无因见、无作见。在这里的见取，是特指这三种：虚无见、无因见、无作见。戒禁取以我论取除外。</w:t>
       </w:r>
     </w:p>
     <w:p>
       <w:pPr>
-        <w:ind w:left="340"/>
+        <w:pStyle w:val="ListNumber"/>
       </w:pPr>
       <w:r>
         <w:rPr>
-          <w:b/>
-          <w:sz w:val="21"/>
-        </w:rPr>
-        <w:t xml:space="preserve">1. </w:t>
-      </w:r>
-      <w:r>
-        <w:rPr>
-          <w:sz w:val="21"/>
-        </w:rPr>
-        <w:t>感官的受，欲乐：就是欲，通过感官能感受到的快乐。透过感官能感受到的快乐是干什么用的？是为了生存和物种的繁衍用的。所以我们对于日常遇到的这个感受，马上看到这个感受是干什么用的：是为了生存用的，还是物种繁衍用的？必须把它分出来。只要是这个感官的快乐，它就一定很容易导向这个有污染的受。除了我们已经证了阿拉汉（阿罗汉）了，才完全地去除这个欲，或者至少你是三果了，欲贪才会消除，不然你一定是导向这种有污染的受。即使是有污染的受，我们看清楚了以后，可以不爱，因为没有爱，我们就不会执取。有好吃的我们可以吃，但不会想说每天回味想吃。</w:t>
+          <w:b w:val="0"/>
+        </w:rPr>
+        <w:t>戒禁取</w:t>
       </w:r>
     </w:p>
     <w:p>
       <w:r>
         <w:rPr>
-          <w:sz w:val="21"/>
-        </w:rPr>
-        <w:t>第二个层次的快乐，是基于善法的快乐，世间善法的快乐，或者讲十种善法的快乐，或者说助人为乐。这种乐就是属于善法的乐，是无污染的乐，是可以依止的乐，依止的感受。</w:t>
-      </w:r>
-    </w:p>
-    <w:p>
-      <w:r>
-        <w:rPr>
-          <w:sz w:val="21"/>
-        </w:rPr>
-        <w:t>第三个层次，是说有遍知的、基于心的净化的快乐，净化心的行为，比如说正念正知、四念处、初禅、二禅、三禅、四禅这种快乐，是基于心的进化的快乐。</w:t>
-      </w:r>
-    </w:p>
-    <w:p>
-      <w:r>
-        <w:rPr>
-          <w:sz w:val="21"/>
-        </w:rPr>
-        <w:t>第四个层次，是超越生命的快乐，涅槃的快乐。</w:t>
-      </w:r>
-    </w:p>
-    <w:p>
-      <w:r>
-        <w:rPr>
-          <w:sz w:val="21"/>
-        </w:rPr>
-        <w:t>佛教徒的终极目标是追求超越生命，不以生命的方式存在，因为只要有生命存在，它就会有苦。所以，我们一定要搞清楚，当一种感受出现的时候，这种感受是有污染的还是没污染的，是可以依止的还是不可依止的。如果不能够在这个受上搞清楚，然后在这个触上有选择，那你要想导向这个爱上有把握，就很困难。速行基本上就顺着你的爱与邪见往前走了。</w:t>
-      </w:r>
-    </w:p>
-    <w:p>
-      <w:r>
-        <w:rPr>
-          <w:sz w:val="21"/>
-        </w:rPr>
-        <w:t>三、爱缘取</w:t>
-      </w:r>
-    </w:p>
-    <w:p>
-      <w:r>
-        <w:rPr>
-          <w:sz w:val="21"/>
-        </w:rPr>
-        <w:t>在爱缘取——"爱为缘故，有取"一句中，对比四种取以含义分别，即以法、详、略依次而显明，这是对此偈颂的解释。</w:t>
-      </w:r>
-    </w:p>
-    <w:p>
-      <w:r>
-        <w:rPr>
-          <w:sz w:val="21"/>
-        </w:rPr>
-        <w:t>（一）四种取的含义</w:t>
-      </w:r>
-    </w:p>
-    <w:p>
-      <w:r>
-        <w:rPr>
-          <w:sz w:val="21"/>
-        </w:rPr>
-        <w:t>首先于此有：欲取、见取、戒禁取、我语取这四种取。</w:t>
+          <w:b w:val="0"/>
+        </w:rPr>
+        <w:t>戒禁取是指取牛、狗等这种戒禁，学牛走、学狗这样的戒禁，以为这样能够得到净化和清净。所以它的本质是戒禁，又是执取，所以称为戒禁取。由于强烈地执着如此将得清净，所以牛戒、牛净、狗戒、狗净等本身即是执取。也就是根深蒂固地执着学习狗、学习牛的修行能够消除烦恼、脱离生死轮回的这样一种见解、这样一种邪见，就称为戒禁取。</w:t>
       </w:r>
     </w:p>
     <w:p>
       <w:pPr>
-        <w:ind w:left="340"/>
+        <w:pStyle w:val="ListNumber"/>
       </w:pPr>
       <w:r>
         <w:rPr>
-          <w:b/>
-          <w:sz w:val="21"/>
-        </w:rPr>
-        <w:t xml:space="preserve">1. </w:t>
-      </w:r>
-      <w:r>
-        <w:rPr>
-          <w:sz w:val="21"/>
-        </w:rPr>
-        <w:t>欲取</w:t>
+          <w:b w:val="0"/>
+        </w:rPr>
+        <w:t>我语取</w:t>
       </w:r>
     </w:p>
     <w:p>
       <w:r>
         <w:rPr>
-          <w:sz w:val="21"/>
-        </w:rPr>
-        <w:t>欲取是执取称为"物"的欲，即感官对象的欲，称为欲取。因其本质既是欲又是取，故称为欲取。也就是可爱五欲目标，就是我们刚才讲的感官快乐的欲爱。在受前生欲爱以亲依止缘力支助下，后再再升起欲爱，变得既强且固。这既强且固的欲爱就是欲取。就是有污染的受生起来，你觉得好受，然后就产生爱，然后越想越爱，爱屋及乌，一层一层地思维这个爱所带来的美好，升起来以后你建立了，建立之后就变成欲取了，就变成既强且固。这种既强且固的欲爱就是欲取。</w:t>
+          <w:b w:val="0"/>
+        </w:rPr>
+        <w:t>第四种是诸有情能以此而说"为我语"，能以此执取，故为取。说什么呢？或执取什么呢？"我我之言说"，即执取为"我"与"取"。或者诸有情以此而执取名为我的话语，是"我"，故为我语取。也就是根深蒂固地执着"我见"，就是我论取。我们经常讲的"我我我我的我的所有我的自我"，就是带着"我"的这样一种见解、邪见。这个邪见认为有个创世的"至善我"或被创造的"灵魂我"，也认为所有的五蕴或者任何一蕴为"我"，这个称为身见或我见。</w:t>
       </w:r>
     </w:p>
     <w:p>
       <w:r>
         <w:rPr>
-          <w:sz w:val="21"/>
-        </w:rPr>
-        <w:t>这里"取"就被称为牢牢抓取。于此"upādāna"一词中，前缀词"upa"就像"upayāsa"和"upakkaṭṭha"里面的"upa"一样，有牢固的意思。</w:t>
+          <w:b w:val="0"/>
+        </w:rPr>
+        <w:t>什么是欲取呢？《法集论》说："对诸欲的欲、欲贪、欲喜、欲爱、欲恋、欲恼、欲迷、欲事，这称为欲取。"由于出自如此的圣典，所以法之详略中的欲取被略说为"可爱的牢固性"，就是简单讲是可爱的牢固性。由于称为先前欲爱的亲依止缘，所以变得牢固的后生爱，名为可爱的牢固性。</w:t>
       </w:r>
     </w:p>
     <w:p>
       <w:r>
         <w:rPr>
-          <w:sz w:val="21"/>
-        </w:rPr>
-        <w:t>执取的特相就是执取，作用就是不放开，抓住不放开。现起为强烈的爱和见。它的近因是爱。怎么来理解呢？比如说我也知道刷小视频不好，但是就是忍不住。那个忍不住就是不放开。现起什么？强烈的爱，太好玩了。刚开始还觉得有点惭愧，后来想反正放松一下也不要紧了，我都这么忙了。最后面的"见"，所以它有强烈的爱和见，你就会忍不住。</w:t>
+          <w:b w:val="0"/>
+        </w:rPr>
+        <w:t>不过，有些人说：对于尚未到达的所缘境的需求是爱，犹如盗贼在黑暗中伸出手来；对于到达的所缘境的执取是取，犹如盗贼对其所摸财物的执取。那些欲取等法是少欲知足的敌对者，他们也是遍求与守护之苦的根源。</w:t>
+      </w:r>
+    </w:p>
+    <w:p>
+      <w:r>
+        <w:rPr>
+          <w:b w:val="0"/>
+        </w:rPr>
+        <w:t>其余三种取，略说则只是邪见而已。所有除了欲取以外，其他三种取都有邪见。而展开来说，这与先前的声爱等所说的一百零八种爱的牢固性为欲取，邪见为见取。</w:t>
+      </w:r>
+    </w:p>
+    <w:p>
+      <w:r>
+        <w:rPr>
+          <w:b w:val="0"/>
+        </w:rPr>
+        <w:t>欲取是少欲知足的敌对者。我们如果对于各种色、声、香、味、触、法有很多的爱，有很多的欲取，我们就很难少欲知足。对于不能够少欲知足的人，他就会去遍求，到处去寻求去获得这些东西，寻求完以后又要守护，你要把它保护起来，不管是金银财宝还是钱财，你要守护。所以遍求和守护不是一件快乐的事情，它就叫遍求和守护之苦的根源，就是这个欲取。不管我们是基于眼睛能看到、耳朵听到、鼻子闻到、舌头尝到、身体接触到，还是你整天心里面琢磨想的这些所有东西，包括名誉地位这些无形的东西，我们遍求、我们守护，所以深受其苦。</w:t>
+      </w:r>
+    </w:p>
+    <w:p>
+      <w:r>
+        <w:rPr>
+          <w:b w:val="0"/>
+        </w:rPr>
+        <w:t>关于我语取</w:t>
+      </w:r>
+    </w:p>
+    <w:p>
+      <w:r>
+        <w:rPr>
+          <w:b w:val="0"/>
+        </w:rPr>
+        <w:t>对于有身见，称为我语取。什么是其中的我语取？以此无闻凡夫不受教于善士法，认为"色是我"或"我有色"或"我中有色"或"色中有我"；受、想、行、识也是这样，认为"识是我"或"我有识"或"我中有识"或"识中有我"。像这样的见、颠倒执取，则称为我语取。</w:t>
+      </w:r>
+    </w:p>
+    <w:p>
+      <w:r>
+        <w:rPr>
+          <w:b w:val="0"/>
+        </w:rPr>
+        <w:t>这一段的经文是在《皮带束缚经》里面佛陀讲到的。在这二十种有身见里面：</w:t>
+      </w:r>
+    </w:p>
+    <w:p>
+      <w:r>
+        <w:rPr>
+          <w:b w:val="0"/>
+        </w:rPr>
+        <w:t>其中执持五蕴的某蕴为我，这个是断灭见。比如说"色是我""受是我""想是我""行是我""识是我"，我就是受想行识的某一蕴或者所有的蕴。当这个受想行识生命在这一期终结的时候，那你的我也就没有了，就灭掉了。所以这种状态就属于断灭见。</w:t>
+      </w:r>
+    </w:p>
+    <w:p>
+      <w:r>
+        <w:rPr>
+          <w:b w:val="0"/>
+        </w:rPr>
+        <w:t>其他的十五种，就是"我有色""我中有色"或"色中有我"。这四种都有"我有色"，这个色是属于我的，有一个超越于这个色的我。"我中有色"，在我当中有这个色。"色中有我"，在色中有一个我，就像我们中国人讲的灵魂，在这个身体里面有一个灵魂，这个身体坏掉"嘣"就出去了，灵魂出窍。这四种情况都有一个不变的我在里面，所以它就属于常见。这十五种属于常见。</w:t>
+      </w:r>
+    </w:p>
+    <w:p>
+      <w:r>
+        <w:rPr>
+          <w:b w:val="0"/>
+        </w:rPr>
+        <w:t>合起来二十种：五种断灭见和十五种常见。这二十种有身见被称为也是一切邪见的基础。后面我们会讲六十种、六十二种邪见，它更是基础，是二十种有身见的基础，而且它还会引发更多的邪见。依靠有身见的缘故，会升起代表见取的十种邪见，衍生成这种否定业和业果的三种观点——无作见（做了不会有业果，否定善业和不善业的作用）、无因见（否定任何果报是有原因的）、虚无见（认为任何的因都不会有果报）。但这个无因见、无作见、虚无见与断灭见还是不同。</w:t>
+      </w:r>
+    </w:p>
+    <w:p>
+      <w:r>
+        <w:rPr>
+          <w:b w:val="0"/>
+        </w:rPr>
+        <w:t>（二）四种取的次序</w:t>
+      </w:r>
+    </w:p>
+    <w:p>
+      <w:r>
+        <w:rPr>
+          <w:b w:val="0"/>
+        </w:rPr>
+        <w:t>在这依次序中，有生起次序、舍断次序和开示次序三种次序。</w:t>
       </w:r>
     </w:p>
     <w:p>
       <w:pPr>
-        <w:ind w:left="340"/>
+        <w:pStyle w:val="ListNumber"/>
       </w:pPr>
       <w:r>
         <w:rPr>
-          <w:b/>
-          <w:sz w:val="21"/>
-        </w:rPr>
-        <w:t xml:space="preserve">2. </w:t>
-      </w:r>
-      <w:r>
-        <w:rPr>
-          <w:sz w:val="21"/>
-        </w:rPr>
-        <w:t>见取</w:t>
+          <w:b w:val="0"/>
+        </w:rPr>
+        <w:t>生起次序</w:t>
       </w:r>
     </w:p>
     <w:p>
       <w:r>
         <w:rPr>
-          <w:sz w:val="21"/>
-        </w:rPr>
-        <w:t>见取是其本质既是邪见又是执取。上面是既是爱又是执取，这个是既是邪见又是执取，所以称为见取。或者说，能执持邪见，故为见取。在我与世间是常，之后后生的邪见以恒长的状态来取前生的邪见而自取，以及根深蒂固地执着排斥业力及果报的邪见，像虚无见、无因见、无作见。在这里的见取，是特指这三种：虚无见、无因见、无作见。戒禁取以我论取除外。</w:t>
+          <w:b w:val="0"/>
+        </w:rPr>
+        <w:t>由于在无始轮回中，其最初的生起是不存在的，所以不说诸烦恼的生起次序，而只是间接地说：通常于"有"中有我执为先导的长见、断见。之后，对执取这个"我"为常者，为了我的清净而有戒禁取；对执取这个"我"为断而不顾来世者，则有欲取。如此，先有"我语取"，后有"见取""戒禁取""欲取"。此四种取在一有中的生起次序。</w:t>
+      </w:r>
+    </w:p>
+    <w:p>
+      <w:r>
+        <w:rPr>
+          <w:b w:val="0"/>
+        </w:rPr>
+        <w:t>在三有当中，有执，有我执为先导的长见、断见，首先你会有一个"我"。在三有当中，我们的生存一定离不开那个"我"。所以一般就是从我语取开始，"我"的"我的所有""我的自我"。我语取有二十种，其中五种是断见，十五种是常见。因为我语取就会执常、断。</w:t>
+      </w:r>
+    </w:p>
+    <w:p>
+      <w:r>
+        <w:rPr>
+          <w:b w:val="0"/>
+        </w:rPr>
+        <w:t>对于执常的人，为了清净而有戒禁取。有一部分人对于常见，就说我要怎么样永恒，怎么样升到梵天，怎么样净化，因为常见才会有戒禁取。如果是断见，人死如灯灭，我还学狗那不是有病嘛，那么辛苦，他就不会戒禁取了。所以对于物质主义者、科学主义者一定不会学狗叫。但是持常见的人就很愚昧，因为持常见的人才会持戒禁取。</w:t>
+      </w:r>
+    </w:p>
+    <w:p>
+      <w:r>
+        <w:rPr>
+          <w:b w:val="0"/>
+        </w:rPr>
+        <w:t>如果执取这个"我"为断见而不顾有来世的人，他就会首先是欲取。为什么？今朝有酒今朝醉，明天不知道什么时候死了，死了就什么东西都没有了，就赶紧该快乐要快乐。所以因为有断见，就会有欲取。</w:t>
+      </w:r>
+    </w:p>
+    <w:p>
+      <w:r>
+        <w:rPr>
+          <w:b w:val="0"/>
+        </w:rPr>
+        <w:t>这样，首先是先有"我语取"，然后有"见取"，再有"戒禁取"，再回到"欲取"里面来。这四种取在一有中的生起次序。</w:t>
       </w:r>
     </w:p>
     <w:p>
       <w:pPr>
-        <w:ind w:left="340"/>
+        <w:pStyle w:val="ListNumber"/>
       </w:pPr>
       <w:r>
         <w:rPr>
-          <w:b/>
-          <w:sz w:val="21"/>
-        </w:rPr>
-        <w:t xml:space="preserve">3. </w:t>
-      </w:r>
-      <w:r>
-        <w:rPr>
-          <w:sz w:val="21"/>
-        </w:rPr>
-        <w:t>戒禁取</w:t>
+          <w:b w:val="0"/>
+        </w:rPr>
+        <w:t>舍断次序</w:t>
       </w:r>
     </w:p>
     <w:p>
       <w:r>
         <w:rPr>
-          <w:sz w:val="21"/>
-        </w:rPr>
-        <w:t>戒禁取是指取牛、狗等这种戒禁，学牛走、学狗这样的戒禁，以为这样能够得到净化和清净。所以它的本质是戒禁，又是执取，所以称为戒禁取。由于强烈地执着如此将得清净，所以牛戒、牛净、狗戒、狗净等本身即是执取。也就是根深蒂固地执着学习狗、学习牛的修行能够消除烦恼、脱离生死轮回的这样一种见解、这样一种邪见，就称为戒禁取。</w:t>
+          <w:b w:val="0"/>
+        </w:rPr>
+        <w:t>其中的"见取"等三取首先被舍断，这是由于被入流道灭除的缘故。"欲取"最后被舍断，这是由于被阿拉汉道（阿罗汉道）灭除的缘故。这是它们的舍断次序。</w:t>
+      </w:r>
+    </w:p>
+    <w:p>
+      <w:r>
+        <w:rPr>
+          <w:b w:val="0"/>
+        </w:rPr>
+        <w:t>当我们是须陀洹道、初果道智的时候，会断除五下分结里面的见结、戒禁取结和疑结。这个见结里面的"见"就包含了那三种：见取、戒禁取和我语取。这三种都在初果道智的时候可以被断除。</w:t>
       </w:r>
     </w:p>
     <w:p>
       <w:pPr>
-        <w:ind w:left="340"/>
+        <w:pStyle w:val="ListNumber"/>
       </w:pPr>
       <w:r>
         <w:rPr>
-          <w:b/>
-          <w:sz w:val="21"/>
-        </w:rPr>
-        <w:t xml:space="preserve">4. </w:t>
-      </w:r>
-      <w:r>
-        <w:rPr>
-          <w:sz w:val="21"/>
-        </w:rPr>
-        <w:t>我语取</w:t>
+          <w:b w:val="0"/>
+        </w:rPr>
+        <w:t>开示次序</w:t>
       </w:r>
     </w:p>
     <w:p>
       <w:r>
         <w:rPr>
-          <w:sz w:val="21"/>
-        </w:rPr>
-        <w:t>第四种是诸有情能以此而说"为我语"，能以此执取，故为取。说什么呢？或执取什么呢？"我我之言说"，即执取为"我"与"取"。或者诸有情以此而执取名为我的话语，是"我"，故为我语取。也就是根深蒂固地执着"我见"，就是我论取。我们经常讲的"我我我我的我的所有我的自我"，就是带着"我"的这样一种见解、邪见。这个邪见认为有个创世的"至善我"或被创造的"灵魂我"，也认为所有的五蕴或者任何一蕴为"我"，这个称为身见或我见。</w:t>
+          <w:b w:val="0"/>
+        </w:rPr>
+        <w:t>由于是广大境和明显的缘故，首先阐明其中的欲取。欲取与八种贪心相应，故为"广大境"。贪是与乐受相关联起来，与喜相关联，贪会喜、乐，会增长相应法，所以被称为"广大境"。其他三取以嗔和痴四种心相应，故为"非广大境"。嗔和痴的心特别小，特别不容易辨识，心路都是暗摸摸的，所以非广大境。</w:t>
       </w:r>
     </w:p>
     <w:p>
       <w:r>
         <w:rPr>
-          <w:sz w:val="21"/>
-        </w:rPr>
-        <w:t>什么是欲取呢？《法集论》说："对诸欲的欲、欲贪、欲喜、欲爱、欲恋、欲恼、欲迷、欲事，这称为欲取。"由于出自如此的圣典，所以法之详略中的欲取被略说为"可爱的牢固性"，就是简单讲是可爱的牢固性。由于称为先前欲爱的亲依止缘，所以变得牢固的后生爱，名为可爱的牢固性。</w:t>
+          <w:b w:val="0"/>
+        </w:rPr>
+        <w:t>再者，由于众生大多乐着于诸取蕴，所以欲取最明显，其他三取则不明显。或者有欲取者，为了得到物欲而对模棱两可的瑞兆等多有行动，这种状态其实正是"见取"。因此紧挨着阐明见取。见取又以"戒禁取"和"我语取"而分为两种。由于见到牛的行为和狗的行为便可了知，所以粗浅，是故先阐明那两者中的戒禁取。由于微妙的缘故，最后才阐明我语取。</w:t>
       </w:r>
     </w:p>
     <w:p>
       <w:r>
         <w:rPr>
-          <w:sz w:val="21"/>
-        </w:rPr>
-        <w:t>不过，有些人说：对于尚未到达的所缘境的需求是爱，犹如盗贼在黑暗中伸出手来；对于到达的所缘境的执取是取，犹如盗贼对其所摸财物的执取。那些欲取等法是少欲知足的敌对者，他们也是遍求与守护之苦的根源。</w:t>
+          <w:b w:val="0"/>
+        </w:rPr>
+        <w:t>我语取很微细。我们知道"我是邪见"，但是其实我们每个人心里面都很难放开这个东西，其实都很微细。只要没有证初果，没有生起初果道智，那个"我"是一直伴随着我们，每时每刻都在伴随着。所以它很微细，你不能够深入的话是不能觉察的。</w:t>
       </w:r>
     </w:p>
     <w:p>
       <w:r>
         <w:rPr>
-          <w:sz w:val="21"/>
-        </w:rPr>
-        <w:t>其余三种取，略说则只是邪见而已。所有除了欲取以外，其他三种取都有邪见。而展开来说，这与先前的声爱等所说的一百零八种爱的牢固性为欲取，邪见为见取。</w:t>
+          <w:b w:val="0"/>
+        </w:rPr>
+        <w:t>爱缘取有多少种缘呢？时间到了，我们下一堂课再来学习。</w:t>
       </w:r>
     </w:p>
     <w:p>
       <w:r>
         <w:rPr>
-          <w:sz w:val="21"/>
-        </w:rPr>
-        <w:t>欲取是少欲知足的敌对者。我们如果对于各种色、声、香、味、触、法有很多的爱，有很多的欲取，我们就很难少欲知足。对于不能够少欲知足的人，他就会去遍求，到处去寻求去获得这些东西，寻求完以后又要守护，你要把它保护起来，不管是金银财宝还是钱财，你要守护。所以遍求和守护不是一件快乐的事情，它就叫遍求和守护之苦的根源，就是这个欲取。不管我们是基于眼睛能看到、耳朵听到、鼻子闻到、舌头尝到、身体接触到，还是你整天心里面琢磨想的这些所有东西，包括名誉地位这些无形的东西，我们遍求、我们守护，所以深受其苦。</w:t>
+          <w:b w:val="0"/>
+        </w:rPr>
+        <w:t>好，今天的课我们就学习到这里，我们一起来回向功德。</w:t>
       </w:r>
     </w:p>
     <w:p>
       <w:r>
         <w:rPr>
-          <w:sz w:val="21"/>
-        </w:rPr>
-        <w:t>关于我语取</w:t>
+          <w:b w:val="0"/>
+        </w:rPr>
+        <w:t>愿我此功德，导向诸漏尽。</w:t>
       </w:r>
     </w:p>
     <w:p>
       <w:r>
         <w:rPr>
-          <w:sz w:val="21"/>
-        </w:rPr>
-        <w:t>对于有身见，称为我语取。什么是其中的我语取？以此无闻凡夫不受教于善士法，认为"色是我"或"我有色"或"我中有色"或"色中有我"；受、想、行、识也是这样，认为"识是我"或"我有识"或"我中有识"或"识中有我"。像这样的见、颠倒执取，则称为我语取。</w:t>
+          <w:b w:val="0"/>
+        </w:rPr>
+        <w:t>愿我此功德，为证涅槃缘。</w:t>
       </w:r>
     </w:p>
     <w:p>
       <w:r>
         <w:rPr>
-          <w:sz w:val="21"/>
-        </w:rPr>
-        <w:t>这一段的经文是在《皮带束缚经》里面佛陀讲到的。在这二十种有身见里面：</w:t>
+          <w:b w:val="0"/>
+        </w:rPr>
+        <w:t>我此功德分，回向诸有情。</w:t>
       </w:r>
     </w:p>
     <w:p>
       <w:r>
         <w:rPr>
-          <w:sz w:val="21"/>
-        </w:rPr>
-        <w:t>其中执持五蕴的某蕴为我，这个是断灭见。比如说"色是我""受是我""想是我""行是我""识是我"，我就是受想行识的某一蕴或者所有的蕴。当这个受想行识生命在这一期终结的时候，那你的我也就没有了，就灭掉了。所以这种状态就属于断灭见。</w:t>
+          <w:b w:val="0"/>
+        </w:rPr>
+        <w:t>愿彼等一切，同得功德分。</w:t>
       </w:r>
     </w:p>
     <w:p>
       <w:r>
         <w:rPr>
-          <w:sz w:val="21"/>
-        </w:rPr>
-        <w:t>其他的十五种，就是"我有色""我中有色"或"色中有我"。这四种都有"我有色"，这个色是属于我的，有一个超越于这个色的我。"我中有色"，在我当中有这个色。"色中有我"，在色中有一个我，就像我们中国人讲的灵魂，在这个身体里面有一个灵魂，这个身体坏掉"嘣"就出去了，灵魂出窍。这四种情况都有一个不变的我在里面，所以它就属于常见。这十五种属于常见。</w:t>
+          <w:b w:val="0"/>
+        </w:rPr>
+        <w:t>萨度！萨度！萨度！</w:t>
       </w:r>
     </w:p>
     <w:p>
       <w:r>
         <w:rPr>
-          <w:sz w:val="21"/>
-        </w:rPr>
-        <w:t>合起来二十种：五种断灭见和十五种常见。这二十种有身见被称为也是一切邪见的基础。后面我们会讲六十种、六十二种邪见，它更是基础，是二十种有身见的基础，而且它还会引发更多的邪见。依靠有身见的缘故，会升起代表见取的十种邪见，衍生成这种否定业和业果的三种观点——无作见（做了不会有业果，否定善业和不善业的作用）、无因见（否定任何果报是有原因的）、虚无见（认为任何的因都不会有果报）。但这个无因见、无作见、虚无见与断灭见还是不同。</w:t>
+          <w:b/>
+          <w:color w:val="1E4620"/>
+          <w:sz w:val="23"/>
+        </w:rPr>
+        <w:t>原文材料2：《第78讲-摄缘-十二缘起与二十四缘-离路心的缘-爱缘取2-古源尊者-20240407.docx》★</w:t>
       </w:r>
     </w:p>
     <w:p>
       <w:r>
         <w:rPr>
-          <w:sz w:val="21"/>
-        </w:rPr>
-        <w:t>（二）四种取的次序</w:t>
+          <w:b w:val="0"/>
+        </w:rPr>
+        <w:t>第78讲-摄缘-十二缘起与二十四缘-离路心的缘-爱缘取2</w:t>
       </w:r>
     </w:p>
     <w:p>
       <w:r>
         <w:rPr>
-          <w:sz w:val="21"/>
-        </w:rPr>
-        <w:t>在这依次序中，有生起次序、舍断次序和开示次序三种次序。</w:t>
+          <w:b w:val="0"/>
+        </w:rPr>
+        <w:t>好，大家请合掌，我们一起来礼敬佛陀。Namo tassa bhagavato arahato sammāsambuddhassa. Namo tassa bhagavato arahato sammāsambuddhassa. Namo tassa bhagavato arahato sammāsambuddhassa. 各位尊者，各位法师，各位贤友，晚上吉祥。你在哪？好，我们今天呢继续来学习爱缘取剩余的部分以及起缘有。</w:t>
+      </w:r>
+    </w:p>
+    <w:p>
+      <w:r>
+        <w:rPr>
+          <w:b w:val="0"/>
+        </w:rPr>
+        <w:t>在上堂课里面呢，我们讲到受缘爱。这个有一百零八种爱。那一百零八种爱里面呢，这个涉及到过去啊现在啊未来，内在外在，啊那色声香味触法六爱。好，那根据义注的阐述呢，这种这一百零八种爱呢，这个过去现在未来呢，既包括这个六所缘的爱，也包括过去现在未来的这个三十六种爱。好，两种说法都可以。</w:t>
+      </w:r>
+    </w:p>
+    <w:p>
+      <w:r>
+        <w:rPr>
+          <w:b w:val="0"/>
+        </w:rPr>
+        <w:t>那关于这个爱缘取以这个依次而显明，阐释的这个次第啊，我们上堂课讲到了广大境和这个非广大境，啊我讲到了就类似于那个心念处的讲这个广大心和说心，其实不是这样的，它这个是这个所谓广大境呢是指这个八种贪根心，它在更多的范围内，因为众生大多乐着于诸取蕴，所以欲取显著，其他三取不明显，所以它是比较广泛的出现。另外三种呢，它不是太广泛。或者说呢，它是指贪根心有八种，而这个邪见相应的只有四种，从这个角度上来看，它的这种广泛性和非广泛性。</w:t>
+      </w:r>
+    </w:p>
+    <w:p>
+      <w:r>
+        <w:rPr>
+          <w:b w:val="0"/>
+        </w:rPr>
+        <w:t>接着下来，就是上一堂课我们没有结束的，就爱缘取，它之间到底有哪些缘呢？</w:t>
+      </w:r>
+    </w:p>
+    <w:p>
+      <w:r>
+        <w:rPr>
+          <w:b w:val="0"/>
+        </w:rPr>
+        <w:t>清净道论里面提到：爱对其中之取，以一种方式为缘；对余三种取，以七、八种法为缘。即欲爱可以如此而说的四种取中的为首者，就是欲取，以亲依止一种方式为缘。这是因为欲取生起于被有情透过可爱而欢喜的诸所缘境。再者，欲爱对其余三取以俱生、相互、依止、相应、有、不离去、因缘七种方式为缘，或以连同亲依止的八种方式为缘。而当那爱以亲依止为缘时，则并非是缘所生法俱生的。这是对爱为缘故有取之句的详论。</w:t>
+      </w:r>
+    </w:p>
+    <w:p>
+      <w:r>
+        <w:rPr>
+          <w:b w:val="0"/>
+        </w:rPr>
+        <w:t>具体来看呢，就是欲爱，就是爱啊，对如此而说的四种取中的这个欲取，它只以亲依止缘为缘。这是因为呢，欲取生起于被有情透过可爱而欢喜的诸所缘境，既在受到前生欲爱，以亲依止缘力资助之下，而后后再生，欲爱而变得既强且固，这既强且固的欲爱是欲取。其实我们在学亲依止缘里叫前前诸不善法，可以成为后后诸不善法与善法的亲依止缘。好，这个什么意思呢？就是说我们对某一种可爱，某一种色声香味触有爱。那到取呢，它不会是在一个新路上，他要数数的，就一次又一次的去体验这种可爱的滋味，就是这种受去体验它这个味道。然后呢，对这种可爱的执取，对这种可爱变得既强且固，他才会有这个欲取。那么所以由这个可爱不断的这个加强而导致执取产生呢，这个过程的原理是自然亲依止缘。</w:t>
+      </w:r>
+    </w:p>
+    <w:p>
+      <w:r>
+        <w:rPr>
+          <w:b w:val="0"/>
+        </w:rPr>
+        <w:t>也就是呢，当那爱以亲依止缘为缘时，是前前爱，而并非是以缘所生法俱生的。就是当爱作为亲依止缘，是前前爱，并非与缘所生法俱生的。但是呢，有邪见生起就必有爱，它必然是俱生的。也就是说呢，如果他作为爱本身呢，并不是跟这个邪见相应的这个心一起升起来的，也就是这个爱心呢，它没有邪见相应的心。不是在同一个心路上的爱。这个爱导致这个取生起呢，它就只会是自然亲依止缘。那这个其实爱缘取的这个缘法、缘所生法和原理就是：爱作为缘法，取作为缘所生法，它之间的缘力呢，如果是在同一个心路里面呢，同一个心路过程里面呢，它是以俱生组的七个俱生缘为缘。如果是不在同一个心路里面呢，它就是自然亲依止缘一缘。</w:t>
+      </w:r>
+    </w:p>
+    <w:p>
+      <w:r>
+        <w:rPr>
+          <w:b w:val="0"/>
+        </w:rPr>
+        <w:t>二、邪见的种类与内涵</w:t>
+      </w:r>
+    </w:p>
+    <w:p>
+      <w:r>
+        <w:rPr>
+          <w:b w:val="0"/>
+        </w:rPr>
+        <w:t>那么这个邪见呢，我们再来复习一下，我们在讲邪见心所的时候讲的很多。那么邪见呢，在佛陀的经典里面呢，出现的有六十二邪见，有二十种有身见，还有六邪见，还有经常讲到的这种最严重的这种三种邪见。那我们看起来呢，就是最多的就是这六十二邪见。</w:t>
+      </w:r>
+    </w:p>
+    <w:p>
+      <w:r>
+        <w:rPr>
+          <w:b w:val="0"/>
+        </w:rPr>
+        <w:t>六十二邪见呢，是佛陀在长部《梵网经》里面提到的。那这个二十有身见呢，是佛陀在《中部·皮带束缚经》里面提到的。那六种邪见呢，是佛陀在《中部·一切漏经》里面提到的。那比如说讲到的这种十四邪见，就是无因见、无作见、虚无见，这个就是没有父亲、没有母亲、没有布施、没有这个十四邪见，在这个《大狮子吼经》里面提到。</w:t>
+      </w:r>
+    </w:p>
+    <w:p>
+      <w:r>
+        <w:rPr>
+          <w:b w:val="0"/>
+        </w:rPr>
+        <w:t>好，那么对于六十二邪见呢，其实它是分成两大类，一类呢就是针对已经存在的现象、世界、过去的事而产生的一些见解，第二类呢，就是未来世或者末劫，就是末劫或未来劫者，就五类四十四件。那大概是这样呢：</w:t>
+      </w:r>
+    </w:p>
+    <w:p>
+      <w:r>
+        <w:rPr>
+          <w:b w:val="0"/>
+        </w:rPr>
+        <w:t>第一个呢，就是称为叫世间常住论，我们称为叫常见论。那这里面呢，是有四种，这一部分见解呢，就是它支持世间常有，用我们现代的语言来讲呢，就是支持空间有限论。既然是有限呢，就不要去探索。那么这种见解呢，迎合人们在求知上的惰性，任何一个东西如果不变，那有限人的这个惰性它就可以升起来。比如说很多人说我有钱的时候怎么样怎么样，我认为有钱的时候啊，惰性就可以升，其他就不要去探索。</w:t>
+      </w:r>
+    </w:p>
+    <w:p>
+      <w:r>
+        <w:rPr>
+          <w:b w:val="0"/>
+        </w:rPr>
+        <w:t>第二类呢，就是这个世间半常、半无常论，这里面有四种。那这一部分人的见解认为世间是有主宰的，有主宰的那一部分呢，是常，被主宰的那一部分呢，是无常。那这种见解呢，迎合了我们人们心里面的这种控制欲和征服欲，总认为只要掌握了长的一部分就可以掌握全世界。</w:t>
+      </w:r>
+    </w:p>
+    <w:p>
+      <w:r>
+        <w:rPr>
+          <w:b w:val="0"/>
+        </w:rPr>
+        <w:t>第三种呢，是世间有边无边论，这里也有四种，认为世界呢有边或者无边，其实呢，本质跟世间常住或者世间半常半无常呢，它是类似的。那唯独呢，常无常呢，着重考量存在的状态，而有边无边呢，考量的是存在的边际。那么有边呢，意味着人的一切活动呢可以得到反馈。那这种见解迎合我们内心留恋这一部分情感啊，无边呢，意味着人的活动得不到反馈。那这种见解呢，和我们人内心孤独的这种情感啊，对于我们现代人，看到身处一个太空有时候会感到很孤独啊，然后享受那种孤独啊，所以就会有这种感觉升起来。</w:t>
+      </w:r>
+    </w:p>
+    <w:p>
+      <w:r>
+        <w:rPr>
+          <w:b w:val="0"/>
+        </w:rPr>
+        <w:t>第四种呢，是一问一答论，就过去称为叫诡辩派，或者叫做捕鳗论，你抓泥鳅抓不到那种，或者叫不死矫乱论，这四种。也就是呢，它处于这种过度怀疑论或者不可知论，对任何事物不做正面回答。认为这个世界是不可知的，既不承认唯物的可知，也不承认唯心的可知。后世的虚无主义呢，也很多受他这方面的影响。那么这种论调呢，迎合人求知上的惰性，认为人无知就可以偶然的获取幸福，或者只需不承认一切就可以逃避一切，就是我们做鸵鸟那种的。</w:t>
+      </w:r>
+    </w:p>
+    <w:p>
+      <w:r>
+        <w:rPr>
+          <w:b w:val="0"/>
+        </w:rPr>
+        <w:t>第五种呢，就是无因而有论，也就是无因论。那这里有两种，就无因论，就否定因果，否定人的行为所应负的责任，认为人做任何事情都可以，都没关系，不需要行为规范的。后世的这个强权至上论啊，就会受这个影响，就是，我就是上帝。</w:t>
+      </w:r>
+    </w:p>
+    <w:p>
+      <w:r>
+        <w:rPr>
+          <w:b w:val="0"/>
+        </w:rPr>
+        <w:t>第二大类呢，就是这个说未来世，或称这个末劫、末见者。这个五类四十件事，动不动就说这个末日要来了，利用人我们弱而且害怕的这种心理呢，引申人们想得到一个救世主的这样一种心理状态，从而去获得人们的崇拜。那么自己也在崇拜中，有些人是自己欺骗自己。在后世很多邪教呢就利用这一点。因为事物如果按照既定规则运行呢，很多人明白的看到自己的命运将得不到改变。所以希望末日的出现，预计大破坏的出现，故而此类这些邪见呢，多有反动性质。就是在这个我们这个世纪初，就号称就是二零一二世界大末日，我们佛教徒也有很多在里面宣传，就是这类型的，就是末见者，末劫见者。</w:t>
+      </w:r>
+    </w:p>
+    <w:p>
+      <w:r>
+        <w:rPr>
+          <w:b w:val="0"/>
+        </w:rPr>
+        <w:t>第六个呢，它就是世间有想论。这里有十六种，认为这个世间有想来主导，就是我们那个想蕴，就是我们的见解。这类邪见呢，就是好言鬼神，依赖某一个理想、妄想、情想而立世间，在此中呢，自负不凡。就是，你的认知是你的想蕴构建的。然后你如果去搞一个你认为这个世间有什么样的东西构成的，然后你就自己装在里面，然后也教导把大家带到里面去。就是所求与所行相悖。你嘴巴说的很好，然后呢，最后把你带到沟里面去，自己成就他的事业。</w:t>
+      </w:r>
+    </w:p>
+    <w:p>
+      <w:r>
+        <w:rPr>
+          <w:b w:val="0"/>
+        </w:rPr>
+        <w:t>第七个呢，叫世间无想论。这里有八种。这一个邪见呢，和世间有想论它是相反相成的。那这一个邪见呢，则否定人类意识的一切功用，认为人只需要保持无想的状态，一切自然发生。人的智慧呢，也是来自于自然。</w:t>
+      </w:r>
+    </w:p>
+    <w:p>
+      <w:r>
+        <w:rPr>
+          <w:b w:val="0"/>
+        </w:rPr>
+        <w:t>第八个是世间非有想非无想论，这个八种呢，认为人保持有想的状态或者无想的状态都很难跟这个世界相合。人想在未来的世界中得到一个好的结果，也需要保持一种中的状态，就非有想非无想的状态，这样才能达到一种不死灵活的这样的一种状态。我们很多可以感受到的，佛教里面有很多这样的，就是你这个模模糊糊的说一种中道的这种说法，其实他完全都说不清楚，什么东西都拿来圆融一下，说中，但是其实什么是中、什么是边都分不清楚。</w:t>
+      </w:r>
+    </w:p>
+    <w:p>
+      <w:r>
+        <w:rPr>
+          <w:b w:val="0"/>
+        </w:rPr>
+        <w:t>第九呢，是众生断灭无余论，也就是断见论。这里有七种。这种人呢，认为死了什么都不会剩下，死不死活不活也无所谓。那这种见解呢，多支持人生无意论，人生无追求论。那么这种邪见呢，受到沉溺于欲望的众生的追捧。我们前面讲到说，如果一个人持断灭见呢，他就会那个欲求就会很强，就是什么呢，就是今朝有酒今朝醉了。</w:t>
+      </w:r>
+    </w:p>
+    <w:p>
+      <w:r>
+        <w:rPr>
+          <w:b w:val="0"/>
+        </w:rPr>
+        <w:t>第十呢，就是现法涅槃论，也就是呢，无论任何一种状态，处于现世的即为最高的境界。这里有五种。那么这种邪见认为过去未来纯属虚妄，唯有当下才是真实，主张人去过去、去未来，回到当下。过去已经过去了，未来还没有出现，就是你只在当下才是这个真实的，听起来它是对的。所以，那么当下就是涅槃。那最近的当下呢？欲是最近的未来，回到当下就是把握未来，而对人行为就造成一个惯性的忽略。</w:t>
+      </w:r>
+    </w:p>
+    <w:p>
+      <w:r>
+        <w:rPr>
+          <w:b w:val="0"/>
+        </w:rPr>
+        <w:t>那《法集论》的义注里面说：诸见解之依，亦名为见解所依之处。何等为八种为见解所依之处呢？就是蕴、无明、触、想、寻、非理作意、恶友，及外之声闻。就各皆是见解所依之处。那什么意思呢？就是你这些见解从哪里来的呢？就有这么一些内容来的。就是蕴呢，是因缘，是诸所见解所生起之八依之一，蕴因此是见解所依之处。就是你对这个我们精神的部分、物质部分的这种理解、不理解或者怀疑就会产生很多的见解。我们认为说我觉得有一个我，那如果没有一个我的话，谁在说话，谁在决定，谁在吃饭，谁在成长，那这个是属于蕴而导致的这种见解。无明呢是因，恶友是因，这个非理作意它也是因，然后呢，我们刚才前面讲到了触、想、寻，它都可能成为间接的因。</w:t>
+      </w:r>
+    </w:p>
+    <w:p>
+      <w:r>
+        <w:rPr>
+          <w:b w:val="0"/>
+        </w:rPr>
+        <w:t>好，那我们简单再复习一下二十种有身见。二十种有身见呢，其实就是对于蕴的这样的一种理解导致的。它分别是，他认为色是我，我拥有色，色在我中或我在色中。那么对于这个物质的部分呢，就有四种观念。一个呢就是这个身体就是我，第二个呢，是我拥有这个身体，就是一个超过这个身体的我存在，色在我中，就是这个以这个物质的部分在我的中间，或者我在色中，就是我有一个我在这个身体里面，我们讲灵魂我，或者说这个七魂六魄，他就是在这个身体里面的有一个我。同样的，这个受想行识也是这样，就是分不同的蕴而已。这是二十种有身见。</w:t>
+      </w:r>
+    </w:p>
+    <w:p>
+      <w:r>
+        <w:rPr>
+          <w:b w:val="0"/>
+        </w:rPr>
+        <w:t>六种邪见呢，是有我的自我，没有我的自我。我以自我感知我，我以自我感知无我，我以无我感知我。若我的这个自我能说能感受，在各处体验善恶业的果报，真我的这个自我乃是恒常、恒久、常住不变，一法将永恒同时如此住立。那这是六种邪见，佛陀在《中部·一切漏经》里面提到的。那这里面的有我的自我，和没有我的自我，它是基于常见和断见。后面呢就是我以自我感知我，我以自我感知无我，我以无我感知我呢，这个自我或者无我呢，它是只以想蕴，以想蕴的方式来感知的这个角度。</w:t>
+      </w:r>
+    </w:p>
+    <w:p>
+      <w:r>
+        <w:rPr>
+          <w:b w:val="0"/>
+        </w:rPr>
+        <w:t>那最严重的邪见呢，就是由于不管是六十二邪见，还是二十种有身见，还是六邪见，然后有些人呢，他得出来的三种邪见，就是无作见，否定不善业和善业的作用；无因见，否定果报；虚无见，就认为任何因都不会有果报。那这三种邪见呢，是最严重的邪见。那么经典里面讲，如果你在临终的时候依然顽固的坚持这种邪见，那么你将会堕入这个空间地狱。就是当坏劫，这个轮为一劫毁灭的时候，所有的众生呢，都投身到梵天界，那他也依他还依然在这个空间地狱里面，因为那个地狱不会毁坏。</w:t>
+      </w:r>
+    </w:p>
+    <w:p>
+      <w:r>
+        <w:rPr>
+          <w:b w:val="0"/>
+        </w:rPr>
+        <w:t>那么这个再复习一下这些邪见呢，我们要去感受一下在我们日常的生活中，我们经常是由哪一种邪见来生活。不要看这个邪见好像这个"邪"字眼很不好，好像跟我们没有关系。我们是必须活在邪见里面的，我们基本上都活在邪见里面。如果你没有真的出果，我们随时随地都活在邪见。</w:t>
+      </w:r>
+    </w:p>
+    <w:p>
+      <w:r>
+        <w:rPr>
+          <w:b w:val="0"/>
+        </w:rPr>
+        <w:t>三、邪见的根源与修行切入点</w:t>
+      </w:r>
+    </w:p>
+    <w:p>
+      <w:r>
+        <w:rPr>
+          <w:b w:val="0"/>
+        </w:rPr>
+        <w:t>好，那么在佛陀在那个《梵网经》的这个里面呢，最后他这么说：那么多比库，那些沙门婆罗门，从常住论立场，依据四种理由主张我和世界的常住。那些沙门婆罗门从部分的常住、部分的非常住论立场，依据四种理由主张我及世界部分常住、部分非常住。那些沙门婆罗门从有边无边论立场，依据四种理由主张世界的有边无边论。那些沙门婆罗门从诡辩论起。立场依据四种理由，答非所问，含糊其辞。那些沙门婆罗门，从无因生起论立场，依据二种理由，主张我和世界的无因生起。那些沙门婆罗门从死后有想论立场，依据十六种理由，主张我的死后有想。那些沙门婆罗门，从死后无想论立场，依据八种理由，主张我的死后无想。那些沙门婆罗门从断灭论立场，依据七种理由主张现存有情的断灭、灭亡、消亡。那些沙门婆罗门。从现世涅槃论立场，依据五种理由主张现存有情的至高现世涅槃。</w:t>
+      </w:r>
+    </w:p>
+    <w:p>
+      <w:r>
+        <w:rPr>
+          <w:b w:val="0"/>
+        </w:rPr>
+        <w:t>那些沙门婆罗门关于未来，依据四十四种理由思考未来，对未来持有见解，阐述各种见解。那些沙门婆罗门关于过去或未来或过去未来，依据六十二种理由思考过去未来，对过去未来持有见解，阐述各种见解。皆是以六处为缘，不断接触和感知，进而以触为缘而生受，以受为缘生爱，以爱为缘生取，以取为缘生有，以有为缘生生，以生为缘生老死、忧愁、悲戚、痛苦、忧恼、苦闷。诸比库！故一旦如实了知六处之生起、毁灭、乐味、过患和出离，则了知其超越者。</w:t>
+      </w:r>
+    </w:p>
+    <w:p>
+      <w:r>
+        <w:rPr>
+          <w:b w:val="0"/>
+        </w:rPr>
+        <w:t>我们前面一再提到说，修行的下手处呢，一个是从触，一个是从受，就触缘受、受缘爱来下手。那从触下手呢，就是要守护根本了，要防护了。从受缘爱下手呢，就要如理作意。但是根源的根本呢，还是从六处入手。佛陀讲说：比库，一旦了知六处之生起、毁灭、乐味、过患和出离，则了知其超越者。那这个六处呢，它本身呢，比这个受缘爱更深刻。为什么呢？因为六处缘触，你为什么会有这种触，为什么可爱这种触，为什么去需求这种触，它是跟我们的无明是很深层次的联系。所以《梵网经》里认为呢，六十二见呢，都是胡说，都是偏见，究其根源呢，都是以触为缘而产生的。所以呢，在经文的最后呢，佛陀讲到这个七因缘，就此处以受为缘生起爱，缘爱生起取，缘取生起有，缘有生起生，缘生生起老死、愁、悲、苦、忧、恼。诸比库！若比库如实了知六处之生起、灭没、过患、出离，就可以解决问题。</w:t>
+      </w:r>
+    </w:p>
+    <w:p>
+      <w:r>
+        <w:rPr>
+          <w:b w:val="0"/>
+        </w:rPr>
+        <w:t>好，那回过头来呢，我们在讲到了这个触很重要，对吗？我们再回到触食上面来。回到触食上面来啊，佛陀曾经讲说：诸比库，应该如何看待触食呢？诸比库，犹如一头被剥了皮的母牛啊，如果依墙而立，那些依于墙的生类会啃食它；如果依树而立，那些依于树的生类会啃食它；如果依水而立，那些依于水的生类会啃食它；如果是依露天而立，那些依于露天的生类会啃食它。诸比库！不论那头被剥了皮的母牛依于何处而立，都有依于该处的生类啃食它。同样的，诸比库，我说应该如此看待触食。诸比库，当触食被遍知之后，三种受就被遍知。当三种受被遍知之后，我说，对圣弟子而言，没有任何还应做的。也就是触食经由眼耳鼻舌身意六根门从四面八方奔涌而来，人呢，无能的暴露在这种持续的兴奋和刺激当中，如同被剥了皮的牛一样。大家能不能有这样一种感觉。</w:t>
+      </w:r>
+    </w:p>
+    <w:p>
+      <w:r>
+        <w:rPr>
+          <w:b w:val="0"/>
+        </w:rPr>
+        <w:t>所以，就我们要能够体会，我们就像没有皮的牛，不管站在何处都会不断的遭受到周遭昆虫和动物的啃咬。同样的，如果没有防护的暴露在各种刺激当中，我们将完全丧失自我保护的能力。无论我们身在何处，都无法逃避六处的冲击、刺激、扰乱，哪怕呢，只是独坐或者安寝，都有纷飞的妄念来打扰，梦中的幻想来扰乱。唯有在深睡无梦的时候，才有片刻的歇息和安宁。</w:t>
+      </w:r>
+    </w:p>
+    <w:p>
+      <w:r>
+        <w:rPr>
+          <w:b w:val="0"/>
+        </w:rPr>
+        <w:t>那也就是说，当我们能够看到这一点的时候呢，就是说要先学会摆脱对这个触食的主动积极回应。就是触食产生的这种感受，你随时要觉察它。觉察它呢，你发现这种受呢，是导向那个不可依赖的这种爱的话，这种感受的话呢，那你就要停止。</w:t>
+      </w:r>
+    </w:p>
+    <w:p>
+      <w:r>
+        <w:rPr>
+          <w:b w:val="0"/>
+        </w:rPr>
+        <w:t>四、缘起冰山理论在禅修与生活中的应用</w:t>
+      </w:r>
+    </w:p>
+    <w:p>
+      <w:r>
+        <w:rPr>
+          <w:b w:val="0"/>
+        </w:rPr>
+        <w:t>那其实呢，说实在话呢，就是我们经常提到的去除舍断，我们讲去除什么呢？去除诸不善法，去除五盖。它其实就是最重要。这段时间呢，我一直强调，大家要看到自己的底层逻辑，看清楚自己缘起冰山下的底层逻辑，否则要压制顽固的业习是不容易的。</w:t>
+      </w:r>
+    </w:p>
+    <w:p>
+      <w:r>
+        <w:rPr>
+          <w:b w:val="0"/>
+        </w:rPr>
+        <w:t>我们来看一份禅修报告的案例。好，这个时代的禅修者啊，自身能力呢，都超群。但就是搞不定业处。我把它称之为叫高智商综合症。</w:t>
+      </w:r>
+    </w:p>
+    <w:p>
+      <w:r>
+        <w:rPr>
+          <w:b w:val="0"/>
+        </w:rPr>
+        <w:t>这位禅修者说：嗯，对，我一直对动态息存在潜意识的恐惧。每当动态息明显时，内心就比较排斥。基本上要靠控制和忽略来对治。但控制只会让问题越来越多。而视而不见的忽略，也多是碰运气。比如当自己心很平静，能安住在静止息上时，动态息不明显，就能进入正向循环，越做越稳越平静。即便偶尔动态息出现，也会被强有力的静态息惯性拉回来，影响不明显。但是当心不能安住静态息或者动态息很明显的时候，自己就会陷入控制的负向循环。</w:t>
+      </w:r>
+    </w:p>
+    <w:p>
+      <w:r>
+        <w:rPr>
+          <w:b w:val="0"/>
+        </w:rPr>
+        <w:t>这是他的报告。那这种道理懂就是做不到的。禅修者的这种例子很多。那为什么呢？它有几个层面上的问题，第一个呢，就是这个见没有破。第二个呢，他没有看到。就是基于某一种感受的可爱没有被放弃或被替代。第三呢，是相应的无明分析不到位或者没有转变。</w:t>
+      </w:r>
+    </w:p>
+    <w:p>
+      <w:r>
+        <w:rPr>
+          <w:b w:val="0"/>
+        </w:rPr>
+        <w:t>我们再用这个缘起冰山的理论来讨论一下。</w:t>
+      </w:r>
+    </w:p>
+    <w:p>
+      <w:r>
+        <w:rPr>
+          <w:b w:val="0"/>
+        </w:rPr>
+        <w:t>首先呢，他这种情况，水面以上冰山的呈现呢，就是对动态息恐惧，对动态息内心排斥。当心不能安住静态息或动态息明显的时候就陷入控制的负向循环。不是紧张就是头痛，然后就是烦躁，那就是它呈现出来的当下的状态。那么我们说，人的一生，有情的所有生命活动，它都是在这个四食中寻求生命的延续。那团食呢？我们不讨论它。那么它的触食呢？期待的触食是有美好的业处，禅修的时候很舒服。思食呢，就是能如实、自然、轻松、快乐的觉知、如所缘，那是他的期待的思食。他的识食呢，就是有很舒服、很可意的身心状态。这是他的期待。那。客观的情况是什么呢？就客观上的事实呢，客观的触食是紧张、控制的业处、憋气的深处。思食呢，是这个思心所组织起控制、抓取的、嗔行的禅修状态。它的识食呢，都是嗔的速行心识，以及同时升起来的僵硬的心生色法（识缘名色）。所以他的情绪反应是恐惧、紧张、控制、沮丧、烦躁做不下去。</w:t>
+      </w:r>
+    </w:p>
+    <w:p>
+      <w:r>
+        <w:rPr>
+          <w:b w:val="0"/>
+        </w:rPr>
+        <w:t>好，那么导致这样的一些行为、情绪，他的认知是什么呢？就是他的认知模式：我是通过控制达成目的的。他的认知模式一直是这样，他也看到了。那么他背后的见取呢，是：所有的事都应该通过控制高效的完成。那用在入出息念上呢，就是入出息之法要可控，这是他的认知。那你带着这样的见解去面对入出息，自然就是控制抓取嘛。好，这是他的知见，他的执取决定他的行为就是会这样。</w:t>
+      </w:r>
+    </w:p>
+    <w:p>
+      <w:r>
+        <w:rPr>
+          <w:b w:val="0"/>
+        </w:rPr>
+        <w:t>那么为什么他会有这样的执取呢？是因为他对某一种受有爱。什么爱呢？他爱乐成功、安全、高评价、被关注，这些等等带来的这种感受，这种我们称为是有污染的受。第二种呢，他是爱乐所缘清晰、稳定、掌控的这种受，就用在这个我们禅修的过程中。那么对于入禅来讲，或者业处来讲，他还爱乐入禅的那种预期，就期待的那种受。好，那么他这种爱的这种受是什么呢？它是受他的生存的保护机制所影响的。那就是这位禅修者，他生存或者物种繁衍的这种鼓励和保护机制是什么呢？这个机制体现在受上，那么这个保护机制呢，是成功、高评价、被关注、安全，这种状态就要有乐受。如果是过程不可控呢，他就会有忧受。他是靠这个来实现它的鼓励和保护机制的：我只要控制了，我只要被关注了，那我就很舒服。然后我如果一控制失败完蛋了，那怎么办呢？他就有很多忧受，然后他就用这种受来提醒自己，然后再去抓取、去控制。</w:t>
+      </w:r>
+    </w:p>
+    <w:p>
+      <w:r>
+        <w:rPr>
+          <w:b w:val="0"/>
+        </w:rPr>
+        <w:t>好，那我们知道呢，这种受的可爱呢，它一定会影响到他的六处，就是我们的根门，六处、名色、识，根门这些接触的机制。他这个触的惯性呢，就是不自觉管控呼吸的粗细和节奏，这是他的惯性。那这种惯性呢，是一种业处或触食。这个是他过去的业习。为什么呢？因为六处缘触，是带有爱和邪见之业，以果报的状态而被执取后，不断的轮回流转的表现。</w:t>
+      </w:r>
+    </w:p>
+    <w:p>
+      <w:r>
+        <w:rPr>
+          <w:b w:val="0"/>
+        </w:rPr>
+        <w:t>所以这个《相应部·长老偈》里有一句话说：佛陀指出，对尚未从执取中解脱的人而言，任何感受必然产生苦难和挣扎。苦受既是苦难的本身，乐受呢，因为它的短暂无法令人满足的特性，也带来苦受。世俗的不苦不乐受，因其本具的单调和无聊产生苦迫，促使不断喂养这些觉受，成为引发新苦的因。所以，触食呢，就是这样不断的喂养我们的感受。我们又因为这些感受生起执取和排斥而去造业。这些业呢，又引生新的再生。如此呢，我们在轮回当中生生死死，又无法逃离。</w:t>
+      </w:r>
+    </w:p>
+    <w:p>
+      <w:r>
+        <w:rPr>
+          <w:b w:val="0"/>
+        </w:rPr>
+        <w:t>所以我们要知道，触食喂养了享乐的世界，也滋养了对存在的这个爱。要破除这个习惯性的爱呢，唯有停止和触食之间的密切结合，学着摆脱对触食主动积极的回应。我们讲退一步来观察它们，于是呢，触食所滋养的感受将会停止转变成爱。这个时候苦的缘起呢就会被切断。</w:t>
+      </w:r>
+    </w:p>
+    <w:p>
+      <w:r>
+        <w:rPr>
+          <w:b w:val="0"/>
+        </w:rPr>
+        <w:t>那这个呢，像这样的一个转变呢，就是我们经常讲的这个八步梳理法的第五步，转变底层认知，可以作为参考的一种方式了。先用刚才的这个缘起冰山的体系，看到看到完以后呢，把它列出来，用表格的方式把它列出来。列出来然后我们逐个逐个的去破斥它，破斥完以后，逐个逐个去觉得应该怎么转。转的这个过程呢，就是新的超越了。你要从这个状态里面超越出来，首先从这个超越里面超越出来，然后呢，再从我们讲更高的生命目标，以超越生命的束缚这样一种超越。</w:t>
+      </w:r>
+    </w:p>
+    <w:p>
+      <w:r>
+        <w:rPr>
+          <w:b w:val="0"/>
+        </w:rPr>
+        <w:t>好，那根据这个呢，你消除习惯怎么呢？根据这个期待和这种问题，好，我们设置觉知点。那就逐个逐个，一个是用微习惯呢，逐步的看到这里的问题，用微习惯一点点的去除它，一点点的去除它。这个呢，是一点点的培养它，一点点的培养它。他是两边都要做嘛，我们讲这个属于刮骨疗毒，这个属于培本固元。那么也就是说，以微习惯去除这个老的不良习惯，然后呢，建立新的底层逻辑。</w:t>
+      </w:r>
+    </w:p>
+    <w:p>
+      <w:r>
+        <w:rPr>
+          <w:b w:val="0"/>
+        </w:rPr>
+        <w:t>那这次呢，我们在这个一个禅修营里面，有一位这个癌症患者。他呢得了癌症。那么我们去观察它的底层逻辑啊。这个人，它的底层是无明的，认为有一个能干有权威的我真实存在。然后他的这个生存的保护机制呢，就是被尊重、被认同、被顺从、高级、高效、高准确率。他就碰到这个，他就会有乐受。如果没有了，他就会有苦受、有忧受。那么他的爱、取呢，就是爱乐、执取被尊敬、被认同、被顺从、高级、高效、高准确率。</w:t>
+      </w:r>
+    </w:p>
+    <w:p>
+      <w:r>
+        <w:rPr>
+          <w:b w:val="0"/>
+        </w:rPr>
+        <w:t>那么，它的保护机制呢：如果成功、高评价、被关注、安全，它就会有乐受；相反呢，如果过程不可控，就会有忧受。那么他爱这种感受，他爱、执取这种成功、高评价、被关注、安全带来的这种有污染的感受。</w:t>
+      </w:r>
+    </w:p>
+    <w:p>
+      <w:r>
+        <w:rPr>
+          <w:b w:val="0"/>
+        </w:rPr>
+        <w:t>那么他的无明呢：是有一个聪明能干高效能掌控局面的我真实存在，这是他的常见。他的乐见是成功、高评价、被关注、安全，就有快乐。我可以掌控一切所缘，听话可控，这是我。修行生活清净美好，这样的状态才能够清净美好。这是他的无明。</w:t>
+      </w:r>
+    </w:p>
+    <w:p>
+      <w:r>
+        <w:rPr>
+          <w:b w:val="0"/>
+        </w:rPr>
+        <w:t>好，那我们要看到，如何去破除这个爱、取呢？我们要看到这些东西，你说成功、高评价、被关注、安全，那这些东西它都是外在的评价。对吧，是他证，就别人来评价的。但是佛法是自证，佛法是自证啊，不是他证。以法为宗，以己为洲，以法为洲，依法依止的。那也就是说，禅修进步呢，是内善心素质的培养。那这个内善心素质的培养呢，别人是无法判断成功与否的，没法给你做个评价。但是，你如果能够如此自然、轻松、快乐的禅修，你就会带来高评价和关注。</w:t>
+      </w:r>
+    </w:p>
+    <w:p>
+      <w:r>
+        <w:rPr>
+          <w:b w:val="0"/>
+        </w:rPr>
+        <w:t>那就是只要你不是阿拉汉，你还是依然会有无明、爱、取。好，那你有无明，那我们要设一个什么样的无明呢？就一个能够如实、自然、不控制、放松的我，这个是你要追求的，这是你的常。你要想出，我要是这样的一个人。那么他的乐呢，要以有正念、正知，体验法乐的这种状态，才是你的乐见。就是正念正知是快乐的，你要去把它找到。我们经常讲法乐嘛。</w:t>
+      </w:r>
+    </w:p>
+    <w:p>
+      <w:r>
+        <w:rPr>
+          <w:b w:val="0"/>
+        </w:rPr>
+        <w:t>那至于他说在生活工作中也是如此，内心深处的恐惧总不能够被拔除的这个问题呢，那你就要去找你的原事件，就是小时候的原事件，用八步梳理法。在第五步转变底层认知的时候呢，再用这个缘起冰山来去转变。</w:t>
+      </w:r>
+    </w:p>
+    <w:p>
+      <w:r>
+        <w:rPr>
+          <w:b w:val="0"/>
+        </w:rPr>
+        <w:t>那么，如果到修补重建呢，就是我们讲内外系统的重塑，那这个是你内系统，你要重塑成这样的一个内系统。那就是内系统里面呢，对于禅修的正确态度，无明、爱、取的心，包括行动机制和行为都要改变。</w:t>
+      </w:r>
+    </w:p>
+    <w:p>
+      <w:r>
+        <w:rPr>
+          <w:b/>
+          <w:color w:val="1E4620"/>
+          <w:sz w:val="23"/>
+        </w:rPr>
+        <w:t>原文材料3：《摄缘.pdf》（讲义）◈</w:t>
+      </w:r>
+    </w:p>
+    <w:p>
+      <w:r>
+        <w:rPr>
+          <w:b w:val="0"/>
+        </w:rPr>
+        <w:t>第8讲 · 以义解说「有」：</w:t>
       </w:r>
     </w:p>
     <w:p>
       <w:pPr>
-        <w:ind w:left="340"/>
+        <w:pStyle w:val="ListNumber"/>
       </w:pPr>
       <w:r>
         <w:rPr>
-          <w:b/>
-          <w:sz w:val="21"/>
-        </w:rPr>
-        <w:t xml:space="preserve">1. </w:t>
-      </w:r>
-      <w:r>
-        <w:rPr>
-          <w:sz w:val="21"/>
-        </w:rPr>
-        <w:t>生起次序</w:t>
+          <w:b w:val="0"/>
+        </w:rPr>
+        <w:t>其它</w:t>
       </w:r>
     </w:p>
     <w:p>
       <w:r>
         <w:rPr>
-          <w:sz w:val="21"/>
-        </w:rPr>
-        <w:t>由于在无始轮回中，其最初的生起是不存在的，所以不说诸烦恼的生起次序，而只是间接地说：通常于"有"中有我执为先导的长见、断见。之后，对执取这个"我"为常者，为了我的清净而有戒禁取；对执取这个"我"为断而不顾来世者，则有欲取。如此，先有"我语取"，后有"见取""戒禁取""欲取"。此四种取在一有中的生起次序。</w:t>
+          <w:b w:val="0"/>
+        </w:rPr>
+        <w:t>存在及令有故为"有"</w:t>
       </w:r>
     </w:p>
     <w:p>
       <w:r>
         <w:rPr>
-          <w:sz w:val="21"/>
-        </w:rPr>
-        <w:t>在三有当中，有执，有我执为先导的长见、断见，首先你会有一个"我"。在三有当中，我们的生存一定离不开那个"我"。所以一般就是从我语取开始，"我"的"我的所有""我的自我"。我语取有二十种，其中五种是断见，十五种是常见。因为我语取就会执常、断。</w:t>
-      </w:r>
-    </w:p>
-    <w:p>
-      <w:r>
-        <w:rPr>
-          <w:sz w:val="21"/>
-        </w:rPr>
-        <w:t>对于执常的人，为了清净而有戒禁取。有一部分人对于常见，就说我要怎么样永恒，怎么样升到梵天，怎么样净化，因为常见才会有戒禁取。如果是断见，人死如灯灭，我还学狗那不是有病嘛，那么辛苦，他就不会戒禁取了。所以对于物质主义者、科学主义者一定不会学狗叫。但是持常见的人就很愚昧，因为持常见的人才会持戒禁取。</w:t>
-      </w:r>
-    </w:p>
-    <w:p>
-      <w:r>
-        <w:rPr>
-          <w:sz w:val="21"/>
-        </w:rPr>
-        <w:t>如果执取这个"我"为断见而不顾有来世的人，他就会首先是欲取。为什么？今朝有酒今朝醉，明天不知道什么时候死了，死了就什么东西都没有了，就赶紧该快乐要快乐。所以因为有断见，就会有欲取。</w:t>
-      </w:r>
-    </w:p>
-    <w:p>
-      <w:r>
-        <w:rPr>
-          <w:sz w:val="21"/>
-        </w:rPr>
-        <w:t>这样，首先是先有"我语取"，然后有"见取"，再有"戒禁取"，再回到"欲取"里面来。这四种取在一有中的生起次序。</w:t>
+          <w:b w:val="0"/>
+        </w:rPr>
+        <w:t>大复注解释：</w:t>
       </w:r>
     </w:p>
     <w:p>
       <w:pPr>
-        <w:ind w:left="340"/>
+        <w:pStyle w:val="ListBullet"/>
       </w:pPr>
       <w:r>
         <w:rPr>
-          <w:b/>
-          <w:sz w:val="21"/>
-        </w:rPr>
-        <w:t xml:space="preserve">2. </w:t>
-      </w:r>
-      <w:r>
-        <w:rPr>
-          <w:sz w:val="21"/>
-        </w:rPr>
-        <w:t>舍断次序</w:t>
-      </w:r>
-    </w:p>
-    <w:p>
-      <w:r>
-        <w:rPr>
-          <w:sz w:val="21"/>
-        </w:rPr>
-        <w:t>其中的"见取"等三取首先被舍断，这是由于被入流道灭除的缘故。"欲取"最后被舍断，这是由于被阿拉汉道（阿罗汉道）灭除的缘故。这是它们的舍断次序。</w:t>
-      </w:r>
-    </w:p>
-    <w:p>
-      <w:r>
-        <w:rPr>
-          <w:sz w:val="21"/>
-        </w:rPr>
-        <w:t>当我们是须陀洹道、初果道智的时候，会断除五下分结里面的见结、戒禁取结和疑结。这个见结里面的"见"就包含了那三种：见取、戒禁取和我语取。这三种都在初果道智的时候可以被断除。</w:t>
+          <w:b w:val="0"/>
+        </w:rPr>
+        <w:t>存在——"生有"</w:t>
       </w:r>
     </w:p>
     <w:p>
       <w:pPr>
-        <w:ind w:left="340"/>
+        <w:pStyle w:val="ListBullet"/>
       </w:pPr>
       <w:r>
         <w:rPr>
-          <w:b/>
-          <w:sz w:val="21"/>
-        </w:rPr>
-        <w:t xml:space="preserve">3. </w:t>
-      </w:r>
-      <w:r>
-        <w:rPr>
-          <w:sz w:val="21"/>
-        </w:rPr>
-        <w:t>开示次序</w:t>
+          <w:b w:val="0"/>
+        </w:rPr>
+        <w:t>令有——"业有"</w:t>
       </w:r>
     </w:p>
     <w:p>
       <w:r>
         <w:rPr>
-          <w:sz w:val="21"/>
-        </w:rPr>
-        <w:t>由于是广大境和明显的缘故，首先阐明其中的欲取。欲取与八种贪心相应，故为"广大境"。贪是与乐受相关联起来，与喜相关联，贪会喜、乐，会增长相应法，所以被称为"广大境"。其他三取以嗔和痴四种心相应，故为"非广大境"。嗔和痴的心特别小，特别不容易辨识，心路都是暗摸摸的，所以非广大境。</w:t>
+          <w:b w:val="0"/>
+        </w:rPr>
+        <w:t>生的故为"生"。老的为"老"。(人)以此而死故为"死"</w:t>
       </w:r>
     </w:p>
     <w:p>
       <w:r>
         <w:rPr>
-          <w:sz w:val="21"/>
-        </w:rPr>
-        <w:t>再者，由于众生大多乐着于诸取蕴，所以欲取最明显，其他三取则不明显。或者有欲取者，为了得到物欲而对模棱两可的瑞兆等多有行动，这种状态其实正是"见取"。因此紧挨着阐明见取。见取又以"戒禁取"和"我语取"而分为两种。由于见到牛的行为和狗的行为便可了知，所以粗浅，是故先阐明那两者中的戒禁取。由于微妙的缘故，最后才阐明我语取。</w:t>
+          <w:b w:val="0"/>
+        </w:rPr>
+        <w:t>新译：存在及令有故为"有"。</w:t>
       </w:r>
     </w:p>
     <w:p>
       <w:r>
         <w:rPr>
-          <w:sz w:val="21"/>
-        </w:rPr>
-        <w:t>我语取很微细。我们知道"我是邪见"，但是其实我们每个人心里面都很难放开这个东西，其实都很微细。只要没有证初果，没有生起初果道智，那个"我"是一直伴随着我们，每时每刻都在伴随着。所以它很微细，你不能够深入的话是不能觉察的。</w:t>
+          <w:b w:val="0"/>
+        </w:rPr>
+        <w:t>大复注解释：</w:t>
       </w:r>
     </w:p>
     <w:p>
       <w:r>
         <w:rPr>
-          <w:sz w:val="21"/>
-        </w:rPr>
-        <w:t>爱缘取有多少种缘呢？时间到了，我们下一堂课再来学习。</w:t>
+          <w:b w:val="0"/>
+        </w:rPr>
+        <w:t>存在——"生有"。令有——"业有"。</w:t>
       </w:r>
     </w:p>
     <w:p>
       <w:r>
         <w:rPr>
-          <w:sz w:val="21"/>
-        </w:rPr>
-        <w:t>好，今天的课我们就学习到这里，我们一起来回向功德。</w:t>
+          <w:b w:val="0"/>
+        </w:rPr>
+        <w:t>方式三：以相等（「有」的特相等）</w:t>
       </w:r>
     </w:p>
     <w:p>
       <w:r>
         <w:rPr>
-          <w:sz w:val="21"/>
-        </w:rPr>
-        <w:t>愿我此功德，导向诸漏尽。</w:t>
+          <w:b w:val="0"/>
+        </w:rPr>
+        <w:t>有的特相是业与业果；作用是令存在（业有）及存在（生有）；现起是善、不善、无记；近因是取。</w:t>
       </w:r>
     </w:p>
     <w:p>
       <w:r>
         <w:rPr>
-          <w:sz w:val="21"/>
-        </w:rPr>
-        <w:t>愿我此功德，为证涅槃缘。</w:t>
+          <w:b w:val="0"/>
+        </w:rPr>
+        <w:t>方式四：以一种等（「有」的九类分别）</w:t>
       </w:r>
     </w:p>
     <w:p>
       <w:r>
         <w:rPr>
-          <w:sz w:val="21"/>
-        </w:rPr>
-        <w:t>我此功德分，回向诸有情。</w:t>
+          <w:b w:val="0"/>
+        </w:rPr>
+        <w:t>10."以一种等"解释有</w:t>
       </w:r>
     </w:p>
     <w:p>
       <w:r>
         <w:rPr>
-          <w:sz w:val="21"/>
-        </w:rPr>
-        <w:t>愿彼等一切，同得功德分。</w:t>
+          <w:b w:val="0"/>
+        </w:rPr>
+        <w:t>一种：世间有漏等状态。（业有或生有都会引发世间有漏。）</w:t>
       </w:r>
     </w:p>
     <w:p>
       <w:r>
         <w:rPr>
-          <w:sz w:val="21"/>
-        </w:rPr>
-        <w:t>萨度！萨度！萨度！</w:t>
+          <w:b w:val="0"/>
+        </w:rPr>
+        <w:t>二种：业有、生有</w:t>
+      </w:r>
+    </w:p>
+    <w:p>
+      <w:r>
+        <w:rPr>
+          <w:b w:val="0"/>
+        </w:rPr>
+        <w:t>三种：欲有、色有、无色有</w:t>
+      </w:r>
+    </w:p>
+    <w:p>
+      <w:r>
+        <w:rPr>
+          <w:b w:val="0"/>
+        </w:rPr>
+        <w:t>四种：欲取之缘、见取之缘、戒禁取之缘、我语取之缘（由这些缘会产生有——取缘有。）</w:t>
+      </w:r>
+    </w:p>
+    <w:p>
+      <w:r>
+        <w:rPr>
+          <w:b w:val="0"/>
+        </w:rPr>
+        <w:t>五种：天、人、畜生、鬼、地狱</w:t>
+      </w:r>
+    </w:p>
+    <w:p>
+      <w:r>
+        <w:rPr>
+          <w:b w:val="0"/>
+        </w:rPr>
+        <w:t>六种：（欲、色、无色）3种×2种（业有、生有）</w:t>
+      </w:r>
+    </w:p>
+    <w:p>
+      <w:r>
+        <w:rPr>
+          <w:b w:val="0"/>
+        </w:rPr>
+        <w:t>七种：七识住</w:t>
+      </w:r>
+    </w:p>
+    <w:p>
+      <w:r>
+        <w:rPr>
+          <w:b w:val="0"/>
+        </w:rPr>
+        <w:t>八种：四种执取×2（业有、生有）</w:t>
+      </w:r>
+    </w:p>
+    <w:p>
+      <w:r>
+        <w:rPr>
+          <w:b w:val="0"/>
+        </w:rPr>
+        <w:t>九种：欲有、色有、无色有；想有、非想有、非想非非想有；一蕴有、四蕴有、五蕴有</w:t>
+      </w:r>
+    </w:p>
+    <w:p>
+      <w:r>
+        <w:rPr>
+          <w:b w:val="0"/>
+        </w:rPr>
+        <w:t>三连接（因与果的连结）</w:t>
+      </w:r>
+    </w:p>
+    <w:p>
+      <w:r>
+        <w:rPr>
+          <w:b w:val="0"/>
+        </w:rPr>
+        <w:t>1）过去因的「行」连结现在果的「识」</w:t>
+      </w:r>
+    </w:p>
+    <w:p>
+      <w:r>
+        <w:rPr>
+          <w:b w:val="0"/>
+        </w:rPr>
+        <w:t>2）现在果的「受」连结现在因的「爱」</w:t>
+      </w:r>
+    </w:p>
+    <w:p>
+      <w:r>
+        <w:rPr>
+          <w:b w:val="0"/>
+        </w:rPr>
+        <w:t>3）现在因的「业有」连结未来果的「生有」</w:t>
+      </w:r>
+    </w:p>
+    <w:p>
+      <w:r>
+        <w:rPr>
+          <w:b w:val="0"/>
+        </w:rPr>
+        <w:t>过去因的行留下的业有连结现在果的识。生命期间接触现在果的受连接现在因的爱。现在因的业有导致未来果的生有之间的连接。三世和三连接是有关联的。</w:t>
+      </w:r>
+    </w:p>
+    <w:p>
+      <w:r>
+        <w:rPr>
+          <w:b w:val="0"/>
+        </w:rPr>
+        <w:t>三轮转（分析惑、业、苦的轮转）</w:t>
+      </w:r>
+    </w:p>
+    <w:p>
+      <w:r>
+        <w:rPr>
+          <w:b w:val="0"/>
+        </w:rPr>
+        <w:t>1) 烦恼轮转：无明、爱、取</w:t>
+      </w:r>
+    </w:p>
+    <w:p>
+      <w:r>
+        <w:rPr>
+          <w:b w:val="0"/>
+        </w:rPr>
+        <w:t>2) 业轮转：行、业有（=业因）</w:t>
+      </w:r>
+    </w:p>
+    <w:p>
+      <w:r>
+        <w:rPr>
+          <w:b w:val="0"/>
+        </w:rPr>
+        <w:t>3) 果报轮转：生有（=业果）——识、名色、六处、触、受</w:t>
+      </w:r>
+    </w:p>
+    <w:p>
+      <w:r>
+        <w:rPr>
+          <w:b w:val="0"/>
+        </w:rPr>
+        <w:t>在此，特别指的是有爱。爱有三种：欲爱、有爱、无有爱。</w:t>
+      </w:r>
+    </w:p>
+    <w:p>
+      <w:r>
+        <w:rPr>
+          <w:b w:val="0"/>
+        </w:rPr>
+        <w:t>欲爱是感官的爱。有爱是对生命之有的爱，一般都伴随着常见，认为死了以后还有来生，比如想要一个好的来生所以要行善，透由善趣回归到某一个永恒的地方，让生命变得更加美好。（如果认为"人死如灯灭，今朝有酒今朝醉"，这种是断灭见，是无有爱。）所以有爱是导致去善趣的特别原因。</w:t>
       </w:r>
     </w:p>
     <w:p>
       <w:pPr>
-        <w:spacing w:before="120" w:after="80"/>
+        <w:ind w:left="170"/>
+        <w:pBdr>
+          <w:left w:val="single" w:sz="18" w:space="4" w:color="1E4620"/>
+        </w:pBdr>
+        <w:shd w:val="clear" w:fill="F2F5FA"/>
       </w:pPr>
       <w:r>
         <w:rPr>
-          <w:rFonts w:ascii="Microsoft YaHei" w:hAnsi="Microsoft YaHei" w:eastAsia="Microsoft YaHei"/>
-          <w:b/>
-          <w:color w:val="1E5631"/>
-          <w:sz w:val="25"/>
-        </w:rPr>
-        <w:t>原文材料2：《第78讲-摄缘-十二缘起与二十四缘-离路心的缘-爱缘取2-古源尊者-20240407.docx》★</w:t>
+          <w:b w:val="0"/>
+        </w:rPr>
+        <w:t>💡 共读提示：三段材料共读约 30 分钟。建议「材料①分三人接力读（每人约 3–4 分钟），材料②由一人速读要点（可只读上列重点段，其余课后自读），材料③由一人读词义与九类分别」；每读完一段停 20–30 秒，请大家回到自己身上找一次对应的经验，再继续。</w:t>
       </w:r>
     </w:p>
     <w:p>
       <w:r>
         <w:rPr>
-          <w:sz w:val="21"/>
-        </w:rPr>
-        <w:t>第78讲-摄缘-十二缘起与二十四缘-离路心的缘-爱缘取2</w:t>
+          <w:b/>
+          <w:color w:val="1E4620"/>
+          <w:sz w:val="26"/>
+        </w:rPr>
+        <w:t>💬 第一轮分享（20 min）</w:t>
       </w:r>
     </w:p>
     <w:p>
       <w:r>
         <w:rPr>
-          <w:sz w:val="21"/>
-        </w:rPr>
-        <w:t>好，大家请合掌，我们一起来礼敬佛陀。Namo tassa bhagavato arahato sammāsambuddhassa. Namo tassa bhagavato arahato sammāsambuddhassa. Namo tassa bhagavato arahato sammāsambuddhassa. 各位尊者，各位法师，各位贤友，晚上吉祥。你在哪？好，我们今天呢继续来学习爱缘取剩余的部分以及起缘有。</w:t>
-      </w:r>
-    </w:p>
-    <w:p>
-      <w:r>
-        <w:rPr>
-          <w:sz w:val="21"/>
-        </w:rPr>
-        <w:t>在上堂课里面呢，我们讲到受缘爱。这个有一百零八种爱。那一百零八种爱里面呢，这个涉及到过去啊现在啊未来，内在外在，啊那色声香味触法六爱。好，那根据义注的阐述呢，这种这一百零八种爱呢，这个过去现在未来呢，既包括这个六所缘的爱，也包括过去现在未来的这个三十六种爱。好，两种说法都可以。</w:t>
-      </w:r>
-    </w:p>
-    <w:p>
-      <w:r>
-        <w:rPr>
-          <w:sz w:val="21"/>
-        </w:rPr>
-        <w:t>那关于这个爱缘取以这个依次而显明，阐释的这个次第啊，我们上堂课讲到了广大境和这个非广大境，啊我讲到了就类似于那个心念处的讲这个广大心和说心，其实不是这样的，它这个是这个所谓广大境呢是指这个八种贪根心，它在更多的范围内，因为众生大多乐着于诸取蕴，所以欲取显著，其他三取不明显，所以它是比较广泛的出现。另外三种呢，它不是太广泛。或者说呢，它是指贪根心有八种，而这个邪见相应的只有四种，从这个角度上来看，它的这种广泛性和非广泛性。</w:t>
-      </w:r>
-    </w:p>
-    <w:p>
-      <w:r>
-        <w:rPr>
-          <w:sz w:val="21"/>
-        </w:rPr>
-        <w:t>接着下来，就是上一堂课我们没有结束的，就爱缘取，它之间到底有哪些缘呢？</w:t>
-      </w:r>
-    </w:p>
-    <w:p>
-      <w:r>
-        <w:rPr>
-          <w:sz w:val="21"/>
-        </w:rPr>
-        <w:t>清净道论里面提到：爱对其中之取，以一种方式为缘；对余三种取，以七、八种法为缘。即欲爱可以如此而说的四种取中的为首者，就是欲取，以亲依止一种方式为缘。这是因为欲取生起于被有情透过可爱而欢喜的诸所缘境。再者，欲爱对其余三取以俱生、相互、依止、相应、有、不离去、因缘七种方式为缘，或以连同亲依止的八种方式为缘。而当那爱以亲依止为缘时，则并非是缘所生法俱生的。这是对爱为缘故有取之句的详论。</w:t>
-      </w:r>
-    </w:p>
-    <w:p>
-      <w:r>
-        <w:rPr>
-          <w:sz w:val="21"/>
-        </w:rPr>
-        <w:t>具体来看呢，就是欲爱，就是爱啊，对如此而说的四种取中的这个欲取，它只以亲依止缘为缘。这是因为呢，欲取生起于被有情透过可爱而欢喜的诸所缘境，既在受到前生欲爱，以亲依止缘力资助之下，而后后再生，欲爱而变得既强且固，这既强且固的欲爱是欲取。其实我们在学亲依止缘里叫前前诸不善法，可以成为后后诸不善法与善法的亲依止缘。好，这个什么意思呢？就是说我们对某一种可爱，某一种色声香味触有爱。那到取呢，它不会是在一个新路上，他要数数的，就一次又一次的去体验这种可爱的滋味，就是这种受去体验它这个味道。然后呢，对这种可爱的执取，对这种可爱变得既强且固，他才会有这个欲取。那么所以由这个可爱不断的这个加强而导致执取产生呢，这个过程的原理是自然亲依止缘。</w:t>
-      </w:r>
-    </w:p>
-    <w:p>
-      <w:r>
-        <w:rPr>
-          <w:sz w:val="21"/>
-        </w:rPr>
-        <w:t>也就是呢，当那爱以亲依止缘为缘时，是前前爱，而并非是以缘所生法俱生的。就是当爱作为亲依止缘，是前前爱，并非与缘所生法俱生的。但是呢，有邪见生起就必有爱，它必然是俱生的。也就是说呢，如果他作为爱本身呢，并不是跟这个邪见相应的这个心一起升起来的，也就是这个爱心呢，它没有邪见相应的心。不是在同一个心路上的爱。这个爱导致这个取生起呢，它就只会是自然亲依止缘。那这个其实爱缘取的这个缘法、缘所生法和原理就是：爱作为缘法，取作为缘所生法，它之间的缘力呢，如果是在同一个心路里面呢，同一个心路过程里面呢，它是以俱生组的七个俱生缘为缘。如果是不在同一个心路里面呢，它就是自然亲依止缘一缘。</w:t>
-      </w:r>
-    </w:p>
-    <w:p>
-      <w:r>
-        <w:rPr>
-          <w:sz w:val="21"/>
-        </w:rPr>
-        <w:t>二、邪见的种类与内涵</w:t>
-      </w:r>
-    </w:p>
-    <w:p>
-      <w:r>
-        <w:rPr>
-          <w:sz w:val="21"/>
-        </w:rPr>
-        <w:t>那么这个邪见呢，我们再来复习一下，我们在讲邪见心所的时候讲的很多。那么邪见呢，在佛陀的经典里面呢，出现的有六十二邪见，有二十种有身见，还有六邪见，还有经常讲到的这种最严重的这种三种邪见。那我们看起来呢，就是最多的就是这六十二邪见。</w:t>
-      </w:r>
-    </w:p>
-    <w:p>
-      <w:r>
-        <w:rPr>
-          <w:sz w:val="21"/>
-        </w:rPr>
-        <w:t>六十二邪见呢，是佛陀在长部《梵网经》里面提到的。那这个二十有身见呢，是佛陀在《中部·皮带束缚经》里面提到的。那六种邪见呢，是佛陀在《中部·一切漏经》里面提到的。那比如说讲到的这种十四邪见，就是无因见、无作见、虚无见，这个就是没有父亲、没有母亲、没有布施、没有这个十四邪见，在这个《大狮子吼经》里面提到。</w:t>
-      </w:r>
-    </w:p>
-    <w:p>
-      <w:r>
-        <w:rPr>
-          <w:sz w:val="21"/>
-        </w:rPr>
-        <w:t>好，那么对于六十二邪见呢，其实它是分成两大类，一类呢就是针对已经存在的现象、世界、过去的事而产生的一些见解，第二类呢，就是未来世或者末劫，就是末劫或未来劫者，就五类四十四件。那大概是这样呢：</w:t>
-      </w:r>
-    </w:p>
-    <w:p>
-      <w:r>
-        <w:rPr>
-          <w:sz w:val="21"/>
-        </w:rPr>
-        <w:t>第一个呢，就是称为叫世间常住论，我们称为叫常见论。那这里面呢，是有四种，这一部分见解呢，就是它支持世间常有，用我们现代的语言来讲呢，就是支持空间有限论。既然是有限呢，就不要去探索。那么这种见解呢，迎合人们在求知上的惰性，任何一个东西如果不变，那有限人的这个惰性它就可以升起来。比如说很多人说我有钱的时候怎么样怎么样，我认为有钱的时候啊，惰性就可以升，其他就不要去探索。</w:t>
-      </w:r>
-    </w:p>
-    <w:p>
-      <w:r>
-        <w:rPr>
-          <w:sz w:val="21"/>
-        </w:rPr>
-        <w:t>第二类呢，就是这个世间半常、半无常论，这里面有四种。那这一部分人的见解认为世间是有主宰的，有主宰的那一部分呢，是常，被主宰的那一部分呢，是无常。那这种见解呢，迎合了我们人们心里面的这种控制欲和征服欲，总认为只要掌握了长的一部分就可以掌握全世界。</w:t>
-      </w:r>
-    </w:p>
-    <w:p>
-      <w:r>
-        <w:rPr>
-          <w:sz w:val="21"/>
-        </w:rPr>
-        <w:t>第三种呢，是世间有边无边论，这里也有四种，认为世界呢有边或者无边，其实呢，本质跟世间常住或者世间半常半无常呢，它是类似的。那唯独呢，常无常呢，着重考量存在的状态，而有边无边呢，考量的是存在的边际。那么有边呢，意味着人的一切活动呢可以得到反馈。那这种见解迎合我们内心留恋这一部分情感啊，无边呢，意味着人的活动得不到反馈。那这种见解呢，和我们人内心孤独的这种情感啊，对于我们现代人，看到身处一个太空有时候会感到很孤独啊，然后享受那种孤独啊，所以就会有这种感觉升起来。</w:t>
-      </w:r>
-    </w:p>
-    <w:p>
-      <w:r>
-        <w:rPr>
-          <w:sz w:val="21"/>
-        </w:rPr>
-        <w:t>第四种呢，是一问一答论，就过去称为叫诡辩派，或者叫做捕鳗论，你抓泥鳅抓不到那种，或者叫不死矫乱论，这四种。也就是呢，它处于这种过度怀疑论或者不可知论，对任何事物不做正面回答。认为这个世界是不可知的，既不承认唯物的可知，也不承认唯心的可知。后世的虚无主义呢，也很多受他这方面的影响。那么这种论调呢，迎合人求知上的惰性，认为人无知就可以偶然的获取幸福，或者只需不承认一切就可以逃避一切，就是我们做鸵鸟那种的。</w:t>
-      </w:r>
-    </w:p>
-    <w:p>
-      <w:r>
-        <w:rPr>
-          <w:sz w:val="21"/>
-        </w:rPr>
-        <w:t>第五种呢，就是无因而有论，也就是无因论。那这里有两种，就无因论，就否定因果，否定人的行为所应负的责任，认为人做任何事情都可以，都没关系，不需要行为规范的。后世的这个强权至上论啊，就会受这个影响，就是，我就是上帝。</w:t>
-      </w:r>
-    </w:p>
-    <w:p>
-      <w:r>
-        <w:rPr>
-          <w:sz w:val="21"/>
-        </w:rPr>
-        <w:t>第二大类呢，就是这个说未来世，或称这个末劫、末见者。这个五类四十件事，动不动就说这个末日要来了，利用人我们弱而且害怕的这种心理呢，引申人们想得到一个救世主的这样一种心理状态，从而去获得人们的崇拜。那么自己也在崇拜中，有些人是自己欺骗自己。在后世很多邪教呢就利用这一点。因为事物如果按照既定规则运行呢，很多人明白的看到自己的命运将得不到改变。所以希望末日的出现，预计大破坏的出现，故而此类这些邪见呢，多有反动性质。就是在这个我们这个世纪初，就号称就是二零一二世界大末日，我们佛教徒也有很多在里面宣传，就是这类型的，就是末见者，末劫见者。</w:t>
-      </w:r>
-    </w:p>
-    <w:p>
-      <w:r>
-        <w:rPr>
-          <w:sz w:val="21"/>
-        </w:rPr>
-        <w:t>第六个呢，它就是世间有想论。这里有十六种，认为这个世间有想来主导，就是我们那个想蕴，就是我们的见解。这类邪见呢，就是好言鬼神，依赖某一个理想、妄想、情想而立世间，在此中呢，自负不凡。就是，你的认知是你的想蕴构建的。然后你如果去搞一个你认为这个世间有什么样的东西构成的，然后你就自己装在里面，然后也教导把大家带到里面去。就是所求与所行相悖。你嘴巴说的很好，然后呢，最后把你带到沟里面去，自己成就他的事业。</w:t>
-      </w:r>
-    </w:p>
-    <w:p>
-      <w:r>
-        <w:rPr>
-          <w:sz w:val="21"/>
-        </w:rPr>
-        <w:t>第七个呢，叫世间无想论。这里有八种。这一个邪见呢，和世间有想论它是相反相成的。那这一个邪见呢，则否定人类意识的一切功用，认为人只需要保持无想的状态，一切自然发生。人的智慧呢，也是来自于自然。</w:t>
-      </w:r>
-    </w:p>
-    <w:p>
-      <w:r>
-        <w:rPr>
-          <w:sz w:val="21"/>
-        </w:rPr>
-        <w:t>第八个是世间非有想非无想论，这个八种呢，认为人保持有想的状态或者无想的状态都很难跟这个世界相合。人想在未来的世界中得到一个好的结果，也需要保持一种中的状态，就非有想非无想的状态，这样才能达到一种不死灵活的这样的一种状态。我们很多可以感受到的，佛教里面有很多这样的，就是你这个模模糊糊的说一种中道的这种说法，其实他完全都说不清楚，什么东西都拿来圆融一下，说中，但是其实什么是中、什么是边都分不清楚。</w:t>
-      </w:r>
-    </w:p>
-    <w:p>
-      <w:r>
-        <w:rPr>
-          <w:sz w:val="21"/>
-        </w:rPr>
-        <w:t>第九呢，是众生断灭无余论，也就是断见论。这里有七种。这种人呢，认为死了什么都不会剩下，死不死活不活也无所谓。那这种见解呢，多支持人生无意论，人生无追求论。那么这种邪见呢，受到沉溺于欲望的众生的追捧。我们前面讲到说，如果一个人持断灭见呢，他就会那个欲求就会很强，就是什么呢，就是今朝有酒今朝醉了。</w:t>
-      </w:r>
-    </w:p>
-    <w:p>
-      <w:r>
-        <w:rPr>
-          <w:sz w:val="21"/>
-        </w:rPr>
-        <w:t>第十呢，就是现法涅槃论，也就是呢，无论任何一种状态，处于现世的即为最高的境界。这里有五种。那么这种邪见认为过去未来纯属虚妄，唯有当下才是真实，主张人去过去、去未来，回到当下。过去已经过去了，未来还没有出现，就是你只在当下才是这个真实的，听起来它是对的。所以，那么当下就是涅槃。那最近的当下呢？欲是最近的未来，回到当下就是把握未来，而对人行为就造成一个惯性的忽略。</w:t>
-      </w:r>
-    </w:p>
-    <w:p>
-      <w:r>
-        <w:rPr>
-          <w:sz w:val="21"/>
-        </w:rPr>
-        <w:t>那《法集论》的义注里面说：诸见解之依，亦名为见解所依之处。何等为八种为见解所依之处呢？就是蕴、无明、触、想、寻、非理作意、恶友，及外之声闻。就各皆是见解所依之处。那什么意思呢？就是你这些见解从哪里来的呢？就有这么一些内容来的。就是蕴呢，是因缘，是诸所见解所生起之八依之一，蕴因此是见解所依之处。就是你对这个我们精神的部分、物质部分的这种理解、不理解或者怀疑就会产生很多的见解。我们认为说我觉得有一个我，那如果没有一个我的话，谁在说话，谁在决定，谁在吃饭，谁在成长，那这个是属于蕴而导致的这种见解。无明呢是因，恶友是因，这个非理作意它也是因，然后呢，我们刚才前面讲到了触、想、寻，它都可能成为间接的因。</w:t>
-      </w:r>
-    </w:p>
-    <w:p>
-      <w:r>
-        <w:rPr>
-          <w:sz w:val="21"/>
-        </w:rPr>
-        <w:t>好，那我们简单再复习一下二十种有身见。二十种有身见呢，其实就是对于蕴的这样的一种理解导致的。它分别是，他认为色是我，我拥有色，色在我中或我在色中。那么对于这个物质的部分呢，就有四种观念。一个呢就是这个身体就是我，第二个呢，是我拥有这个身体，就是一个超过这个身体的我存在，色在我中，就是这个以这个物质的部分在我的中间，或者我在色中，就是我有一个我在这个身体里面，我们讲灵魂我，或者说这个七魂六魄，他就是在这个身体里面的有一个我。同样的，这个受想行识也是这样，就是分不同的蕴而已。这是二十种有身见。</w:t>
-      </w:r>
-    </w:p>
-    <w:p>
-      <w:r>
-        <w:rPr>
-          <w:sz w:val="21"/>
-        </w:rPr>
-        <w:t>六种邪见呢，是有我的自我，没有我的自我。我以自我感知我，我以自我感知无我，我以无我感知我。若我的这个自我能说能感受，在各处体验善恶业的果报，真我的这个自我乃是恒常、恒久、常住不变，一法将永恒同时如此住立。那这是六种邪见，佛陀在《中部·一切漏经》里面提到的。那这里面的有我的自我，和没有我的自我，它是基于常见和断见。后面呢就是我以自我感知我，我以自我感知无我，我以无我感知我呢，这个自我或者无我呢，它是只以想蕴，以想蕴的方式来感知的这个角度。</w:t>
-      </w:r>
-    </w:p>
-    <w:p>
-      <w:r>
-        <w:rPr>
-          <w:sz w:val="21"/>
-        </w:rPr>
-        <w:t>那最严重的邪见呢，就是由于不管是六十二邪见，还是二十种有身见，还是六邪见，然后有些人呢，他得出来的三种邪见，就是无作见，否定不善业和善业的作用；无因见，否定果报；虚无见，就认为任何因都不会有果报。那这三种邪见呢，是最严重的邪见。那么经典里面讲，如果你在临终的时候依然顽固的坚持这种邪见，那么你将会堕入这个空间地狱。就是当坏劫，这个轮为一劫毁灭的时候，所有的众生呢，都投身到梵天界，那他也依他还依然在这个空间地狱里面，因为那个地狱不会毁坏。</w:t>
-      </w:r>
-    </w:p>
-    <w:p>
-      <w:r>
-        <w:rPr>
-          <w:sz w:val="21"/>
-        </w:rPr>
-        <w:t>那么这个再复习一下这些邪见呢，我们要去感受一下在我们日常的生活中，我们经常是由哪一种邪见来生活。不要看这个邪见好像这个"邪"字眼很不好，好像跟我们没有关系。我们是必须活在邪见里面的，我们基本上都活在邪见里面。如果你没有真的出果，我们随时随地都活在邪见。</w:t>
-      </w:r>
-    </w:p>
-    <w:p>
-      <w:r>
-        <w:rPr>
-          <w:sz w:val="21"/>
-        </w:rPr>
-        <w:t>三、邪见的根源与修行切入点</w:t>
-      </w:r>
-    </w:p>
-    <w:p>
-      <w:r>
-        <w:rPr>
-          <w:sz w:val="21"/>
-        </w:rPr>
-        <w:t>好，那么在佛陀在那个《梵网经》的这个里面呢，最后他这么说：那么多比库，那些沙门婆罗门，从常住论立场，依据四种理由主张我和世界的常住。那些沙门婆罗门从部分的常住、部分的非常住论立场，依据四种理由主张我及世界部分常住、部分非常住。那些沙门婆罗门从有边无边论立场，依据四种理由主张世界的有边无边论。那些沙门婆罗门从诡辩论起。立场依据四种理由，答非所问，含糊其辞。那些沙门婆罗门，从无因生起论立场，依据二种理由，主张我和世界的无因生起。那些沙门婆罗门从死后有想论立场，依据十六种理由，主张我的死后有想。那些沙门婆罗门，从死后无想论立场，依据八种理由，主张我的死后无想。那些沙门婆罗门从断灭论立场，依据七种理由主张现存有情的断灭、灭亡、消亡。那些沙门婆罗门。从现世涅槃论立场，依据五种理由主张现存有情的至高现世涅槃。</w:t>
-      </w:r>
-    </w:p>
-    <w:p>
-      <w:r>
-        <w:rPr>
-          <w:sz w:val="21"/>
-        </w:rPr>
-        <w:t>那些沙门婆罗门关于未来，依据四十四种理由思考未来，对未来持有见解，阐述各种见解。那些沙门婆罗门关于过去或未来或过去未来，依据六十二种理由思考过去未来，对过去未来持有见解，阐述各种见解。皆是以六处为缘，不断接触和感知，进而以触为缘而生受，以受为缘生爱，以爱为缘生取，以取为缘生有，以有为缘生生，以生为缘生老死、忧愁、悲戚、痛苦、忧恼、苦闷。诸比库！故一旦如实了知六处之生起、毁灭、乐味、过患和出离，则了知其超越者。</w:t>
-      </w:r>
-    </w:p>
-    <w:p>
-      <w:r>
-        <w:rPr>
-          <w:sz w:val="21"/>
-        </w:rPr>
-        <w:t>我们前面一再提到说，修行的下手处呢，一个是从触，一个是从受，就触缘受、受缘爱来下手。那从触下手呢，就是要守护根本了，要防护了。从受缘爱下手呢，就要如理作意。但是根源的根本呢，还是从六处入手。佛陀讲说：比库，一旦了知六处之生起、毁灭、乐味、过患和出离，则了知其超越者。那这个六处呢，它本身呢，比这个受缘爱更深刻。为什么呢？因为六处缘触，你为什么会有这种触，为什么可爱这种触，为什么去需求这种触，它是跟我们的无明是很深层次的联系。所以《梵网经》里认为呢，六十二见呢，都是胡说，都是偏见，究其根源呢，都是以触为缘而产生的。所以呢，在经文的最后呢，佛陀讲到这个七因缘，就此处以受为缘生起爱，缘爱生起取，缘取生起有，缘有生起生，缘生生起老死、愁、悲、苦、忧、恼。诸比库！若比库如实了知六处之生起、灭没、过患、出离，就可以解决问题。</w:t>
-      </w:r>
-    </w:p>
-    <w:p>
-      <w:r>
-        <w:rPr>
-          <w:sz w:val="21"/>
-        </w:rPr>
-        <w:t>好，那回过头来呢，我们在讲到了这个触很重要，对吗？我们再回到触食上面来。回到触食上面来啊，佛陀曾经讲说：诸比库，应该如何看待触食呢？诸比库，犹如一头被剥了皮的母牛啊，如果依墙而立，那些依于墙的生类会啃食它；如果依树而立，那些依于树的生类会啃食它；如果依水而立，那些依于水的生类会啃食它；如果是依露天而立，那些依于露天的生类会啃食它。诸比库！不论那头被剥了皮的母牛依于何处而立，都有依于该处的生类啃食它。同样的，诸比库，我说应该如此看待触食。诸比库，当触食被遍知之后，三种受就被遍知。当三种受被遍知之后，我说，对圣弟子而言，没有任何还应做的。也就是触食经由眼耳鼻舌身意六根门从四面八方奔涌而来，人呢，无能的暴露在这种持续的兴奋和刺激当中，如同被剥了皮的牛一样。大家能不能有这样一种感觉。</w:t>
-      </w:r>
-    </w:p>
-    <w:p>
-      <w:r>
-        <w:rPr>
-          <w:sz w:val="21"/>
-        </w:rPr>
-        <w:t>所以，就我们要能够体会，我们就像没有皮的牛，不管站在何处都会不断的遭受到周遭昆虫和动物的啃咬。同样的，如果没有防护的暴露在各种刺激当中，我们将完全丧失自我保护的能力。无论我们身在何处，都无法逃避六处的冲击、刺激、扰乱，哪怕呢，只是独坐或者安寝，都有纷飞的妄念来打扰，梦中的幻想来扰乱。唯有在深睡无梦的时候，才有片刻的歇息和安宁。</w:t>
-      </w:r>
-    </w:p>
-    <w:p>
-      <w:r>
-        <w:rPr>
-          <w:sz w:val="21"/>
-        </w:rPr>
-        <w:t>那也就是说，当我们能够看到这一点的时候呢，就是说要先学会摆脱对这个触食的主动积极回应。就是触食产生的这种感受，你随时要觉察它。觉察它呢，你发现这种受呢，是导向那个不可依赖的这种爱的话，这种感受的话呢，那你就要停止。</w:t>
-      </w:r>
-    </w:p>
-    <w:p>
-      <w:r>
-        <w:rPr>
-          <w:sz w:val="21"/>
-        </w:rPr>
-        <w:t>四、缘起冰山理论在禅修与生活中的应用</w:t>
-      </w:r>
-    </w:p>
-    <w:p>
-      <w:r>
-        <w:rPr>
-          <w:sz w:val="21"/>
-        </w:rPr>
-        <w:t>那其实呢，说实在话呢，就是我们经常提到的去除舍断，我们讲去除什么呢？去除诸不善法，去除五盖。它其实就是最重要。这段时间呢，我一直强调，大家要看到自己的底层逻辑，看清楚自己缘起冰山下的底层逻辑，否则要压制顽固的业习是不容易的。</w:t>
-      </w:r>
-    </w:p>
-    <w:p>
-      <w:r>
-        <w:rPr>
-          <w:sz w:val="21"/>
-        </w:rPr>
-        <w:t>我们来看一份禅修报告的案例。好，这个时代的禅修者啊，自身能力呢，都超群。但就是搞不定业处。我把它称之为叫高智商综合症。</w:t>
-      </w:r>
-    </w:p>
-    <w:p>
-      <w:r>
-        <w:rPr>
-          <w:sz w:val="21"/>
-        </w:rPr>
-        <w:t>这位禅修者说：嗯，对，我一直对动态息存在潜意识的恐惧。每当动态息明显时，内心就比较排斥。基本上要靠控制和忽略来对治。但控制只会让问题越来越多。而视而不见的忽略，也多是碰运气。比如当自己心很平静，能安住在静止息上时，动态息不明显，就能进入正向循环，越做越稳越平静。即便偶尔动态息出现，也会被强有力的静态息惯性拉回来，影响不明显。但是当心不能安住静态息或者动态息很明显的时候，自己就会陷入控制的负向循环。</w:t>
-      </w:r>
-    </w:p>
-    <w:p>
-      <w:r>
-        <w:rPr>
-          <w:sz w:val="21"/>
-        </w:rPr>
-        <w:t>这是他的报告。那这种道理懂就是做不到的。禅修者的这种例子很多。那为什么呢？它有几个层面上的问题，第一个呢，就是这个见没有破。第二个呢，他没有看到。就是基于某一种感受的可爱没有被放弃或被替代。第三呢，是相应的无明分析不到位或者没有转变。</w:t>
-      </w:r>
-    </w:p>
-    <w:p>
-      <w:r>
-        <w:rPr>
-          <w:sz w:val="21"/>
-        </w:rPr>
-        <w:t>我们再用这个缘起冰山的理论来讨论一下。</w:t>
-      </w:r>
-    </w:p>
-    <w:p>
-      <w:r>
-        <w:rPr>
-          <w:sz w:val="21"/>
-        </w:rPr>
-        <w:t>首先呢，他这种情况，水面以上冰山的呈现呢，就是对动态息恐惧，对动态息内心排斥。当心不能安住静态息或动态息明显的时候就陷入控制的负向循环。不是紧张就是头痛，然后就是烦躁，那就是它呈现出来的当下的状态。那么我们说，人的一生，有情的所有生命活动，它都是在这个四食中寻求生命的延续。那团食呢？我们不讨论它。那么它的触食呢？期待的触食是有美好的业处，禅修的时候很舒服。思食呢，就是能如实、自然、轻松、快乐的觉知、如所缘，那是他的期待的思食。他的识食呢，就是有很舒服、很可意的身心状态。这是他的期待。那。客观的情况是什么呢？就客观上的事实呢，客观的触食是紧张、控制的业处、憋气的深处。思食呢，是这个思心所组织起控制、抓取的、嗔行的禅修状态。它的识食呢，都是嗔的速行心识，以及同时升起来的僵硬的心生色法（识缘名色）。所以他的情绪反应是恐惧、紧张、控制、沮丧、烦躁做不下去。</w:t>
-      </w:r>
-    </w:p>
-    <w:p>
-      <w:r>
-        <w:rPr>
-          <w:sz w:val="21"/>
-        </w:rPr>
-        <w:t>好，那么导致这样的一些行为、情绪，他的认知是什么呢？就是他的认知模式：我是通过控制达成目的的。他的认知模式一直是这样，他也看到了。那么他背后的见取呢，是：所有的事都应该通过控制高效的完成。那用在入出息念上呢，就是入出息之法要可控，这是他的认知。那你带着这样的见解去面对入出息，自然就是控制抓取嘛。好，这是他的知见，他的执取决定他的行为就是会这样。</w:t>
-      </w:r>
-    </w:p>
-    <w:p>
-      <w:r>
-        <w:rPr>
-          <w:sz w:val="21"/>
-        </w:rPr>
-        <w:t>那么为什么他会有这样的执取呢？是因为他对某一种受有爱。什么爱呢？他爱乐成功、安全、高评价、被关注，这些等等带来的这种感受，这种我们称为是有污染的受。第二种呢，他是爱乐所缘清晰、稳定、掌控的这种受，就用在这个我们禅修的过程中。那么对于入禅来讲，或者业处来讲，他还爱乐入禅的那种预期，就期待的那种受。好，那么他这种爱的这种受是什么呢？它是受他的生存的保护机制所影响的。那就是这位禅修者，他生存或者物种繁衍的这种鼓励和保护机制是什么呢？这个机制体现在受上，那么这个保护机制呢，是成功、高评价、被关注、安全，这种状态就要有乐受。如果是过程不可控呢，他就会有忧受。他是靠这个来实现它的鼓励和保护机制的：我只要控制了，我只要被关注了，那我就很舒服。然后我如果一控制失败完蛋了，那怎么办呢？他就有很多忧受，然后他就用这种受来提醒自己，然后再去抓取、去控制。</w:t>
-      </w:r>
-    </w:p>
-    <w:p>
-      <w:r>
-        <w:rPr>
-          <w:sz w:val="21"/>
-        </w:rPr>
-        <w:t>好，那我们知道呢，这种受的可爱呢，它一定会影响到他的六处，就是我们的根门，六处、名色、识，根门这些接触的机制。他这个触的惯性呢，就是不自觉管控呼吸的粗细和节奏，这是他的惯性。那这种惯性呢，是一种业处或触食。这个是他过去的业习。为什么呢？因为六处缘触，是带有爱和邪见之业，以果报的状态而被执取后，不断的轮回流转的表现。</w:t>
-      </w:r>
-    </w:p>
-    <w:p>
-      <w:r>
-        <w:rPr>
-          <w:sz w:val="21"/>
-        </w:rPr>
-        <w:t>所以这个《相应部·长老偈》里有一句话说：佛陀指出，对尚未从执取中解脱的人而言，任何感受必然产生苦难和挣扎。苦受既是苦难的本身，乐受呢，因为它的短暂无法令人满足的特性，也带来苦受。世俗的不苦不乐受，因其本具的单调和无聊产生苦迫，促使不断喂养这些觉受，成为引发新苦的因。所以，触食呢，就是这样不断的喂养我们的感受。我们又因为这些感受生起执取和排斥而去造业。这些业呢，又引生新的再生。如此呢，我们在轮回当中生生死死，又无法逃离。</w:t>
-      </w:r>
-    </w:p>
-    <w:p>
-      <w:r>
-        <w:rPr>
-          <w:sz w:val="21"/>
-        </w:rPr>
-        <w:t>所以我们要知道，触食喂养了享乐的世界，也滋养了对存在的这个爱。要破除这个习惯性的爱呢，唯有停止和触食之间的密切结合，学着摆脱对触食主动积极的回应。我们讲退一步来观察它们，于是呢，触食所滋养的感受将会停止转变成爱。这个时候苦的缘起呢就会被切断。</w:t>
-      </w:r>
-    </w:p>
-    <w:p>
-      <w:r>
-        <w:rPr>
-          <w:sz w:val="21"/>
-        </w:rPr>
-        <w:t>那这个呢，像这样的一个转变呢，就是我们经常讲的这个八步梳理法的第五步，转变底层认知，可以作为参考的一种方式了。先用刚才的这个缘起冰山的体系，看到看到完以后呢，把它列出来，用表格的方式把它列出来。列出来然后我们逐个逐个的去破斥它，破斥完以后，逐个逐个去觉得应该怎么转。转的这个过程呢，就是新的超越了。你要从这个状态里面超越出来，首先从这个超越里面超越出来，然后呢，再从我们讲更高的生命目标，以超越生命的束缚这样一种超越。</w:t>
-      </w:r>
-    </w:p>
-    <w:p>
-      <w:r>
-        <w:rPr>
-          <w:sz w:val="21"/>
-        </w:rPr>
-        <w:t>好，那根据这个呢，你消除习惯怎么呢？根据这个期待和这种问题，好，我们设置觉知点。那就逐个逐个，一个是用微习惯呢，逐步的看到这里的问题，用微习惯一点点的去除它，一点点的去除它。这个呢，是一点点的培养它，一点点的培养它。他是两边都要做嘛，我们讲这个属于刮骨疗毒，这个属于培本固元。那么也就是说，以微习惯去除这个老的不良习惯，然后呢，建立新的底层逻辑。</w:t>
-      </w:r>
-    </w:p>
-    <w:p>
-      <w:r>
-        <w:rPr>
-          <w:sz w:val="21"/>
-        </w:rPr>
-        <w:t>那这次呢，我们在这个一个禅修营里面，有一位这个癌症患者。他呢得了癌症。那么我们去观察它的底层逻辑啊。这个人，它的底层是无明的，认为有一个能干有权威的我真实存在。然后他的这个生存的保护机制呢，就是被尊重、被认同、被顺从、高级、高效、高准确率。他就碰到这个，他就会有乐受。如果没有了，他就会有苦受、有忧受。那么他的爱、取呢，就是爱乐、执取被尊敬、被认同、被顺从、高级、高效、高准确率。</w:t>
-      </w:r>
-    </w:p>
-    <w:p>
-      <w:r>
-        <w:rPr>
-          <w:sz w:val="21"/>
-        </w:rPr>
-        <w:t>那么，它的保护机制呢：如果成功、高评价、被关注、安全，它就会有乐受；相反呢，如果过程不可控，就会有忧受。那么他爱这种感受，他爱、执取这种成功、高评价、被关注、安全带来的这种有污染的感受。</w:t>
-      </w:r>
-    </w:p>
-    <w:p>
-      <w:r>
-        <w:rPr>
-          <w:sz w:val="21"/>
-        </w:rPr>
-        <w:t>那么他的无明呢：是有一个聪明能干高效能掌控局面的我真实存在，这是他的常见。他的乐见是成功、高评价、被关注、安全，就有快乐。我可以掌控一切所缘，听话可控，这是我。修行生活清净美好，这样的状态才能够清净美好。这是他的无明。</w:t>
-      </w:r>
-    </w:p>
-    <w:p>
-      <w:r>
-        <w:rPr>
-          <w:sz w:val="21"/>
-        </w:rPr>
-        <w:t>好，那我们要看到，如何去破除这个爱、取呢？我们要看到这些东西，你说成功、高评价、被关注、安全，那这些东西它都是外在的评价。对吧，是他证，就别人来评价的。但是佛法是自证，佛法是自证啊，不是他证。以法为宗，以己为洲，以法为洲，依法依止的。那也就是说，禅修进步呢，是内善心素质的培养。那这个内善心素质的培养呢，别人是无法判断成功与否的，没法给你做个评价。但是，你如果能够如此自然、轻松、快乐的禅修，你就会带来高评价和关注。</w:t>
-      </w:r>
-    </w:p>
-    <w:p>
-      <w:r>
-        <w:rPr>
-          <w:sz w:val="21"/>
-        </w:rPr>
-        <w:t>那就是只要你不是阿拉汉，你还是依然会有无明、爱、取。好，那你有无明，那我们要设一个什么样的无明呢？就一个能够如实、自然、不控制、放松的我，这个是你要追求的，这是你的常。你要想出，我要是这样的一个人。那么他的乐呢，要以有正念、正知，体验法乐的这种状态，才是你的乐见。就是正念正知是快乐的，你要去把它找到。我们经常讲法乐嘛。</w:t>
-      </w:r>
-    </w:p>
-    <w:p>
-      <w:r>
-        <w:rPr>
-          <w:sz w:val="21"/>
-        </w:rPr>
-        <w:t>那至于他说在生活工作中也是如此，内心深处的恐惧总不能够被拔除的这个问题呢，那你就要去找你的原事件，就是小时候的原事件，用八步梳理法。在第五步转变底层认知的时候呢，再用这个缘起冰山来去转变。</w:t>
-      </w:r>
-    </w:p>
-    <w:p>
-      <w:r>
-        <w:rPr>
-          <w:sz w:val="21"/>
-        </w:rPr>
-        <w:t>那么，如果到修补重建呢，就是我们讲内外系统的重塑，那这个是你内系统，你要重塑成这样的一个内系统。那就是内系统里面呢，对于禅修的正确态度，无明、爱、取的心，包括行动机制和行为都要改变。</w:t>
+          <w:b w:val="0"/>
+        </w:rPr>
+        <w:t>请就以下问题，任选一个分享：</w:t>
       </w:r>
     </w:p>
     <w:p>
       <w:pPr>
-        <w:spacing w:before="120" w:after="80"/>
+        <w:pStyle w:val="ListNumber"/>
       </w:pPr>
       <w:r>
         <w:rPr>
-          <w:rFonts w:ascii="Microsoft YaHei" w:hAnsi="Microsoft YaHei" w:eastAsia="Microsoft YaHei"/>
-          <w:b/>
-          <w:color w:val="1E5631"/>
-          <w:sz w:val="25"/>
-        </w:rPr>
-        <w:t>原文材料3：《摄缘.pdf》（讲义）◈</w:t>
-      </w:r>
-    </w:p>
-    <w:p>
-      <w:r>
-        <w:rPr>
-          <w:sz w:val="21"/>
-        </w:rPr>
-        <w:t>第8讲 · 以义解说「有」：</w:t>
+          <w:b w:val="0"/>
+        </w:rPr>
+        <w:t>今天静心时，当你回想到那个「很舒服」的时刻，有没有一丝「想要多一点」的微细倾向？它出现得快还是慢？你能在身体哪里感觉到它？</w:t>
       </w:r>
     </w:p>
     <w:p>
       <w:pPr>
-        <w:ind w:left="340"/>
+        <w:pStyle w:val="ListNumber"/>
       </w:pPr>
       <w:r>
         <w:rPr>
-          <w:b/>
-          <w:sz w:val="21"/>
-        </w:rPr>
-        <w:t xml:space="preserve">6. </w:t>
-      </w:r>
-      <w:r>
-        <w:rPr>
-          <w:sz w:val="21"/>
-        </w:rPr>
-        <w:t>其它</w:t>
-      </w:r>
-    </w:p>
-    <w:p>
-      <w:r>
-        <w:rPr>
-          <w:sz w:val="21"/>
-        </w:rPr>
-        <w:t>存在及令有故为"有"</w:t>
-      </w:r>
-    </w:p>
-    <w:p>
-      <w:r>
-        <w:rPr>
-          <w:sz w:val="21"/>
-        </w:rPr>
-        <w:t>大复注解释：</w:t>
+          <w:b w:val="0"/>
+        </w:rPr>
+        <w:t>回想最近一次「特别想要」或「特别不要」的经验，请只描述：当时的受是什么（乐／苦／捨）、后来心里做了什么（放下、还是抓住）。不必讲事情本身的对错，也不必说结果。</w:t>
       </w:r>
     </w:p>
     <w:p>
       <w:pPr>
-        <w:ind w:left="340"/>
+        <w:pStyle w:val="ListNumber"/>
       </w:pPr>
       <w:r>
         <w:rPr>
-          <w:color w:val="1E5631"/>
-          <w:sz w:val="21"/>
-        </w:rPr>
-        <w:t xml:space="preserve">• </w:t>
-      </w:r>
-      <w:r>
-        <w:rPr>
-          <w:sz w:val="21"/>
-        </w:rPr>
-        <w:t>存在——"生有"</w:t>
+          <w:b w:val="0"/>
+        </w:rPr>
+        <w:t>读到「爱屋及乌，爱孩子就连带爱孩子的保姆」这一句，你心里第一反应是什么？你有没有发现自己曾经「一条线一路放大」的经验？</w:t>
+      </w:r>
+    </w:p>
+    <w:p>
+      <w:r>
+        <w:rPr>
+          <w:b/>
+          <w:color w:val="1E4620"/>
+          <w:sz w:val="26"/>
+        </w:rPr>
+        <w:t>🎯 主题讨论（35 min）</w:t>
+      </w:r>
+    </w:p>
+    <w:p>
+      <w:r>
+        <w:rPr>
+          <w:b w:val="0"/>
+        </w:rPr>
+        <w:t>讨论问题（按优先级）：</w:t>
       </w:r>
     </w:p>
     <w:p>
       <w:pPr>
-        <w:ind w:left="340"/>
+        <w:pStyle w:val="ListNumber"/>
       </w:pPr>
       <w:r>
         <w:rPr>
-          <w:color w:val="1E5631"/>
-          <w:sz w:val="21"/>
-        </w:rPr>
-        <w:t xml:space="preserve">• </w:t>
-      </w:r>
-      <w:r>
-        <w:rPr>
-          <w:sz w:val="21"/>
-        </w:rPr>
-        <w:t>令有——"业有"</w:t>
-      </w:r>
-    </w:p>
-    <w:p>
-      <w:r>
-        <w:rPr>
-          <w:sz w:val="21"/>
-        </w:rPr>
-        <w:t>生的故为"生"。老的为"老"。(人)以此而死故为"死"</w:t>
-      </w:r>
-    </w:p>
-    <w:p>
-      <w:r>
-        <w:rPr>
-          <w:sz w:val="21"/>
-        </w:rPr>
-        <w:t>新译：存在及令有故为"有"。</w:t>
-      </w:r>
-    </w:p>
-    <w:p>
-      <w:r>
-        <w:rPr>
-          <w:sz w:val="21"/>
-        </w:rPr>
-        <w:t>大复注解释：</w:t>
-      </w:r>
-    </w:p>
-    <w:p>
-      <w:r>
-        <w:rPr>
-          <w:sz w:val="21"/>
-        </w:rPr>
-        <w:t>存在——"生有"。令有——"业有"。</w:t>
-      </w:r>
-    </w:p>
-    <w:p>
-      <w:r>
-        <w:rPr>
-          <w:sz w:val="21"/>
-        </w:rPr>
-        <w:t>方式三：以相等（「有」的特相等）</w:t>
-      </w:r>
-    </w:p>
-    <w:p>
-      <w:r>
-        <w:rPr>
-          <w:sz w:val="21"/>
-        </w:rPr>
-        <w:t>有的特相是业与业果；作用是令存在（业有）及存在（生有）；现起是善、不善、无记；近因是取。</w:t>
-      </w:r>
-    </w:p>
-    <w:p>
-      <w:r>
-        <w:rPr>
-          <w:sz w:val="21"/>
-        </w:rPr>
-        <w:t>方式四：以一种等（「有」的九类分别）</w:t>
-      </w:r>
-    </w:p>
-    <w:p>
-      <w:r>
-        <w:rPr>
-          <w:sz w:val="21"/>
-        </w:rPr>
-        <w:t>10."以一种等"解释有</w:t>
-      </w:r>
-    </w:p>
-    <w:p>
-      <w:r>
-        <w:rPr>
-          <w:sz w:val="21"/>
-        </w:rPr>
-        <w:t>一种：世间有漏等状态。（业有或生有都会引发世间有漏。）</w:t>
-      </w:r>
-    </w:p>
-    <w:p>
-      <w:r>
-        <w:rPr>
-          <w:sz w:val="21"/>
-        </w:rPr>
-        <w:t>二种：业有、生有</w:t>
-      </w:r>
-    </w:p>
-    <w:p>
-      <w:r>
-        <w:rPr>
-          <w:sz w:val="21"/>
-        </w:rPr>
-        <w:t>三种：欲有、色有、无色有</w:t>
-      </w:r>
-    </w:p>
-    <w:p>
-      <w:r>
-        <w:rPr>
-          <w:sz w:val="21"/>
-        </w:rPr>
-        <w:t>四种：欲取之缘、见取之缘、戒禁取之缘、我语取之缘（由这些缘会产生有——取缘有。）</w:t>
-      </w:r>
-    </w:p>
-    <w:p>
-      <w:r>
-        <w:rPr>
-          <w:sz w:val="21"/>
-        </w:rPr>
-        <w:t>五种：天、人、畜生、鬼、地狱</w:t>
-      </w:r>
-    </w:p>
-    <w:p>
-      <w:r>
-        <w:rPr>
-          <w:sz w:val="21"/>
-        </w:rPr>
-        <w:t>六种：（欲、色、无色）3种×2种（业有、生有）</w:t>
-      </w:r>
-    </w:p>
-    <w:p>
-      <w:r>
-        <w:rPr>
-          <w:sz w:val="21"/>
-        </w:rPr>
-        <w:t>七种：七识住</w:t>
-      </w:r>
-    </w:p>
-    <w:p>
-      <w:r>
-        <w:rPr>
-          <w:sz w:val="21"/>
-        </w:rPr>
-        <w:t>八种：四种执取×2（业有、生有）</w:t>
-      </w:r>
-    </w:p>
-    <w:p>
-      <w:r>
-        <w:rPr>
-          <w:sz w:val="21"/>
-        </w:rPr>
-        <w:t>九种：欲有、色有、无色有；想有、非想有、非想非非想有；一蕴有、四蕴有、五蕴有</w:t>
-      </w:r>
-    </w:p>
-    <w:p>
-      <w:r>
-        <w:rPr>
-          <w:sz w:val="21"/>
-        </w:rPr>
-        <w:t>三连接（因与果的连结）</w:t>
-      </w:r>
-    </w:p>
-    <w:p>
-      <w:r>
-        <w:rPr>
-          <w:sz w:val="21"/>
-        </w:rPr>
-        <w:t>1）过去因的「行」连结现在果的「识」</w:t>
-      </w:r>
-    </w:p>
-    <w:p>
-      <w:r>
-        <w:rPr>
-          <w:sz w:val="21"/>
-        </w:rPr>
-        <w:t>2）现在果的「受」连结现在因的「爱」</w:t>
-      </w:r>
-    </w:p>
-    <w:p>
-      <w:r>
-        <w:rPr>
-          <w:sz w:val="21"/>
-        </w:rPr>
-        <w:t>3）现在因的「业有」连结未来果的「生有」</w:t>
-      </w:r>
-    </w:p>
-    <w:p>
-      <w:r>
-        <w:rPr>
-          <w:sz w:val="21"/>
-        </w:rPr>
-        <w:t>过去因的行留下的业有连结现在果的识。生命期间接触现在果的受连接现在因的爱。现在因的业有导致未来果的生有之间的连接。三世和三连接是有关联的。</w:t>
-      </w:r>
-    </w:p>
-    <w:p>
-      <w:r>
-        <w:rPr>
-          <w:sz w:val="21"/>
-        </w:rPr>
-        <w:t>三轮转（分析惑、业、苦的轮转）</w:t>
+          <w:b/>
+        </w:rPr>
+        <w:t>受是果报，爱却是我们可以作意的地方——那么「我」到底在哪一环？</w:t>
+      </w:r>
+      <w:r>
+        <w:rPr>
+          <w:b w:val="0"/>
+        </w:rPr>
+        <w:t xml:space="preserve"> 原文说：受是果报（名色、六入、触、受属果报轮转），而受对爱只以亲依止缘为缘；爱发生在速行里，是「果报如此，速行可变」的下手处。追问路径：请一位学员举「被一句话惹恼／被一句赞美说动」的例子，一起标出：哪一个是受（不由己），哪一个是爱（可作意）？——引导到「受不是『我』，爱也不是『我』，但爱正是我们能看清、能作意的地方」。可再补一问：看清这一点，会让你更沮丧，还是更有希望？引导到「看清机制＝修行起点」。</w:t>
       </w:r>
     </w:p>
     <w:p>
       <w:pPr>
-        <w:ind w:left="340"/>
+        <w:pStyle w:val="ListNumber"/>
       </w:pPr>
       <w:r>
         <w:rPr>
           <w:b/>
-          <w:sz w:val="21"/>
-        </w:rPr>
-        <w:t xml:space="preserve">1. </w:t>
-      </w:r>
-      <w:r>
-        <w:rPr>
-          <w:sz w:val="21"/>
-        </w:rPr>
-        <w:t>烦恼轮转：无明、爱、取</w:t>
+        </w:rPr>
+        <w:t>「爱」怎样变成「取」？抓住不放的力气是从哪来的？</w:t>
+      </w:r>
+      <w:r>
+        <w:rPr>
+          <w:b w:val="0"/>
+        </w:rPr>
+        <w:t xml:space="preserve"> 原文说：取的特相是执取、作用是不放开、现起是强烈的爱与见、近因是爱；欲取就是「既强且固的欲爱」。追问路径：请一位学员描述一次「知道不好却忍不住」（如刷小视频）的经验，标出：爱在哪一步、取在哪一步、见又在哪一步？——引导到「取不是突然出现的，是爱数数重复、越想越美而硬化的」。可再补一问：如果此刻只是「知道」而不加批判，力气会不会小一点？</w:t>
       </w:r>
     </w:p>
     <w:p>
       <w:pPr>
-        <w:ind w:left="340"/>
+        <w:pStyle w:val="ListNumber"/>
       </w:pPr>
       <w:r>
         <w:rPr>
           <w:b/>
-          <w:sz w:val="21"/>
-        </w:rPr>
-        <w:t xml:space="preserve">2. </w:t>
-      </w:r>
-      <w:r>
-        <w:rPr>
-          <w:sz w:val="21"/>
-        </w:rPr>
-        <w:t>业轮转：行、业有（=业因）</w:t>
+        </w:rPr>
+        <w:t>「有」一面是造业（业有），一面是果报（生有）——那我们平时说的「我的生活」，究竟是谁在造、谁在受？</w:t>
+      </w:r>
+      <w:r>
+        <w:rPr>
+          <w:b w:val="0"/>
+        </w:rPr>
+        <w:t xml:space="preserve"> 原文说：业有＝令有（福行、非福行、不动行），生有＝存在（欲有、色有、无色有）；现在因的「业有」连结未来果的「生有」。追问路径：请大家看「起个念头—说句话—做个决定」这件小事，问：这里面哪一部分是「业有」？——引导到「我们每天其实都在悄悄为未来写作业有」；再问：既然如此，「取缘有」的刹车踩在哪里？引导到「在爱与取之间留一点觉知」，留待第 8 周「受缘爱下手处」再深谈。</w:t>
       </w:r>
     </w:p>
     <w:p>
       <w:pPr>
-        <w:ind w:left="340"/>
+        <w:ind w:left="170"/>
+        <w:pBdr>
+          <w:left w:val="single" w:sz="18" w:space="4" w:color="1E4620"/>
+        </w:pBdr>
+        <w:shd w:val="clear" w:fill="F2F5FA"/>
       </w:pPr>
       <w:r>
         <w:rPr>
           <w:b/>
-          <w:sz w:val="21"/>
-        </w:rPr>
-        <w:t xml:space="preserve">3. </w:t>
-      </w:r>
-      <w:r>
-        <w:rPr>
-          <w:sz w:val="21"/>
-        </w:rPr>
-        <w:t>果报轮转：生有（=业果）——识、名色、六处、触、受</w:t>
-      </w:r>
-    </w:p>
-    <w:p>
-      <w:r>
-        <w:rPr>
-          <w:sz w:val="21"/>
-        </w:rPr>
-        <w:t>在此，特别指的是有爱。爱有三种：欲爱、有爱、无有爱。</w:t>
-      </w:r>
-    </w:p>
-    <w:p>
-      <w:r>
-        <w:rPr>
-          <w:sz w:val="21"/>
-        </w:rPr>
-        <w:t>欲爱是感官的爱。有爱是对生命之有的爱，一般都伴随着常见，认为死了以后还有来生，比如想要一个好的来生所以要行善，透由善趣回归到某一个永恒的地方，让生命变得更加美好。（如果认为"人死如灯灭，今朝有酒今朝醉"，这种是断灭见，是无有爱。）所以有爱是导致去善趣的特别原因。</w:t>
+        </w:rPr>
+        <w:t>分层追问</w:t>
+      </w:r>
+      <w:r>
+        <w:rPr>
+          <w:b w:val="0"/>
+        </w:rPr>
+        <w:t>（可视时间取用，由浅入深）：</w:t>
       </w:r>
     </w:p>
     <w:p>
       <w:pPr>
-        <w:spacing w:before="40" w:after="80"/>
-        <w:ind w:left="283"/>
-        <w:shd w:val="clear" w:color="auto" w:fill="EDF6EF"/>
+        <w:ind w:left="170"/>
         <w:pBdr>
-          <w:left w:val="single" w:sz="20" w:space="6" w:color="1E5631"/>
+          <w:left w:val="single" w:sz="18" w:space="4" w:color="1E4620"/>
         </w:pBdr>
+        <w:shd w:val="clear" w:fill="F2F5FA"/>
       </w:pPr>
       <w:r>
         <w:rPr>
-          <w:sz w:val="20"/>
-        </w:rPr>
-        <w:t>💡 共读提示：三段材料共读约 30 分钟。建议「材料①分三人接力读（每人约 3–4 分钟），材料②由一人速读要点（可只读上列重点段，其余课后自读），材料③由一人读词义与九类分别」；每读完一段停 20–30 秒，请大家回到自己身上找一次对应的经验，再继续。</w:t>
+          <w:b w:val="0"/>
+        </w:rPr>
+        <w:t>- 【现象】回想这周，有哪种感觉一出现，你就忍不住想再要一次？</w:t>
       </w:r>
     </w:p>
     <w:p>
       <w:pPr>
-        <w:spacing w:before="160" w:after="80"/>
+        <w:ind w:left="170"/>
+        <w:pBdr>
+          <w:left w:val="single" w:sz="18" w:space="4" w:color="1E4620"/>
+        </w:pBdr>
+        <w:shd w:val="clear" w:fill="F2F5FA"/>
       </w:pPr>
       <w:r>
         <w:rPr>
-          <w:rFonts w:ascii="Microsoft YaHei" w:hAnsi="Microsoft YaHei" w:eastAsia="Microsoft YaHei"/>
-          <w:b/>
-          <w:color w:val="1E5631"/>
-          <w:sz w:val="28"/>
-        </w:rPr>
-        <w:t>💬 第一轮分享（20 min）</w:t>
-      </w:r>
-    </w:p>
-    <w:p>
-      <w:r>
-        <w:rPr>
-          <w:sz w:val="21"/>
-        </w:rPr>
-        <w:t>请就以下问题，任选一个分享：</w:t>
+          <w:b w:val="0"/>
+        </w:rPr>
+        <w:t>- 【影响】「想要」变成「非得到不可」的时候，你身上发生了什么变化？</w:t>
       </w:r>
     </w:p>
     <w:p>
       <w:pPr>
-        <w:ind w:left="340"/>
+        <w:ind w:left="170"/>
+        <w:pBdr>
+          <w:left w:val="single" w:sz="18" w:space="4" w:color="1E4620"/>
+        </w:pBdr>
+        <w:shd w:val="clear" w:fill="F2F5FA"/>
       </w:pPr>
       <w:r>
         <w:rPr>
+          <w:b w:val="0"/>
+        </w:rPr>
+        <w:t>- 【应对】这周给自己一次机会，在想要时先等十秒，看那股劲会不会变。</w:t>
+      </w:r>
+    </w:p>
+    <w:p>
+      <w:r>
+        <w:rPr>
           <w:b/>
-          <w:sz w:val="21"/>
-        </w:rPr>
-        <w:t xml:space="preserve">1. </w:t>
-      </w:r>
-      <w:r>
-        <w:rPr>
-          <w:sz w:val="21"/>
-        </w:rPr>
-        <w:t>今天静心时，当你回想到那个「很舒服」的时刻，有没有一丝「想要多一点」的微细倾向？它出现得快还是慢？你能在身体哪里感觉到它？</w:t>
+          <w:color w:val="1E4620"/>
+          <w:sz w:val="26"/>
+        </w:rPr>
+        <w:t>🧘 禅修练习（15 min）</w:t>
+      </w:r>
+    </w:p>
+    <w:p>
+      <w:r>
+        <w:rPr>
+          <w:b/>
+        </w:rPr>
+        <w:t>请跟随引导练习</w:t>
+      </w:r>
+      <w:r>
+        <w:rPr>
+          <w:b w:val="0"/>
+        </w:rPr>
+        <w:t>：</w:t>
+      </w:r>
+    </w:p>
+    <w:p>
+      <w:r>
+        <w:rPr>
+          <w:b w:val="0"/>
+        </w:rPr>
+        <w:t>请大家坐好，轻轻闭上眼睛，做三次深呼吸，把身体安放在当下。</w:t>
+      </w:r>
+    </w:p>
+    <w:p>
+      <w:r>
+        <w:rPr>
+          <w:b w:val="0"/>
+        </w:rPr>
+        <w:t>今天我们不刻意去找什么，只是安静地坐着，让心自然放松。慢慢地，留意一下此刻身体上最明显的一处感受——也许是坐垫的压迫、空气的凉、肩膀的紧。知道它，就够了。</w:t>
+      </w:r>
+    </w:p>
+    <w:p>
+      <w:r>
+        <w:rPr>
+          <w:b w:val="0"/>
+        </w:rPr>
+        <w:t>现在，把这个感受辨认一下：它是舒服的、不舒服的，还是不苦不乐的？这是「受」。</w:t>
+      </w:r>
+    </w:p>
+    <w:p>
+      <w:r>
+        <w:rPr>
+          <w:b w:val="0"/>
+        </w:rPr>
+        <w:t>接着，轻轻地问自己一句（不用回答出声）：对这个感受，我心里有没有一点点「想要它多一点」或「想要它走开」？如果有，那就是「爱」。它可能很细微，甚至只是一个方向。</w:t>
+      </w:r>
+    </w:p>
+    <w:p>
+      <w:r>
+        <w:rPr>
+          <w:b w:val="0"/>
+        </w:rPr>
+        <w:t>再问一句：这个「想要」后面，我有没有马上开始盘算——要怎么得到它、或者要怎么摆脱它？如果开始盘算、开始舍不得放，那就是「取」的苗头。</w:t>
+      </w:r>
+    </w:p>
+    <w:p>
+      <w:r>
+        <w:rPr>
+          <w:b w:val="0"/>
+        </w:rPr>
+        <w:t>我们不阻止它，也不责备自己。只是知道：受在这里，爱在这里，取在这里。看清它，它就松了一点。</w:t>
+      </w:r>
+    </w:p>
+    <w:p>
+      <w:r>
+        <w:rPr>
+          <w:b w:val="0"/>
+        </w:rPr>
+        <w:t>好，把注意力放回呼吸，安安静静地坐一会儿……（静默约 3 分钟）……</w:t>
+      </w:r>
+    </w:p>
+    <w:p>
+      <w:r>
+        <w:rPr>
+          <w:b w:val="0"/>
+        </w:rPr>
+        <w:t>现在，慢慢把注意力带回身体，感觉坐姿、感觉双手，准备好时，轻轻睁开眼睛。</w:t>
       </w:r>
     </w:p>
     <w:p>
       <w:pPr>
-        <w:ind w:left="340"/>
+        <w:ind w:left="170"/>
+        <w:pBdr>
+          <w:left w:val="single" w:sz="18" w:space="4" w:color="1E4620"/>
+        </w:pBdr>
+        <w:shd w:val="clear" w:fill="F2F5FA"/>
       </w:pPr>
       <w:r>
         <w:rPr>
+          <w:b w:val="0"/>
+        </w:rPr>
+        <w:t xml:space="preserve">⚠️ </w:t>
+      </w:r>
+      <w:r>
+        <w:rPr>
           <w:b/>
-          <w:sz w:val="21"/>
-        </w:rPr>
-        <w:t xml:space="preserve">2. </w:t>
-      </w:r>
-      <w:r>
-        <w:rPr>
-          <w:sz w:val="21"/>
-        </w:rPr>
-        <w:t>回想最近一次「特别想要」或「特别不要」的经验，请只描述：当时的受是什么（乐／苦／捨）、后来心里做了什么（放下、还是抓住）。不必讲事情本身的对错，也不必说结果。</w:t>
+        </w:rPr>
+        <w:t>禅修禁忌提示</w:t>
+      </w:r>
+      <w:r>
+        <w:rPr>
+          <w:b w:val="0"/>
+        </w:rPr>
+        <w:t>：若你正处在严重抑郁、焦虑、创伤后应激，或精神类疾病的发作／用药期，或正经历强烈的情绪危机，请先咨询医生或心理师，再决定是否练习；练习中若出现明显不适（如心悸、胸闷、情绪失控），请立即停止，睁开眼睛，把注意力放回呼吸与身体，必要时离场休息。</w:t>
       </w:r>
     </w:p>
     <w:p>
-      <w:pPr>
-        <w:ind w:left="340"/>
-      </w:pPr>
       <w:r>
         <w:rPr>
           <w:b/>
-          <w:sz w:val="21"/>
-        </w:rPr>
-        <w:t xml:space="preserve">3. </w:t>
-      </w:r>
-      <w:r>
-        <w:rPr>
-          <w:sz w:val="21"/>
-        </w:rPr>
-        <w:t>读到「爱屋及乌，爱孩子就连带爱孩子的保姆」这一句，你心里第一反应是什么？你有没有发现自己曾经「一条线一路放大」的经验？</w:t>
+          <w:color w:val="1E4620"/>
+          <w:sz w:val="26"/>
+        </w:rPr>
+        <w:t>📚 扩展内容包（时间富余时使用）</w:t>
       </w:r>
     </w:p>
     <w:p>
-      <w:pPr>
-        <w:spacing w:before="160" w:after="80"/>
-      </w:pPr>
-      <w:r>
-        <w:rPr>
-          <w:rFonts w:ascii="Microsoft YaHei" w:hAnsi="Microsoft YaHei" w:eastAsia="Microsoft YaHei"/>
+      <w:r>
+        <w:rPr>
           <w:b/>
-          <w:color w:val="1E5631"/>
-          <w:sz w:val="28"/>
-        </w:rPr>
-        <w:t>🎯 主题讨论（35 min）</w:t>
+        </w:rPr>
+        <w:t>扩展一：「有」的论典界定——业有与生有。</w:t>
+      </w:r>
+      <w:r>
+        <w:rPr>
+          <w:b w:val="0"/>
+        </w:rPr>
+        <w:t xml:space="preserve"> 请一位学员把材料③「以一种等」九类分别与下列论典界定并排读：论典把「有」分成「业有」(kammabhava)和「生有」(upapattibhava)——「为了获得来世而造作的业，称为业有……这 29 种心中的思心所称为业有」；「由这些善或不善业引生的下一世的业生诸蕴，即业生色（果报身）和果报名法，称为生有」。可见：「有」不是一个静态的名相，而是「造业」与「受果」的两面；我们此刻的每一个思，都在为未来的「生有」写下条件。（本段引自《阿毗达摩讲要(下).pdf》「有支」段，属延伸材料，完整界定见「延伸阅读」。）</w:t>
       </w:r>
     </w:p>
     <w:p>
       <w:r>
         <w:rPr>
-          <w:sz w:val="21"/>
-        </w:rPr>
-        <w:t>讨论问题（按优先级）：</w:t>
+          <w:b/>
+        </w:rPr>
+        <w:t>扩展二：从「一次刷手机」回看爱、取、有。</w:t>
+      </w:r>
+      <w:r>
+        <w:rPr>
+          <w:b w:val="0"/>
+        </w:rPr>
+        <w:t xml:space="preserve"> 请大家挑一次真实的滑手机：手指触屏（触）、屏幕的光与内容让你舒服或不舒服（受）、想要再看一条（爱）、舍不得放下、越看越想看（取）、于是继续造作（业有）、为下一次的习惯留下倾向（生有的趋向）。问：这条链条里，无明在哪一个缺口「进来」？——呼应材料②「皆是六处为缘……以爱为缘生取，以取为缘生有」。</w:t>
       </w:r>
     </w:p>
     <w:p>
-      <w:pPr>
-        <w:ind w:left="340"/>
-      </w:pPr>
       <w:r>
         <w:rPr>
           <w:b/>
-          <w:sz w:val="21"/>
-        </w:rPr>
-        <w:t xml:space="preserve">1. </w:t>
-      </w:r>
-      <w:r>
-        <w:rPr>
-          <w:b/>
-          <w:sz w:val="21"/>
-        </w:rPr>
-        <w:t>受是果报，爱却是我们可以作意的地方——那么「我」到底在哪一环？</w:t>
-      </w:r>
-      <w:r>
-        <w:rPr>
-          <w:sz w:val="21"/>
-        </w:rPr>
-        <w:t xml:space="preserve"> 原文说：受是果报（名色、六入、触、受属果报轮转），而受对爱只以亲依止缘为缘；爱发生在速行里，是「果报如此，速行可变」的下手处。追问路径：请一位学员举「被一句话惹恼／被一句赞美说动」的例子，一起标出：哪一个是受（不由己），哪一个是爱（可作意）？——引导到「受不是『我』，爱也不是『我』，但爱正是我们能看清、能作意的地方」。可再补一问：看清这一点，会让你更沮丧，还是更有希望？引导到「看清机制＝修行起点」。</w:t>
+        </w:rPr>
+        <w:t>扩展三：本周名相一页纸（可课前印发，供复习）。</w:t>
+      </w:r>
+      <w:r>
+        <w:rPr>
+          <w:b w:val="0"/>
+        </w:rPr>
+        <w:t xml:space="preserve"> 爱（taṇhā）＝对可爱所的渴爱，略说六种（色、声、香、味、触、法爱），配欲爱、有爱、无有爱，展开成一百零八种；取（upādāna）＝既强且固的爱与邪见，有欲取、见取、戒禁取、我语取四种，其中我语取最微细、须初果道智方能断除；有（bhava）＝业有（令有：福行、非福行、不动行）与生有（存在：欲有、色有、无色有）；三连接中「现在因的业有连结未来果的生有」。一望可知：受与爱之间靠自然亲依止缘，爱与取之间靠亲依止缘（越重复越牢固），取与有之间靠业缘——三支串起来，就是「烦恼→业→果报」的一轮。</w:t>
       </w:r>
     </w:p>
     <w:p>
-      <w:pPr>
-        <w:ind w:left="340"/>
-      </w:pPr>
       <w:r>
         <w:rPr>
           <w:b/>
-          <w:sz w:val="21"/>
-        </w:rPr>
-        <w:t xml:space="preserve">2. </w:t>
+        </w:rPr>
+        <w:t>扩展四：一张「爱—取—有」随身卡（口头引导，不占时）。</w:t>
+      </w:r>
+      <w:r>
+        <w:rPr>
+          <w:b w:val="0"/>
+        </w:rPr>
+        <w:t xml:space="preserve"> 请把本周的三个词写在一张小卡上：爱＝心里那一点「想要」；取＝想要变成「抓住不放」；有＝抓住之后开始盘算、行动与造作。每当被情绪带走时，只需在心里默问三句——「刚才的受是什么？」「我想要它多一点，还是想让它走开？」「我开始盘算了吗？」看清一句，就松开一分。</w:t>
       </w:r>
       <w:r>
         <w:rPr>
           <w:b/>
-          <w:sz w:val="21"/>
-        </w:rPr>
-        <w:t>「爱」怎样变成「取」？抓住不放的力气是从哪来的？</w:t>
-      </w:r>
-      <w:r>
-        <w:rPr>
-          <w:sz w:val="21"/>
-        </w:rPr>
-        <w:t xml:space="preserve"> 原文说：取的特相是执取、作用是不放开、现起是强烈的爱与见、近因是爱；欲取就是「既强且固的欲爱」。追问路径：请一位学员描述一次「知道不好却忍不住」（如刷小视频）的经验，标出：爱在哪一步、取在哪一步、见又在哪一步？——引导到「取不是突然出现的，是爱数数重复、越想越美而硬化的」。可再补一问：如果此刻只是「知道」而不加批判，力气会不会小一点？</w:t>
+        </w:rPr>
+        <w:t>提醒：本卡是观察工具，不是评分表；看清即收获。</w:t>
       </w:r>
     </w:p>
     <w:p>
-      <w:pPr>
-        <w:ind w:left="340"/>
-      </w:pPr>
       <w:r>
         <w:rPr>
           <w:b/>
-          <w:sz w:val="21"/>
-        </w:rPr>
-        <w:t xml:space="preserve">3. </w:t>
-      </w:r>
-      <w:r>
-        <w:rPr>
-          <w:b/>
-          <w:sz w:val="21"/>
-        </w:rPr>
-        <w:t>「有」一面是造业（业有），一面是果报（生有）——那我们平时说的「我的生活」，究竟是谁在造、谁在受？</w:t>
-      </w:r>
-      <w:r>
-        <w:rPr>
-          <w:sz w:val="21"/>
-        </w:rPr>
-        <w:t xml:space="preserve"> 原文说：业有＝令有（福行、非福行、不动行），生有＝存在（欲有、色有、无色有）；现在因的「业有」连结未来果的「生有」。追问路径：请大家看「起个念头—说句话—做个决定」这件小事，问：这里面哪一部分是「业有」？——引导到「我们每天其实都在悄悄为未来写作业有」；再问：既然如此，「取缘有」的刹车踩在哪里？引导到「在爱与取之间留一点觉知」，留待第 8 周「受缘爱下手处」再深谈。</w:t>
+          <w:color w:val="1E4620"/>
+          <w:sz w:val="26"/>
+        </w:rPr>
+        <w:t>🔚 收尾与回向（15 min）</w:t>
       </w:r>
     </w:p>
     <w:p>
-      <w:pPr>
-        <w:spacing w:before="40" w:after="80"/>
-        <w:ind w:left="283"/>
-        <w:shd w:val="clear" w:color="auto" w:fill="EDF6EF"/>
-        <w:pBdr>
-          <w:left w:val="single" w:sz="20" w:space="6" w:color="1E5631"/>
-        </w:pBdr>
-      </w:pPr>
       <w:r>
         <w:rPr>
           <w:b/>
-          <w:sz w:val="20"/>
-        </w:rPr>
-        <w:t>分层追问</w:t>
-      </w:r>
-      <w:r>
-        <w:rPr>
-          <w:sz w:val="20"/>
-        </w:rPr>
-        <w:t>（可视时间取用，由浅入深）： - 【现象】回想这周，有哪种感觉一出现，你就忍不住想再要一次？ - 【影响】「想要」变成「非得到不可」的时候，你身上发生了什么变化？ - 【应对】这周给自己一次机会，在想要时先等十秒，看那股劲会不会变。</w:t>
+        </w:rPr>
+        <w:t>总结引导</w:t>
+      </w:r>
+      <w:r>
+        <w:rPr>
+          <w:b w:val="0"/>
+        </w:rPr>
+        <w:t>（照读即可）：</w:t>
       </w:r>
     </w:p>
     <w:p>
-      <w:pPr>
-        <w:spacing w:before="160" w:after="80"/>
-      </w:pPr>
-      <w:r>
-        <w:rPr>
-          <w:rFonts w:ascii="Microsoft YaHei" w:hAnsi="Microsoft YaHei" w:eastAsia="Microsoft YaHei"/>
-          <w:b/>
-          <w:color w:val="1E5631"/>
-          <w:sz w:val="28"/>
-        </w:rPr>
-        <w:t>🧘 禅修练习（15 min）</w:t>
+      <w:r>
+        <w:rPr>
+          <w:b w:val="0"/>
+        </w:rPr>
+        <w:t>今天，我们用三个词把第八至十支串了起来：「爱」「固」「积」。爱，是受一生起，心里那一点想要；固，是爱一次又一次数数生起，变得既强且固，成为取；积，是取推动造作身语意业，积成业有，并推向未来的生有。原文告诉我们：受与爱之间只以自然亲依止缘相连，「果报如此，速行可变」——受虽多分不由己，但面对同样的受，我们可以笑一笑，也可以翻脸，这就是修行真正能下手的点；也告诉我们：四取之中我语取最微细，须初果道智方能断除，所以不要急着跟自己算账——看清它，比消灭它更重要。今晚练习的重点很朴素：在受与爱之间，留一点觉知。</w:t>
       </w:r>
     </w:p>
     <w:p>
       <w:r>
         <w:rPr>
           <w:b/>
-          <w:sz w:val="21"/>
-        </w:rPr>
-        <w:t>请跟随引导练习</w:t>
-      </w:r>
-      <w:r>
-        <w:rPr>
-          <w:sz w:val="21"/>
-        </w:rPr>
-        <w:t>：</w:t>
+        </w:rPr>
+        <w:t>下周预告</w:t>
+      </w:r>
+      <w:r>
+        <w:rPr>
+          <w:b w:val="0"/>
+        </w:rPr>
+        <w:t>：第6周，我们将顺着「有」往下走，进入第十一至十二支——生、老死与缘起闭环。看看「业有」如何带来「生有」，生之后为何必然有老死、愁悲苦忧恼，也看看这条轮转之环，在哪里可以松出一个缺口。</w:t>
       </w:r>
     </w:p>
     <w:p>
       <w:r>
         <w:rPr>
-          <w:sz w:val="21"/>
-        </w:rPr>
-        <w:t>请大家坐好，轻轻闭上眼睛，做三次深呼吸，把身体安放在当下。</w:t>
+          <w:b/>
+        </w:rPr>
+        <w:t>回向词</w:t>
+      </w:r>
+      <w:r>
+        <w:rPr>
+          <w:b w:val="0"/>
+        </w:rPr>
+        <w:t>（照读四句）：</w:t>
       </w:r>
     </w:p>
     <w:p>
       <w:r>
         <w:rPr>
-          <w:sz w:val="21"/>
-        </w:rPr>
-        <w:t>今天我们不刻意去找什么，只是安静地坐着，让心自然放松。慢慢地，留意一下此刻身体上最明显的一处感受——也许是坐垫的压迫、空气的凉、肩膀的紧。知道它，就够了。</w:t>
+          <w:b w:val="0"/>
+        </w:rPr>
+        <w:t>愿以此功德，普及于一切；</w:t>
       </w:r>
     </w:p>
     <w:p>
       <w:r>
         <w:rPr>
-          <w:sz w:val="21"/>
-        </w:rPr>
-        <w:t>现在，把这个感受辨认一下：它是舒服的、不舒服的，还是不苦不乐的？这是「受」。</w:t>
+          <w:b w:val="0"/>
+        </w:rPr>
+        <w:t>我等与众生，皆共成佛道。</w:t>
       </w:r>
     </w:p>
     <w:p>
       <w:r>
         <w:rPr>
-          <w:sz w:val="21"/>
-        </w:rPr>
-        <w:t>接着，轻轻地问自己一句（不用回答出声）：对这个感受，我心里有没有一点点「想要它多一点」或「想要它走开」？如果有，那就是「爱」。它可能很细微，甚至只是一个方向。</w:t>
+          <w:b w:val="0"/>
+        </w:rPr>
+        <w:t>愿此修行与学习之善业，成为我们与一切众生证得涅槃的助缘；</w:t>
       </w:r>
     </w:p>
     <w:p>
       <w:r>
         <w:rPr>
-          <w:sz w:val="21"/>
-        </w:rPr>
-        <w:t>再问一句：这个「想要」后面，我有没有马上开始盘算——要怎么得到它、或者要怎么摆脱它？如果开始盘算、开始舍不得放，那就是「取」的苗头。</w:t>
-      </w:r>
-    </w:p>
-    <w:p>
-      <w:r>
-        <w:rPr>
-          <w:sz w:val="21"/>
-        </w:rPr>
-        <w:t>我们不阻止它，也不责备自己。只是知道：受在这里，爱在这里，取在这里。看清它，它就松了一点。</w:t>
-      </w:r>
-    </w:p>
-    <w:p>
-      <w:r>
-        <w:rPr>
-          <w:sz w:val="21"/>
-        </w:rPr>
-        <w:t>好，把注意力放回呼吸，安安静静地坐一会儿……（静默约 3 分钟）……</w:t>
-      </w:r>
-    </w:p>
-    <w:p>
-      <w:r>
-        <w:rPr>
-          <w:sz w:val="21"/>
-        </w:rPr>
-        <w:t>现在，慢慢把注意力带回身体，感觉坐姿、感觉双手，准备好时，轻轻睁开眼睛。</w:t>
-      </w:r>
-    </w:p>
-    <w:p>
-      <w:pPr>
-        <w:spacing w:before="40" w:after="80"/>
-        <w:ind w:left="283"/>
-        <w:shd w:val="clear" w:color="auto" w:fill="EDF6EF"/>
-        <w:pBdr>
-          <w:left w:val="single" w:sz="20" w:space="6" w:color="1E5631"/>
-        </w:pBdr>
-      </w:pPr>
-      <w:r>
-        <w:rPr>
-          <w:sz w:val="20"/>
-        </w:rPr>
-        <w:t xml:space="preserve">⚠️ </w:t>
-      </w:r>
-      <w:r>
-        <w:rPr>
-          <w:b/>
-          <w:sz w:val="20"/>
-        </w:rPr>
-        <w:t>禅修禁忌提示</w:t>
-      </w:r>
-      <w:r>
-        <w:rPr>
-          <w:sz w:val="20"/>
-        </w:rPr>
-        <w:t>：若你正处在严重抑郁、焦虑、创伤后应激，或精神类疾病的发作／用药期，或正经历强烈的情绪危机，请先咨询医生或心理师，再决定是否练习；练习中若出现明显不适（如心悸、胸闷、情绪失控），请立即停止，睁开眼睛，把注意力放回呼吸与身体，必要时离场休息。</w:t>
-      </w:r>
-    </w:p>
-    <w:p>
-      <w:pPr>
-        <w:spacing w:before="160" w:after="80"/>
-      </w:pPr>
-      <w:r>
-        <w:rPr>
-          <w:rFonts w:ascii="Microsoft YaHei" w:hAnsi="Microsoft YaHei" w:eastAsia="Microsoft YaHei"/>
-          <w:b/>
-          <w:color w:val="1E5631"/>
-          <w:sz w:val="28"/>
-        </w:rPr>
-        <w:t>📚 扩展内容包（时间富余时使用）</w:t>
-      </w:r>
-    </w:p>
-    <w:p>
-      <w:r>
-        <w:rPr>
-          <w:b/>
-          <w:sz w:val="21"/>
-        </w:rPr>
-        <w:t>扩展一：「有」的论典界定——业有与生有。</w:t>
-      </w:r>
-      <w:r>
-        <w:rPr>
-          <w:sz w:val="21"/>
-        </w:rPr>
-        <w:t xml:space="preserve"> 请一位学员把材料③「以一种等」九类分别与下列论典界定并排读：论典把「有」分成「业有」(kammabhava)和「生有」(upapattibhava)——「为了获得来世而造作的业，称为业有……这 29 种心中的思心所称为业有」；「由这些善或不善业引生的下一世的业生诸蕴，即业生色（果报身）和果报名法，称为生有」。可见：「有」不是一个静态的名相，而是「造业」与「受果」的两面；我们此刻的每一个思，都在为未来的「生有」写下条件。（本段引自《阿毗达摩讲要(下).pdf》「有支」段，属延伸材料，完整界定见「延伸阅读」。）</w:t>
-      </w:r>
-    </w:p>
-    <w:p>
-      <w:r>
-        <w:rPr>
-          <w:b/>
-          <w:sz w:val="21"/>
-        </w:rPr>
-        <w:t>扩展二：从「一次刷手机」回看爱、取、有。</w:t>
-      </w:r>
-      <w:r>
-        <w:rPr>
-          <w:sz w:val="21"/>
-        </w:rPr>
-        <w:t xml:space="preserve"> 请大家挑一次真实的滑手机：手指触屏（触）、屏幕的光与内容让你舒服或不舒服（受）、想要再看一条（爱）、舍不得放下、越看越想看（取）、于是继续造作（业有）、为下一次的习惯留下倾向（生有的趋向）。问：这条链条里，无明在哪一个缺口「进来」？——呼应材料②「皆是六处为缘……以爱为缘生取，以取为缘生有」。</w:t>
-      </w:r>
-    </w:p>
-    <w:p>
-      <w:r>
-        <w:rPr>
-          <w:b/>
-          <w:sz w:val="21"/>
-        </w:rPr>
-        <w:t>扩展三：本周名相一页纸（可课前印发，供复习）。</w:t>
-      </w:r>
-      <w:r>
-        <w:rPr>
-          <w:sz w:val="21"/>
-        </w:rPr>
-        <w:t xml:space="preserve"> 爱（taṇhā）＝对可爱所的渴爱，略说六种（色、声、香、味、触、法爱），配欲爱、有爱、无有爱，展开成一百零八种；取（upādāna）＝既强且固的爱与邪见，有欲取、见取、戒禁取、我语取四种，其中我语取最微细、须初果道智方能断除；有（bhava）＝业有（令有：福行、非福行、不动行）与生有（存在：欲有、色有、无色有）；三连接中「现在因的业有连结未来果的生有」。一望可知：受与爱之间靠自然亲依止缘，爱与取之间靠亲依止缘（越重复越牢固），取与有之间靠业缘——三支串起来，就是「烦恼→业→果报」的一轮。</w:t>
-      </w:r>
-    </w:p>
-    <w:p>
-      <w:r>
-        <w:rPr>
-          <w:b/>
-          <w:sz w:val="21"/>
-        </w:rPr>
-        <w:t>扩展四：一张「爱—取—有」随身卡（口头引导，不占时）。</w:t>
-      </w:r>
-      <w:r>
-        <w:rPr>
-          <w:sz w:val="21"/>
-        </w:rPr>
-        <w:t xml:space="preserve"> 请把本周的三个词写在一张小卡上：爱＝心里那一点「想要」；取＝想要变成「抓住不放」；有＝抓住之后开始盘算、行动与造作。每当被情绪带走时，只需在心里默问三句——「刚才的受是什么？」「我想要它多一点，还是想让它走开？」「我开始盘算了吗？」看清一句，就松开一分。</w:t>
-      </w:r>
-      <w:r>
-        <w:rPr>
-          <w:b/>
-          <w:sz w:val="21"/>
-        </w:rPr>
-        <w:t>提醒：本卡是观察工具，不是评分表；看清即收获。</w:t>
-      </w:r>
-    </w:p>
-    <w:p>
-      <w:pPr>
-        <w:spacing w:before="160" w:after="80"/>
-      </w:pPr>
-      <w:r>
-        <w:rPr>
-          <w:rFonts w:ascii="Microsoft YaHei" w:hAnsi="Microsoft YaHei" w:eastAsia="Microsoft YaHei"/>
-          <w:b/>
-          <w:color w:val="1E5631"/>
-          <w:sz w:val="28"/>
-        </w:rPr>
-        <w:t>🔚 收尾与回向（15 min）</w:t>
-      </w:r>
-    </w:p>
-    <w:p>
-      <w:r>
-        <w:rPr>
-          <w:b/>
-          <w:sz w:val="21"/>
-        </w:rPr>
-        <w:t>总结引导</w:t>
-      </w:r>
-      <w:r>
-        <w:rPr>
-          <w:sz w:val="21"/>
-        </w:rPr>
-        <w:t>（照读即可）：</w:t>
-      </w:r>
-    </w:p>
-    <w:p>
-      <w:r>
-        <w:rPr>
-          <w:sz w:val="21"/>
-        </w:rPr>
-        <w:t>今天，我们用三个词把第八至十支串了起来：「爱」「固」「积」。爱，是受一生起，心里那一点想要；固，是爱一次又一次数数生起，变得既强且固，成为取；积，是取推动造作身语意业，积成业有，并推向未来的生有。原文告诉我们：受与爱之间只以自然亲依止缘相连，「果报如此，速行可变」——受虽多分不由己，但面对同样的受，我们可以笑一笑，也可以翻脸，这就是修行真正能下手的点；也告诉我们：四取之中我语取最微细，须初果道智方能断除，所以不要急着跟自己算账——看清它，比消灭它更重要。今晚练习的重点很朴素：在受与爱之间，留一点觉知。</w:t>
-      </w:r>
-    </w:p>
-    <w:p>
-      <w:r>
-        <w:rPr>
-          <w:b/>
-          <w:sz w:val="21"/>
-        </w:rPr>
-        <w:t>下周预告</w:t>
-      </w:r>
-      <w:r>
-        <w:rPr>
-          <w:sz w:val="21"/>
-        </w:rPr>
-        <w:t>：第6周，我们将顺着「有」往下走，进入第十一至十二支——生、老死与缘起闭环。看看「业有」如何带来「生有」，生之后为何必然有老死、愁悲苦忧恼，也看看这条轮转之环，在哪里可以松出一个缺口。</w:t>
-      </w:r>
-    </w:p>
-    <w:p>
-      <w:r>
-        <w:rPr>
-          <w:b/>
-          <w:sz w:val="21"/>
-        </w:rPr>
-        <w:t>回向词</w:t>
-      </w:r>
-      <w:r>
-        <w:rPr>
-          <w:sz w:val="21"/>
-        </w:rPr>
-        <w:t>（照读四句）：</w:t>
-      </w:r>
-    </w:p>
-    <w:p>
-      <w:r>
-        <w:rPr>
-          <w:sz w:val="21"/>
-        </w:rPr>
-        <w:t>愿以此功德，普及于一切；</w:t>
-      </w:r>
-    </w:p>
-    <w:p>
-      <w:r>
-        <w:rPr>
-          <w:sz w:val="21"/>
-        </w:rPr>
-        <w:t>我等与众生，皆共成佛道。</w:t>
-      </w:r>
-    </w:p>
-    <w:p>
-      <w:r>
-        <w:rPr>
-          <w:sz w:val="21"/>
-        </w:rPr>
-        <w:t>愿此修行与学习之善业，成为我们与一切众生证得涅槃的助缘；</w:t>
-      </w:r>
-    </w:p>
-    <w:p>
-      <w:r>
-        <w:rPr>
-          <w:sz w:val="21"/>
+          <w:b w:val="0"/>
         </w:rPr>
         <w:t>愿一切众生，远离苦及苦因，共享此功德。</w:t>
       </w:r>
@@ -2735,7 +2480,11 @@
       <w:pStyle w:val="Footer"/>
       <w:jc w:val="center"/>
     </w:pPr>
-    <w:fldSimple w:instr="PAGE"/>
+    <w:r>
+      <w:fldChar w:fldCharType="begin"/>
+      <w:instrText xml:space="preserve">PAGE</w:instrText>
+      <w:fldChar w:fldCharType="end"/>
+    </w:r>
   </w:p>
 </w:ftr>
 </file>
@@ -2749,10 +2498,10 @@
     </w:pPr>
     <w:r>
       <w:rPr>
-        <w:color w:val="808080"/>
+        <w:color w:val="1E4620"/>
         <w:sz w:val="16"/>
       </w:rPr>
-      <w:t>读书会11·第5周·第八至十支——爱、取、有（朗读优化版）</w:t>
+      <w:t>读书会11 · 第5周 · 朗读优化版（8周版） · 学员版</w:t>
     </w:r>
   </w:p>
 </w:hdr>
@@ -3121,11 +2870,8 @@
     <w:name w:val="Normal"/>
     <w:qFormat/>
     <w:rsid w:val="00FC693F"/>
-    <w:pPr>
-      <w:spacing w:line="324" w:lineRule="auto" w:after="60"/>
-    </w:pPr>
     <w:rPr>
-      <w:rFonts w:ascii="Microsoft YaHei" w:hAnsi="Microsoft YaHei" w:eastAsia="Microsoft YaHei"/>
+      <w:rFonts w:ascii="等线" w:hAnsi="等线" w:eastAsia="宋体"/>
       <w:sz w:val="21"/>
     </w:rPr>
   </w:style>
